--- a/src/content/bios/Mansholt-SL 2013.docx
+++ b/src/content/bios/Mansholt-SL 2013.docx
@@ -1,6 +1,6 @@
 
 <file path=word/document.xml><?xml version="1.0" encoding="utf-8"?>
-<w:document xmlns:wpc="http://schemas.microsoft.com/office/word/2010/wordprocessingCanvas" xmlns:cx="http://schemas.microsoft.com/office/drawing/2014/chartex" xmlns:cx1="http://schemas.microsoft.com/office/drawing/2015/9/8/chartex" xmlns:cx2="http://schemas.microsoft.com/office/drawing/2015/10/21/chartex" xmlns:cx3="http://schemas.microsoft.com/office/drawing/2016/5/9/chartex" xmlns:cx4="http://schemas.microsoft.com/office/drawing/2016/5/10/chartex" xmlns:cx5="http://schemas.microsoft.com/office/drawing/2016/5/11/chartex" xmlns:cx6="http://schemas.microsoft.com/office/drawing/2016/5/12/chartex" xmlns:cx7="http://schemas.microsoft.com/office/drawing/2016/5/13/chartex" xmlns:cx8="http://schemas.microsoft.com/office/drawing/2016/5/14/chartex" xmlns:mc="http://schemas.openxmlformats.org/markup-compatibility/2006" xmlns:aink="http://schemas.microsoft.com/office/drawing/2016/ink" xmlns:am3d="http://schemas.microsoft.com/office/drawing/2017/model3d" xmlns:o="urn:schemas-microsoft-com:office:office" xmlns:oel="http://schemas.microsoft.com/office/2019/extlst" xmlns:r="http://schemas.openxmlformats.org/officeDocument/2006/relationships" xmlns:m="http://schemas.openxmlformats.org/officeDocument/2006/math" xmlns:v="urn:schemas-microsoft-com:vml" xmlns:wp14="http://schemas.microsoft.com/office/word/2010/wordprocessingDrawing" xmlns:wp="http://schemas.openxmlformats.org/drawingml/2006/wordprocessingDrawing" xmlns:w10="urn:schemas-microsoft-com:office:word" xmlns:w="http://schemas.openxmlformats.org/wordprocessingml/2006/main" xmlns:w14="http://schemas.microsoft.com/office/word/2010/wordml" xmlns:w15="http://schemas.microsoft.com/office/word/2012/wordml" xmlns:w16cex="http://schemas.microsoft.com/office/word/2018/wordml/cex" xmlns:w16cid="http://schemas.microsoft.com/office/word/2016/wordml/cid" xmlns:w16="http://schemas.microsoft.com/office/word/2018/wordml" xmlns:w16du="http://schemas.microsoft.com/office/word/2023/wordml/word16du" xmlns:w16sdtdh="http://schemas.microsoft.com/office/word/2020/wordml/sdtdatahash" xmlns:w16sdtfl="http://schemas.microsoft.com/office/word/2024/wordml/sdtformatlock" xmlns:w16se="http://schemas.microsoft.com/office/word/2015/wordml/symex" xmlns:wpg="http://schemas.microsoft.com/office/word/2010/wordprocessingGroup" xmlns:wpi="http://schemas.microsoft.com/office/word/2010/wordprocessingInk" xmlns:wne="http://schemas.microsoft.com/office/word/2006/wordml" xmlns:wps="http://schemas.microsoft.com/office/word/2010/wordprocessingShape" mc:Ignorable="w14 w15 w16se w16cid w16 w16cex w16sdtdh w16sdtfl w16du wp14">
+<w:document xmlns:wpc="http://schemas.microsoft.com/office/word/2010/wordprocessingCanvas" xmlns:cx="http://schemas.microsoft.com/office/drawing/2014/chartex" xmlns:cx1="http://schemas.microsoft.com/office/drawing/2015/9/8/chartex" xmlns:cx2="http://schemas.microsoft.com/office/drawing/2015/10/21/chartex" xmlns:cx3="http://schemas.microsoft.com/office/drawing/2016/5/9/chartex" xmlns:cx4="http://schemas.microsoft.com/office/drawing/2016/5/10/chartex" xmlns:cx5="http://schemas.microsoft.com/office/drawing/2016/5/11/chartex" xmlns:cx6="http://schemas.microsoft.com/office/drawing/2016/5/12/chartex" xmlns:cx7="http://schemas.microsoft.com/office/drawing/2016/5/13/chartex" xmlns:cx8="http://schemas.microsoft.com/office/drawing/2016/5/14/chartex" xmlns:mc="http://schemas.openxmlformats.org/markup-compatibility/2006" xmlns:m="http://schemas.openxmlformats.org/officeDocument/2006/math" xmlns:aink="http://schemas.microsoft.com/office/drawing/2016/ink" xmlns:am3d="http://schemas.microsoft.com/office/drawing/2017/model3d" xmlns:oel="http://schemas.microsoft.com/office/2019/extlst" xmlns:r="http://schemas.openxmlformats.org/officeDocument/2006/relationships" xmlns:wp14="http://schemas.microsoft.com/office/word/2010/wordprocessingDrawing" xmlns:wp="http://schemas.openxmlformats.org/drawingml/2006/wordprocessingDrawing" xmlns:wpg="http://schemas.microsoft.com/office/word/2010/wordprocessingGroup" xmlns:wpi="http://schemas.microsoft.com/office/word/2010/wordprocessingInk" xmlns:wps="http://schemas.microsoft.com/office/word/2010/wordprocessingShape" xmlns:o="urn:schemas-microsoft-com:office:office" xmlns:v="urn:schemas-microsoft-com:vml" xmlns:w10="urn:schemas-microsoft-com:office:word" xmlns:w="http://schemas.openxmlformats.org/wordprocessingml/2006/main" xmlns:w14="http://schemas.microsoft.com/office/word/2010/wordml" xmlns:w15="http://schemas.microsoft.com/office/word/2012/wordml" xmlns:w16cei="http://schemas.microsoft.com/office/word/2026/wordml/cei" xmlns:w16cex="http://schemas.microsoft.com/office/word/2018/wordml/cex" xmlns:w16cid="http://schemas.microsoft.com/office/word/2016/wordml/cid" xmlns:w16="http://schemas.microsoft.com/office/word/2018/wordml" xmlns:w16sdtdh="http://schemas.microsoft.com/office/word/2020/wordml/sdtdatahash" xmlns:w16sdtfl="http://schemas.microsoft.com/office/word/2024/wordml/sdtformatlock" xmlns:w16se="http://schemas.microsoft.com/office/word/2015/wordml/symex" xmlns:w16du="http://schemas.microsoft.com/office/word/2023/wordml/word16du" xmlns:wne="http://schemas.microsoft.com/office/word/2006/wordml" mc:Ignorable="w14 w15 w16se w16cid w16 w16cex w16sdtdh w16sdtfl w16du wp14">
   <w:body>
     <w:p>
       <w:pPr>
@@ -136,119 +136,77 @@
         <w:rPr>
           <w:b/>
         </w:rPr>
-        <w:t xml:space="preserve">He was the son of </w:t>
+        <w:t xml:space="preserve">He was the son of Lambertus </w:t>
       </w:r>
       <w:proofErr w:type="spellStart"/>
       <w:r>
         <w:rPr>
           <w:b/>
         </w:rPr>
-        <w:t>Lambertus</w:t>
+        <w:t>Helbrig</w:t>
       </w:r>
       <w:proofErr w:type="spellEnd"/>
       <w:r>
         <w:rPr>
           <w:b/>
         </w:rPr>
-        <w:t xml:space="preserve"> </w:t>
+        <w:t xml:space="preserve"> Mansholt, farmer</w:t>
+      </w:r>
+      <w:r>
+        <w:rPr>
+          <w:b/>
+        </w:rPr>
+        <w:t xml:space="preserve"> and </w:t>
+      </w:r>
+      <w:r>
+        <w:rPr>
+          <w:b/>
+        </w:rPr>
+        <w:t>member of the Provincial Executive</w:t>
+      </w:r>
+      <w:r>
+        <w:rPr>
+          <w:b/>
+        </w:rPr>
+        <w:t xml:space="preserve">, and </w:t>
       </w:r>
       <w:proofErr w:type="spellStart"/>
       <w:r>
         <w:rPr>
           <w:b/>
         </w:rPr>
-        <w:t>Helbrig</w:t>
+        <w:t>Wabina</w:t>
       </w:r>
       <w:proofErr w:type="spellEnd"/>
       <w:r>
         <w:rPr>
           <w:b/>
         </w:rPr>
-        <w:t xml:space="preserve"> </w:t>
-      </w:r>
-      <w:proofErr w:type="spellStart"/>
+        <w:t xml:space="preserve"> Andreae,</w:t>
+      </w:r>
       <w:r>
         <w:rPr>
           <w:b/>
         </w:rPr>
-        <w:t>Mansholt</w:t>
-      </w:r>
-      <w:proofErr w:type="spellEnd"/>
+        <w:t xml:space="preserve"> </w:t>
+      </w:r>
       <w:r>
         <w:rPr>
           <w:b/>
         </w:rPr>
-        <w:t>, farmer</w:t>
+        <w:t xml:space="preserve">teacher and </w:t>
       </w:r>
       <w:r>
         <w:rPr>
           <w:b/>
         </w:rPr>
-        <w:t xml:space="preserve"> and </w:t>
+        <w:t xml:space="preserve">political activist. </w:t>
       </w:r>
       <w:r>
         <w:rPr>
           <w:b/>
         </w:rPr>
-        <w:t>member of the Provincial Executive</w:t>
-      </w:r>
-      <w:r>
-        <w:rPr>
-          <w:b/>
-        </w:rPr>
-        <w:t xml:space="preserve">, and </w:t>
-      </w:r>
-      <w:proofErr w:type="spellStart"/>
-      <w:r>
-        <w:rPr>
-          <w:b/>
-        </w:rPr>
-        <w:t>Wabina</w:t>
-      </w:r>
-      <w:proofErr w:type="spellEnd"/>
-      <w:r>
-        <w:rPr>
-          <w:b/>
-        </w:rPr>
-        <w:t xml:space="preserve"> Andreae,</w:t>
-      </w:r>
-      <w:r>
-        <w:rPr>
-          <w:b/>
-        </w:rPr>
-        <w:t xml:space="preserve"> </w:t>
-      </w:r>
-      <w:r>
-        <w:rPr>
-          <w:b/>
-        </w:rPr>
-        <w:t xml:space="preserve">teacher and </w:t>
-      </w:r>
-      <w:r>
-        <w:rPr>
-          <w:b/>
-        </w:rPr>
-        <w:t xml:space="preserve">political activist. </w:t>
-      </w:r>
-      <w:r>
-        <w:rPr>
-          <w:b/>
-        </w:rPr>
-        <w:t xml:space="preserve">On 17 January 1938 he married </w:t>
-      </w:r>
-      <w:proofErr w:type="spellStart"/>
-      <w:r>
-        <w:rPr>
-          <w:b/>
-        </w:rPr>
-        <w:t>Hendrika</w:t>
-      </w:r>
-      <w:proofErr w:type="spellEnd"/>
-      <w:r>
-        <w:rPr>
-          <w:b/>
-        </w:rPr>
-        <w:t xml:space="preserve"> Johanna Postel</w:t>
+        <w:t>On 17 January 1938 he married Hendrika Johanna Postel</w:t>
       </w:r>
       <w:r>
         <w:rPr>
@@ -299,13 +257,12 @@
       <w:r>
         <w:rPr>
           <w:noProof/>
-          <w:lang w:val="en-US" w:eastAsia="nl-NL"/>
         </w:rPr>
         <w:drawing>
-          <wp:inline distT="0" distB="0" distL="0" distR="0" wp14:anchorId="794F7503" wp14:editId="7848E4B4">
-            <wp:extent cx="1572895" cy="2326769"/>
-            <wp:effectExtent l="25400" t="0" r="1905" b="0"/>
-            <wp:docPr id="2" name="Afbeelding 2"/>
+          <wp:inline distT="0" distB="0" distL="0" distR="0" wp14:anchorId="676726E0" wp14:editId="03D15662">
+            <wp:extent cx="2063882" cy="2756549"/>
+            <wp:effectExtent l="0" t="0" r="6350" b="0"/>
+            <wp:docPr id="549579784" name="Afbeelding 1"/>
             <wp:cNvGraphicFramePr>
               <a:graphicFrameLocks xmlns:a="http://schemas.openxmlformats.org/drawingml/2006/main" noChangeAspect="1"/>
             </wp:cNvGraphicFramePr>
@@ -313,33 +270,29 @@
               <a:graphicData uri="http://schemas.openxmlformats.org/drawingml/2006/picture">
                 <pic:pic xmlns:pic="http://schemas.openxmlformats.org/drawingml/2006/picture">
                   <pic:nvPicPr>
-                    <pic:cNvPr id="0" name="Picture 2"/>
-                    <pic:cNvPicPr>
-                      <a:picLocks noChangeAspect="1" noChangeArrowheads="1"/>
-                    </pic:cNvPicPr>
+                    <pic:cNvPr id="549579784" name="Afbeelding 549579784"/>
+                    <pic:cNvPicPr/>
                   </pic:nvPicPr>
                   <pic:blipFill>
-                    <a:blip r:embed="rId6"/>
-                    <a:srcRect/>
+                    <a:blip r:embed="rId6" cstate="print">
+                      <a:extLst>
+                        <a:ext uri="{28A0092B-C50C-407E-A947-70E740481C1C}">
+                          <a14:useLocalDpi xmlns:a14="http://schemas.microsoft.com/office/drawing/2010/main" val="0"/>
+                        </a:ext>
+                      </a:extLst>
+                    </a:blip>
                     <a:stretch>
                       <a:fillRect/>
                     </a:stretch>
                   </pic:blipFill>
-                  <pic:spPr bwMode="auto">
+                  <pic:spPr>
                     <a:xfrm>
                       <a:off x="0" y="0"/>
-                      <a:ext cx="1575577" cy="2330736"/>
+                      <a:ext cx="2074941" cy="2771319"/>
                     </a:xfrm>
                     <a:prstGeom prst="rect">
                       <a:avLst/>
                     </a:prstGeom>
-                    <a:noFill/>
-                    <a:ln w="9525">
-                      <a:noFill/>
-                      <a:miter lim="800000"/>
-                      <a:headEnd/>
-                      <a:tailEnd/>
-                    </a:ln>
                   </pic:spPr>
                 </pic:pic>
               </a:graphicData>
@@ -356,7 +309,10 @@
         <w:t xml:space="preserve">Source: </w:t>
       </w:r>
       <w:r>
-        <w:t>European Commission, Brussels</w:t>
+        <w:rPr>
+          <w:rFonts w:cs="Times New Roman"/>
+        </w:rPr>
+        <w:t>Mansholt, 23 October 2012, European Union, 2026, photographer Marcelle Jamar</w:t>
       </w:r>
     </w:p>
     <w:p>
@@ -394,686 +350,667 @@
       <w:pPr>
         <w:jc w:val="both"/>
       </w:pPr>
+      <w:r>
+        <w:t>Ma</w:t>
+      </w:r>
+      <w:r>
+        <w:t>nsholt’s grandparents and parents were</w:t>
+      </w:r>
+      <w:r>
+        <w:t xml:space="preserve"> farmers </w:t>
+      </w:r>
+      <w:r>
+        <w:t xml:space="preserve">in the northern province of Groningen </w:t>
+      </w:r>
+      <w:r>
+        <w:t>who</w:t>
+      </w:r>
+      <w:r>
+        <w:t xml:space="preserve"> were actively engaged in the progressive Social-Democratic Labour Party</w:t>
+      </w:r>
+      <w:r>
+        <w:t xml:space="preserve"> and</w:t>
+      </w:r>
+      <w:r>
+        <w:t xml:space="preserve"> sought to treat their labourers well</w:t>
+      </w:r>
+      <w:r>
+        <w:t>.</w:t>
+      </w:r>
+      <w:r>
+        <w:t xml:space="preserve"> They </w:t>
+      </w:r>
+      <w:r>
+        <w:t>argued, following</w:t>
+      </w:r>
+      <w:r>
+        <w:t xml:space="preserve"> the</w:t>
+      </w:r>
+      <w:r>
+        <w:t xml:space="preserve"> thought of</w:t>
+      </w:r>
+      <w:r>
+        <w:t xml:space="preserve"> American p</w:t>
+      </w:r>
+      <w:r>
+        <w:t>olitical economist Henry George</w:t>
+      </w:r>
+      <w:r>
+        <w:t>,</w:t>
+      </w:r>
+      <w:r>
+        <w:t xml:space="preserve"> </w:t>
+      </w:r>
+      <w:r>
+        <w:t xml:space="preserve">that society should share the economic rent of </w:t>
+      </w:r>
+      <w:r>
+        <w:t>land,</w:t>
+      </w:r>
+      <w:r>
+        <w:t xml:space="preserve"> </w:t>
+      </w:r>
+      <w:r>
+        <w:t xml:space="preserve">rather than </w:t>
+      </w:r>
+      <w:r>
+        <w:t xml:space="preserve">the land </w:t>
+      </w:r>
+      <w:r>
+        <w:t xml:space="preserve">being </w:t>
+      </w:r>
+      <w:r>
+        <w:t xml:space="preserve">owned </w:t>
+      </w:r>
+      <w:r>
+        <w:t xml:space="preserve">privately. </w:t>
+      </w:r>
+      <w:r>
+        <w:t>Due to disagreement among the children</w:t>
+      </w:r>
+      <w:r>
+        <w:t>,</w:t>
+      </w:r>
+      <w:r>
+        <w:t xml:space="preserve"> </w:t>
+      </w:r>
+      <w:r>
+        <w:t>their sizeable</w:t>
+      </w:r>
+      <w:r>
+        <w:t xml:space="preserve"> </w:t>
+      </w:r>
+      <w:r>
+        <w:t>farm had to be sold when the grandfather died</w:t>
+      </w:r>
+      <w:r>
+        <w:t xml:space="preserve"> in 1921</w:t>
+      </w:r>
+      <w:r>
+        <w:t>.</w:t>
+      </w:r>
+      <w:r>
+        <w:t xml:space="preserve"> </w:t>
+      </w:r>
+      <w:r>
+        <w:t xml:space="preserve">The </w:t>
+      </w:r>
+      <w:r>
+        <w:t>parents</w:t>
+      </w:r>
+      <w:r>
+        <w:t xml:space="preserve"> moved to a villa and</w:t>
+      </w:r>
+      <w:r>
+        <w:t xml:space="preserve"> </w:t>
+      </w:r>
+      <w:r>
+        <w:t>were able to</w:t>
+      </w:r>
+      <w:r>
+        <w:t xml:space="preserve"> afford a </w:t>
+      </w:r>
+      <w:r>
+        <w:t>motorboat</w:t>
+      </w:r>
+      <w:r>
+        <w:t xml:space="preserve"> and a Buick</w:t>
+      </w:r>
+      <w:r>
+        <w:t>.</w:t>
+      </w:r>
+      <w:r>
+        <w:t xml:space="preserve"> </w:t>
+      </w:r>
+      <w:r>
+        <w:t>Both</w:t>
+      </w:r>
+      <w:r>
+        <w:t xml:space="preserve"> </w:t>
+      </w:r>
+      <w:r>
+        <w:t xml:space="preserve">encouraged Mansholt’s interest in </w:t>
+      </w:r>
+      <w:r>
+        <w:t xml:space="preserve">understanding </w:t>
+      </w:r>
+      <w:r>
+        <w:t>the functioning of engines. The</w:t>
+      </w:r>
+      <w:r>
+        <w:t xml:space="preserve"> parents</w:t>
+      </w:r>
+      <w:r>
+        <w:t xml:space="preserve"> </w:t>
+      </w:r>
+      <w:r>
+        <w:t xml:space="preserve">did not force their opinions on their </w:t>
+      </w:r>
+      <w:r>
+        <w:t xml:space="preserve">five children, two girls and three boys, </w:t>
+      </w:r>
+      <w:r>
+        <w:t xml:space="preserve">but made them aware of </w:t>
+      </w:r>
+      <w:r>
+        <w:t xml:space="preserve">their compassion for people in need and </w:t>
+      </w:r>
+      <w:r>
+        <w:t xml:space="preserve">the struggle for a </w:t>
+      </w:r>
+      <w:r>
+        <w:t>‘</w:t>
+      </w:r>
+      <w:r>
+        <w:t>better</w:t>
+      </w:r>
+      <w:r>
+        <w:t>’</w:t>
+      </w:r>
+      <w:r>
+        <w:t xml:space="preserve"> society. </w:t>
+      </w:r>
+      <w:r>
+        <w:t xml:space="preserve">At </w:t>
+      </w:r>
+      <w:r>
+        <w:t>s</w:t>
+      </w:r>
+      <w:r>
+        <w:t>eco</w:t>
+      </w:r>
+      <w:r>
+        <w:t xml:space="preserve">ndary school </w:t>
+      </w:r>
+      <w:r>
+        <w:t xml:space="preserve">Mansholt’s </w:t>
+      </w:r>
+      <w:r>
+        <w:t xml:space="preserve">poor results </w:t>
+      </w:r>
+      <w:r>
+        <w:t>caused him</w:t>
+      </w:r>
+      <w:r>
+        <w:t xml:space="preserve"> </w:t>
+      </w:r>
+      <w:r>
+        <w:t>to repeat</w:t>
+      </w:r>
+      <w:r>
+        <w:t xml:space="preserve"> two classes</w:t>
+      </w:r>
+      <w:r>
+        <w:t xml:space="preserve"> </w:t>
+      </w:r>
+      <w:r>
+        <w:t>before graduating in 1927</w:t>
+      </w:r>
+      <w:r>
+        <w:t xml:space="preserve">. He </w:t>
+      </w:r>
+      <w:r>
+        <w:t>mov</w:t>
+      </w:r>
+      <w:r>
+        <w:t>ed</w:t>
+      </w:r>
+      <w:r>
+        <w:t xml:space="preserve"> to the Secondary Colonial Agricultural College in Deventer, where he lived in lodgings</w:t>
+      </w:r>
+      <w:r>
+        <w:t xml:space="preserve"> </w:t>
+      </w:r>
+      <w:proofErr w:type="gramStart"/>
+      <w:r>
+        <w:t>during</w:t>
+      </w:r>
+      <w:proofErr w:type="gramEnd"/>
+      <w:r>
+        <w:t xml:space="preserve"> three years</w:t>
+      </w:r>
+      <w:r>
+        <w:t xml:space="preserve">, spending the holidays with his parents. </w:t>
+      </w:r>
+      <w:r>
+        <w:t xml:space="preserve">His plan to leave for the Dutch colonies in Indonesia as a tobacco </w:t>
+      </w:r>
+      <w:r>
+        <w:t>planter had to be postpon</w:t>
+      </w:r>
+      <w:r>
+        <w:t xml:space="preserve">ed due to the economic crisis. </w:t>
+      </w:r>
+      <w:r>
+        <w:t xml:space="preserve">He </w:t>
+      </w:r>
+      <w:r>
+        <w:t>work</w:t>
+      </w:r>
+      <w:r>
+        <w:t>ed</w:t>
+      </w:r>
+      <w:r>
+        <w:t xml:space="preserve"> as a mechanic in a garage and</w:t>
+      </w:r>
+      <w:r>
+        <w:t xml:space="preserve"> as a volunte</w:t>
+      </w:r>
+      <w:r>
+        <w:t xml:space="preserve">er </w:t>
+      </w:r>
+      <w:r>
+        <w:t>laboratory</w:t>
+      </w:r>
+      <w:r>
+        <w:t xml:space="preserve"> assistant in a state experimental farm</w:t>
+      </w:r>
+      <w:r>
+        <w:t>.</w:t>
+      </w:r>
+      <w:r>
+        <w:t xml:space="preserve"> </w:t>
+      </w:r>
+      <w:r>
+        <w:t xml:space="preserve">In 1933 he had </w:t>
+      </w:r>
+      <w:r>
+        <w:t>an internship in a cheese factory</w:t>
+      </w:r>
+      <w:r>
+        <w:t xml:space="preserve"> and</w:t>
+      </w:r>
+      <w:r>
+        <w:t xml:space="preserve"> then became</w:t>
+      </w:r>
+      <w:r>
+        <w:t xml:space="preserve"> a temporary employee in th</w:t>
+      </w:r>
+      <w:r>
+        <w:t xml:space="preserve">e supervisory department of the Government Bureau </w:t>
+      </w:r>
+      <w:r>
+        <w:t>that monitored</w:t>
+      </w:r>
+      <w:r>
+        <w:t xml:space="preserve"> the implementation of the 1931</w:t>
+      </w:r>
+      <w:r>
+        <w:t xml:space="preserve"> Wheat Act. </w:t>
+      </w:r>
+      <w:r>
+        <w:t>I</w:t>
+      </w:r>
+      <w:r>
+        <w:t xml:space="preserve">n March 1934 </w:t>
+      </w:r>
+      <w:r>
+        <w:t xml:space="preserve">he </w:t>
+      </w:r>
+      <w:r>
+        <w:t>was able to travel to</w:t>
+      </w:r>
+      <w:r>
+        <w:t xml:space="preserve"> Indonesia</w:t>
+      </w:r>
+      <w:r>
+        <w:t xml:space="preserve">, where he supervised the work </w:t>
+      </w:r>
+      <w:r>
+        <w:t>o</w:t>
+      </w:r>
+      <w:r>
+        <w:t xml:space="preserve">n </w:t>
+      </w:r>
+      <w:r>
+        <w:t>a tea plantation on West Java.</w:t>
+      </w:r>
+      <w:r>
+        <w:t xml:space="preserve"> H</w:t>
+      </w:r>
+      <w:r>
+        <w:t>e did his work properly</w:t>
+      </w:r>
+      <w:r>
+        <w:t>,</w:t>
+      </w:r>
+      <w:r>
+        <w:t xml:space="preserve"> but his</w:t>
+      </w:r>
+      <w:r>
+        <w:t xml:space="preserve"> position </w:t>
+      </w:r>
+      <w:r>
+        <w:t xml:space="preserve">became </w:t>
+      </w:r>
+      <w:r>
+        <w:t>complicated</w:t>
+      </w:r>
+      <w:r>
+        <w:t xml:space="preserve"> </w:t>
+      </w:r>
+      <w:r>
+        <w:t>since</w:t>
+      </w:r>
+      <w:r>
+        <w:t xml:space="preserve"> h</w:t>
+      </w:r>
+      <w:r>
+        <w:t xml:space="preserve">e admired the culture of the native labourers and </w:t>
+      </w:r>
+      <w:r>
+        <w:t>condemn</w:t>
+      </w:r>
+      <w:r>
+        <w:t xml:space="preserve">ed their poor living and working conditions, including the </w:t>
+      </w:r>
+      <w:r>
+        <w:t>lower payment of women</w:t>
+      </w:r>
+      <w:r>
+        <w:t>. He</w:t>
+      </w:r>
+      <w:r>
+        <w:t xml:space="preserve"> </w:t>
+      </w:r>
+      <w:r>
+        <w:t xml:space="preserve">also </w:t>
+      </w:r>
+      <w:r>
+        <w:t xml:space="preserve">disliked the </w:t>
+      </w:r>
+      <w:r>
+        <w:t xml:space="preserve">rise of </w:t>
+      </w:r>
+      <w:r>
+        <w:t>F</w:t>
+      </w:r>
+      <w:r>
+        <w:t xml:space="preserve">ascist </w:t>
+      </w:r>
+      <w:r>
+        <w:t>ideas</w:t>
+      </w:r>
+      <w:r>
+        <w:t xml:space="preserve"> as encouraged by </w:t>
+      </w:r>
+      <w:r>
+        <w:t>some</w:t>
+      </w:r>
+      <w:r>
+        <w:t xml:space="preserve"> authorities</w:t>
+      </w:r>
+      <w:r>
+        <w:t>. His political awareness grew</w:t>
+      </w:r>
+      <w:r>
+        <w:t>,</w:t>
+      </w:r>
+      <w:r>
+        <w:t xml:space="preserve"> and </w:t>
+      </w:r>
+      <w:r>
+        <w:t xml:space="preserve">in letters </w:t>
+      </w:r>
+      <w:r>
+        <w:t xml:space="preserve">to </w:t>
+      </w:r>
+      <w:r>
+        <w:t xml:space="preserve">his parents </w:t>
+      </w:r>
+      <w:r>
+        <w:t xml:space="preserve">he discussed </w:t>
+      </w:r>
+      <w:r>
+        <w:t xml:space="preserve">whether it </w:t>
+      </w:r>
+      <w:r>
+        <w:t>would be</w:t>
+      </w:r>
+      <w:r>
+        <w:t xml:space="preserve"> better to </w:t>
+      </w:r>
+      <w:r>
+        <w:t>openl</w:t>
+      </w:r>
+      <w:r>
+        <w:t xml:space="preserve">y </w:t>
+      </w:r>
+      <w:r>
+        <w:t>express</w:t>
+      </w:r>
+      <w:r>
+        <w:t xml:space="preserve"> his political convictions, which,</w:t>
+      </w:r>
+      <w:r>
+        <w:t xml:space="preserve"> however</w:t>
+      </w:r>
+      <w:r>
+        <w:t>,</w:t>
+      </w:r>
+      <w:r>
+        <w:t xml:space="preserve"> would </w:t>
+      </w:r>
+      <w:r>
+        <w:t>frustrate</w:t>
+      </w:r>
+      <w:r>
+        <w:t xml:space="preserve"> his career.</w:t>
+      </w:r>
+      <w:r>
+        <w:t xml:space="preserve"> In the </w:t>
+      </w:r>
+      <w:proofErr w:type="gramStart"/>
+      <w:r>
+        <w:t>summer of 1935</w:t>
+      </w:r>
+      <w:proofErr w:type="gramEnd"/>
+      <w:r>
+        <w:t xml:space="preserve"> he decided to return to the Netherlands where he </w:t>
+      </w:r>
+      <w:r>
+        <w:t xml:space="preserve">could </w:t>
+      </w:r>
+      <w:r>
+        <w:t xml:space="preserve">be </w:t>
+      </w:r>
+      <w:r>
+        <w:t>frank</w:t>
+      </w:r>
+      <w:r>
+        <w:t xml:space="preserve"> about convictions and </w:t>
+      </w:r>
+      <w:r>
+        <w:t xml:space="preserve">become a farmer </w:t>
+      </w:r>
+      <w:r>
+        <w:t>if</w:t>
+      </w:r>
+      <w:r>
+        <w:t xml:space="preserve"> </w:t>
+      </w:r>
+      <w:r>
+        <w:t xml:space="preserve">he could win </w:t>
+      </w:r>
+      <w:r>
+        <w:t xml:space="preserve">a plot in the </w:t>
+      </w:r>
+      <w:r>
+        <w:t xml:space="preserve">newly drained lake </w:t>
+      </w:r>
       <w:proofErr w:type="spellStart"/>
       <w:r>
-        <w:t>Ma</w:t>
-      </w:r>
-      <w:r>
-        <w:t>nsholt’s</w:t>
+        <w:t>Wieringermeer</w:t>
       </w:r>
       <w:proofErr w:type="spellEnd"/>
       <w:r>
-        <w:t xml:space="preserve"> grandparents and parents were</w:t>
-      </w:r>
-      <w:r>
-        <w:t xml:space="preserve"> farmers </w:t>
-      </w:r>
-      <w:r>
-        <w:t xml:space="preserve">in the northern province of Groningen </w:t>
-      </w:r>
-      <w:r>
-        <w:t>who</w:t>
-      </w:r>
-      <w:r>
-        <w:t xml:space="preserve"> were actively engaged in the progressive Social-Democratic Labour Party</w:t>
-      </w:r>
-      <w:r>
-        <w:t xml:space="preserve"> and</w:t>
-      </w:r>
-      <w:r>
-        <w:t xml:space="preserve"> sought to treat their labourers well</w:t>
-      </w:r>
-      <w:r>
         <w:t>.</w:t>
       </w:r>
       <w:r>
-        <w:t xml:space="preserve"> They </w:t>
-      </w:r>
-      <w:r>
-        <w:t>argued, following</w:t>
-      </w:r>
-      <w:r>
-        <w:t xml:space="preserve"> the</w:t>
-      </w:r>
-      <w:r>
-        <w:t xml:space="preserve"> thought of</w:t>
-      </w:r>
-      <w:r>
-        <w:t xml:space="preserve"> American p</w:t>
-      </w:r>
-      <w:r>
-        <w:t>olitical economist Henry George</w:t>
+        <w:t xml:space="preserve"> </w:t>
+      </w:r>
+      <w:r>
+        <w:t>His father</w:t>
+      </w:r>
+      <w:r>
+        <w:t xml:space="preserve"> had </w:t>
+      </w:r>
+      <w:r>
+        <w:lastRenderedPageBreak/>
+        <w:t>mentioned this opportunity.</w:t>
+      </w:r>
+      <w:r>
+        <w:t xml:space="preserve"> </w:t>
+      </w:r>
+      <w:r>
+        <w:t>He</w:t>
+      </w:r>
+      <w:r>
+        <w:t xml:space="preserve"> liked it that the</w:t>
+      </w:r>
+      <w:r>
+        <w:t xml:space="preserve"> public </w:t>
+      </w:r>
+      <w:r>
+        <w:t>polder authority</w:t>
+      </w:r>
+      <w:r>
+        <w:t xml:space="preserve"> </w:t>
+      </w:r>
+      <w:r>
+        <w:t xml:space="preserve">also </w:t>
+      </w:r>
+      <w:r>
+        <w:t xml:space="preserve">managed </w:t>
+      </w:r>
+      <w:r>
+        <w:t xml:space="preserve">the </w:t>
+      </w:r>
+      <w:r>
+        <w:t>infrastructure and cultivation</w:t>
+      </w:r>
+      <w:r>
+        <w:t xml:space="preserve"> of the new land</w:t>
+      </w:r>
+      <w:r>
+        <w:t xml:space="preserve">. </w:t>
+      </w:r>
+      <w:r>
+        <w:t xml:space="preserve">In January 1936 </w:t>
+      </w:r>
+      <w:r>
+        <w:t>Mansholt</w:t>
+      </w:r>
+      <w:r>
+        <w:t xml:space="preserve"> handed in his </w:t>
+      </w:r>
+      <w:r>
+        <w:t>resignation</w:t>
+      </w:r>
+      <w:r>
+        <w:t xml:space="preserve"> </w:t>
+      </w:r>
+      <w:r>
+        <w:t>and</w:t>
       </w:r>
       <w:r>
         <w:t>,</w:t>
       </w:r>
       <w:r>
-        <w:t xml:space="preserve"> </w:t>
-      </w:r>
-      <w:r>
-        <w:t xml:space="preserve">that society should share the economic rent of </w:t>
-      </w:r>
-      <w:r>
-        <w:t>land,</w:t>
-      </w:r>
-      <w:r>
-        <w:t xml:space="preserve"> </w:t>
-      </w:r>
-      <w:r>
-        <w:t xml:space="preserve">rather than </w:t>
-      </w:r>
-      <w:r>
-        <w:t xml:space="preserve">the land </w:t>
-      </w:r>
-      <w:r>
-        <w:t xml:space="preserve">being </w:t>
-      </w:r>
-      <w:r>
-        <w:t xml:space="preserve">owned </w:t>
-      </w:r>
-      <w:r>
-        <w:t xml:space="preserve">privately. </w:t>
-      </w:r>
-      <w:r>
-        <w:t>Due to disagreement among the children</w:t>
+        <w:t xml:space="preserve"> after </w:t>
+      </w:r>
+      <w:r>
+        <w:t>touring</w:t>
+      </w:r>
+      <w:r>
+        <w:t xml:space="preserve"> Java and Sumatra</w:t>
       </w:r>
       <w:r>
         <w:t>,</w:t>
       </w:r>
       <w:r>
-        <w:t xml:space="preserve"> </w:t>
-      </w:r>
-      <w:r>
-        <w:t>their sizeable</w:t>
-      </w:r>
-      <w:r>
-        <w:t xml:space="preserve"> </w:t>
-      </w:r>
-      <w:r>
-        <w:t>farm had to be sold when the grandfather died</w:t>
-      </w:r>
-      <w:r>
-        <w:t xml:space="preserve"> in 1921</w:t>
-      </w:r>
-      <w:r>
-        <w:t>.</w:t>
-      </w:r>
-      <w:r>
-        <w:t xml:space="preserve"> </w:t>
-      </w:r>
-      <w:r>
-        <w:t xml:space="preserve">The </w:t>
-      </w:r>
-      <w:r>
-        <w:t>parents</w:t>
-      </w:r>
-      <w:r>
-        <w:t xml:space="preserve"> moved to a villa and</w:t>
-      </w:r>
-      <w:r>
-        <w:t xml:space="preserve"> </w:t>
-      </w:r>
-      <w:r>
-        <w:t>were able to</w:t>
-      </w:r>
-      <w:r>
-        <w:t xml:space="preserve"> afford a </w:t>
-      </w:r>
-      <w:r>
-        <w:t>motorboat</w:t>
-      </w:r>
-      <w:r>
-        <w:t xml:space="preserve"> and a Buick</w:t>
-      </w:r>
-      <w:r>
-        <w:t>.</w:t>
-      </w:r>
-      <w:r>
-        <w:t xml:space="preserve"> </w:t>
-      </w:r>
-      <w:r>
-        <w:t>Both</w:t>
-      </w:r>
-      <w:r>
-        <w:t xml:space="preserve"> </w:t>
-      </w:r>
-      <w:r>
-        <w:t xml:space="preserve">encouraged </w:t>
+        <w:t xml:space="preserve"> returned to the Netherlands</w:t>
+      </w:r>
+      <w:r>
+        <w:t xml:space="preserve">. </w:t>
+      </w:r>
+      <w:r>
+        <w:t>Experience and being married were among t</w:t>
+      </w:r>
+      <w:r>
+        <w:t xml:space="preserve">he selection </w:t>
+      </w:r>
+      <w:r>
+        <w:t xml:space="preserve">criteria </w:t>
+      </w:r>
+      <w:r>
+        <w:t xml:space="preserve">of tenant farmers </w:t>
+      </w:r>
+      <w:r>
+        <w:t>in the model polder</w:t>
+      </w:r>
+      <w:r>
+        <w:t xml:space="preserve">. </w:t>
+      </w:r>
+      <w:r>
+        <w:t>Mansholt</w:t>
+      </w:r>
+      <w:r>
+        <w:t xml:space="preserve"> gained </w:t>
+      </w:r>
+      <w:r>
+        <w:t>experience</w:t>
+      </w:r>
+      <w:r>
+        <w:t xml:space="preserve"> </w:t>
+      </w:r>
+      <w:r>
+        <w:t xml:space="preserve">by working </w:t>
+      </w:r>
+      <w:r>
+        <w:t>at his brot</w:t>
+      </w:r>
+      <w:r>
+        <w:t>her’s farm</w:t>
+      </w:r>
+      <w:r>
+        <w:t>, also</w:t>
+      </w:r>
+      <w:r>
+        <w:t xml:space="preserve"> in</w:t>
+      </w:r>
+      <w:r>
+        <w:t xml:space="preserve"> the </w:t>
       </w:r>
       <w:proofErr w:type="spellStart"/>
       <w:r>
-        <w:t>Mansholt’s</w:t>
+        <w:t>Wieringermeer</w:t>
       </w:r>
       <w:proofErr w:type="spellEnd"/>
       <w:r>
-        <w:t xml:space="preserve"> interest in </w:t>
-      </w:r>
-      <w:r>
-        <w:t xml:space="preserve">understanding </w:t>
-      </w:r>
-      <w:r>
-        <w:t>the functioning of engines. The</w:t>
-      </w:r>
-      <w:r>
-        <w:t xml:space="preserve"> parents</w:t>
-      </w:r>
-      <w:r>
-        <w:t xml:space="preserve"> </w:t>
-      </w:r>
-      <w:r>
-        <w:t xml:space="preserve">did not force their opinions on their </w:t>
-      </w:r>
-      <w:r>
-        <w:t xml:space="preserve">five children, two girls and three boys, </w:t>
-      </w:r>
-      <w:r>
-        <w:t xml:space="preserve">but made them aware of </w:t>
-      </w:r>
-      <w:r>
-        <w:t xml:space="preserve">their compassion for people in need and </w:t>
-      </w:r>
-      <w:r>
-        <w:t xml:space="preserve">the struggle for a </w:t>
-      </w:r>
-      <w:r>
-        <w:t>‘</w:t>
-      </w:r>
-      <w:r>
-        <w:t>better</w:t>
-      </w:r>
-      <w:r>
-        <w:t>’</w:t>
-      </w:r>
-      <w:r>
-        <w:t xml:space="preserve"> society. </w:t>
-      </w:r>
-      <w:r>
-        <w:t xml:space="preserve">At </w:t>
-      </w:r>
-      <w:r>
-        <w:t>s</w:t>
-      </w:r>
-      <w:r>
-        <w:t>eco</w:t>
-      </w:r>
-      <w:r>
-        <w:t xml:space="preserve">ndary school </w:t>
-      </w:r>
-      <w:proofErr w:type="spellStart"/>
-      <w:r>
-        <w:t>Mansholt’s</w:t>
-      </w:r>
-      <w:proofErr w:type="spellEnd"/>
-      <w:r>
-        <w:t xml:space="preserve"> </w:t>
-      </w:r>
-      <w:r>
-        <w:t xml:space="preserve">poor results </w:t>
-      </w:r>
-      <w:r>
-        <w:t>caused him</w:t>
-      </w:r>
-      <w:r>
-        <w:t xml:space="preserve"> </w:t>
-      </w:r>
-      <w:r>
-        <w:t>to repeat</w:t>
-      </w:r>
-      <w:r>
-        <w:t xml:space="preserve"> two classes</w:t>
-      </w:r>
-      <w:r>
-        <w:t xml:space="preserve"> </w:t>
-      </w:r>
-      <w:r>
-        <w:t>before graduating in 1927</w:t>
-      </w:r>
-      <w:r>
-        <w:t xml:space="preserve">. He </w:t>
-      </w:r>
-      <w:r>
-        <w:t>mov</w:t>
-      </w:r>
-      <w:r>
-        <w:t>ed</w:t>
-      </w:r>
-      <w:r>
-        <w:t xml:space="preserve"> to the Secondary Colonial Agricultural College in Deventer, where he lived in lodgings</w:t>
-      </w:r>
-      <w:r>
-        <w:t xml:space="preserve"> </w:t>
-      </w:r>
-      <w:proofErr w:type="gramStart"/>
-      <w:r>
-        <w:t>during</w:t>
-      </w:r>
-      <w:proofErr w:type="gramEnd"/>
-      <w:r>
-        <w:t xml:space="preserve"> three years</w:t>
-      </w:r>
-      <w:r>
-        <w:t xml:space="preserve">, spending the holidays with his parents. </w:t>
-      </w:r>
-      <w:r>
-        <w:t xml:space="preserve">His plan to leave for the Dutch colonies in Indonesia as a tobacco </w:t>
-      </w:r>
-      <w:r>
-        <w:t>planter had to be postpon</w:t>
-      </w:r>
-      <w:r>
-        <w:t xml:space="preserve">ed due to the economic crisis. </w:t>
-      </w:r>
-      <w:r>
-        <w:t xml:space="preserve">He </w:t>
-      </w:r>
-      <w:r>
-        <w:t>work</w:t>
-      </w:r>
-      <w:r>
-        <w:t>ed</w:t>
-      </w:r>
-      <w:r>
-        <w:t xml:space="preserve"> as a mechanic in a garage and</w:t>
-      </w:r>
-      <w:r>
-        <w:t xml:space="preserve"> as a volunte</w:t>
-      </w:r>
-      <w:r>
-        <w:t xml:space="preserve">er </w:t>
-      </w:r>
-      <w:r>
-        <w:t>laboratory</w:t>
-      </w:r>
-      <w:r>
-        <w:t xml:space="preserve"> assistant in a state experimental farm</w:t>
-      </w:r>
-      <w:r>
-        <w:t>.</w:t>
-      </w:r>
-      <w:r>
-        <w:t xml:space="preserve"> </w:t>
-      </w:r>
-      <w:r>
-        <w:t xml:space="preserve">In 1933 he had </w:t>
-      </w:r>
-      <w:r>
-        <w:t>an internship in a cheese factory</w:t>
-      </w:r>
-      <w:r>
-        <w:t xml:space="preserve"> and</w:t>
-      </w:r>
-      <w:r>
-        <w:t xml:space="preserve"> then became</w:t>
-      </w:r>
-      <w:r>
-        <w:t xml:space="preserve"> a temporary employee in th</w:t>
-      </w:r>
-      <w:r>
-        <w:t xml:space="preserve">e supervisory department of the Government Bureau </w:t>
-      </w:r>
-      <w:r>
-        <w:t>that monitored</w:t>
-      </w:r>
-      <w:r>
-        <w:t xml:space="preserve"> the implementation of the 1931</w:t>
-      </w:r>
-      <w:r>
-        <w:t xml:space="preserve"> Wheat Act. </w:t>
-      </w:r>
-      <w:r>
-        <w:t>I</w:t>
-      </w:r>
-      <w:r>
-        <w:t xml:space="preserve">n March 1934 </w:t>
-      </w:r>
-      <w:r>
-        <w:t xml:space="preserve">he </w:t>
-      </w:r>
-      <w:r>
-        <w:t>was able to travel to</w:t>
-      </w:r>
-      <w:r>
-        <w:t xml:space="preserve"> Indonesia</w:t>
-      </w:r>
-      <w:r>
-        <w:t xml:space="preserve">, where he supervised the work </w:t>
-      </w:r>
-      <w:r>
-        <w:t>o</w:t>
-      </w:r>
-      <w:r>
-        <w:t xml:space="preserve">n </w:t>
-      </w:r>
-      <w:r>
-        <w:t>a tea plantation on West Java.</w:t>
-      </w:r>
-      <w:r>
-        <w:t xml:space="preserve"> H</w:t>
-      </w:r>
-      <w:r>
-        <w:t>e did his work properly</w:t>
-      </w:r>
-      <w:r>
         <w:t>,</w:t>
       </w:r>
       <w:r>
-        <w:t xml:space="preserve"> but his</w:t>
-      </w:r>
-      <w:r>
-        <w:t xml:space="preserve"> position </w:t>
-      </w:r>
-      <w:r>
-        <w:t xml:space="preserve">became </w:t>
-      </w:r>
-      <w:r>
-        <w:t>complicated</w:t>
-      </w:r>
-      <w:r>
-        <w:t xml:space="preserve"> </w:t>
-      </w:r>
-      <w:r>
-        <w:t>since</w:t>
-      </w:r>
-      <w:r>
-        <w:t xml:space="preserve"> h</w:t>
-      </w:r>
-      <w:r>
-        <w:t xml:space="preserve">e admired the culture of the native labourers and </w:t>
-      </w:r>
-      <w:r>
-        <w:t>condemn</w:t>
-      </w:r>
-      <w:r>
-        <w:t xml:space="preserve">ed their poor living and working conditions, including the </w:t>
-      </w:r>
-      <w:r>
-        <w:t>lower payment of women</w:t>
-      </w:r>
-      <w:r>
-        <w:t>. He</w:t>
-      </w:r>
-      <w:r>
-        <w:t xml:space="preserve"> </w:t>
-      </w:r>
-      <w:r>
-        <w:t xml:space="preserve">also </w:t>
-      </w:r>
-      <w:r>
-        <w:t xml:space="preserve">disliked the </w:t>
-      </w:r>
-      <w:r>
-        <w:t xml:space="preserve">rise of </w:t>
-      </w:r>
-      <w:r>
-        <w:t>F</w:t>
-      </w:r>
-      <w:r>
-        <w:t xml:space="preserve">ascist </w:t>
-      </w:r>
-      <w:r>
-        <w:t>ideas</w:t>
-      </w:r>
-      <w:r>
-        <w:t xml:space="preserve"> as encouraged by </w:t>
-      </w:r>
-      <w:r>
-        <w:t>some</w:t>
-      </w:r>
-      <w:r>
-        <w:t xml:space="preserve"> authorities</w:t>
-      </w:r>
-      <w:r>
-        <w:t>. His political awareness grew</w:t>
-      </w:r>
-      <w:r>
-        <w:t>,</w:t>
-      </w:r>
-      <w:r>
-        <w:t xml:space="preserve"> and </w:t>
-      </w:r>
-      <w:r>
-        <w:t xml:space="preserve">in letters </w:t>
-      </w:r>
-      <w:r>
-        <w:t xml:space="preserve">to </w:t>
-      </w:r>
-      <w:r>
-        <w:t xml:space="preserve">his parents </w:t>
-      </w:r>
-      <w:r>
-        <w:t xml:space="preserve">he discussed </w:t>
-      </w:r>
-      <w:r>
-        <w:t xml:space="preserve">whether it </w:t>
-      </w:r>
-      <w:r>
-        <w:t>would be</w:t>
-      </w:r>
-      <w:r>
-        <w:t xml:space="preserve"> better to </w:t>
-      </w:r>
-      <w:r>
-        <w:t>openl</w:t>
-      </w:r>
-      <w:r>
-        <w:t xml:space="preserve">y </w:t>
-      </w:r>
-      <w:r>
-        <w:t>express</w:t>
-      </w:r>
-      <w:r>
-        <w:t xml:space="preserve"> his political convictions, which,</w:t>
-      </w:r>
-      <w:r>
-        <w:t xml:space="preserve"> however</w:t>
-      </w:r>
-      <w:r>
-        <w:t>,</w:t>
-      </w:r>
-      <w:r>
-        <w:t xml:space="preserve"> would </w:t>
-      </w:r>
-      <w:r>
-        <w:t>frustrate</w:t>
-      </w:r>
-      <w:r>
-        <w:t xml:space="preserve"> his career.</w:t>
-      </w:r>
-      <w:r>
-        <w:t xml:space="preserve"> In the </w:t>
-      </w:r>
-      <w:proofErr w:type="gramStart"/>
-      <w:r>
-        <w:t>summer of 1935</w:t>
-      </w:r>
-      <w:proofErr w:type="gramEnd"/>
-      <w:r>
-        <w:t xml:space="preserve"> he decided to return to the Netherlands where he </w:t>
-      </w:r>
-      <w:r>
-        <w:t xml:space="preserve">could </w:t>
-      </w:r>
-      <w:r>
-        <w:t xml:space="preserve">be </w:t>
-      </w:r>
-      <w:r>
-        <w:t>frank</w:t>
-      </w:r>
-      <w:r>
-        <w:t xml:space="preserve"> about convictions and </w:t>
-      </w:r>
-      <w:r>
-        <w:t xml:space="preserve">become a farmer </w:t>
-      </w:r>
-      <w:r>
-        <w:t>if</w:t>
-      </w:r>
-      <w:r>
-        <w:t xml:space="preserve"> </w:t>
-      </w:r>
-      <w:r>
-        <w:t xml:space="preserve">he could win </w:t>
-      </w:r>
-      <w:r>
-        <w:t xml:space="preserve">a plot in the </w:t>
-      </w:r>
-      <w:r>
-        <w:t xml:space="preserve">newly drained lake </w:t>
-      </w:r>
-      <w:proofErr w:type="spellStart"/>
-      <w:r>
-        <w:t>Wieringermeer</w:t>
-      </w:r>
-      <w:proofErr w:type="spellEnd"/>
-      <w:r>
-        <w:t>.</w:t>
-      </w:r>
-      <w:r>
-        <w:t xml:space="preserve"> </w:t>
-      </w:r>
-      <w:r>
-        <w:t>His father</w:t>
-      </w:r>
-      <w:r>
-        <w:t xml:space="preserve"> had mentioned this opportunity.</w:t>
-      </w:r>
-      <w:r>
-        <w:t xml:space="preserve"> </w:t>
-      </w:r>
-      <w:r>
-        <w:t>He</w:t>
-      </w:r>
-      <w:r>
-        <w:t xml:space="preserve"> liked it that the</w:t>
-      </w:r>
-      <w:r>
-        <w:t xml:space="preserve"> public </w:t>
-      </w:r>
-      <w:r>
-        <w:t>polder authority</w:t>
-      </w:r>
-      <w:r>
-        <w:t xml:space="preserve"> </w:t>
-      </w:r>
-      <w:r>
-        <w:t xml:space="preserve">also </w:t>
-      </w:r>
-      <w:r>
-        <w:t xml:space="preserve">managed </w:t>
-      </w:r>
-      <w:r>
-        <w:t xml:space="preserve">the </w:t>
-      </w:r>
-      <w:r>
-        <w:t>infrastructure and cultivation</w:t>
-      </w:r>
-      <w:r>
-        <w:t xml:space="preserve"> of the new land</w:t>
-      </w:r>
-      <w:r>
-        <w:t xml:space="preserve">. </w:t>
-      </w:r>
-      <w:r>
-        <w:t xml:space="preserve">In January 1936 </w:t>
-      </w:r>
-      <w:proofErr w:type="spellStart"/>
-      <w:r>
-        <w:t>Mansholt</w:t>
-      </w:r>
-      <w:proofErr w:type="spellEnd"/>
-      <w:r>
-        <w:t xml:space="preserve"> handed in his </w:t>
-      </w:r>
-      <w:r>
-        <w:lastRenderedPageBreak/>
-        <w:t>resignation</w:t>
-      </w:r>
-      <w:r>
-        <w:t xml:space="preserve"> </w:t>
-      </w:r>
-      <w:r>
-        <w:t>and</w:t>
-      </w:r>
-      <w:r>
-        <w:t>,</w:t>
-      </w:r>
-      <w:r>
-        <w:t xml:space="preserve"> after </w:t>
-      </w:r>
-      <w:r>
-        <w:t>touring</w:t>
-      </w:r>
-      <w:r>
-        <w:t xml:space="preserve"> Java and Sumatra</w:t>
-      </w:r>
-      <w:r>
-        <w:t>,</w:t>
-      </w:r>
-      <w:r>
-        <w:t xml:space="preserve"> returned to the Netherlands</w:t>
-      </w:r>
-      <w:r>
-        <w:t xml:space="preserve">. </w:t>
-      </w:r>
-      <w:r>
-        <w:t>Experience and being married were among t</w:t>
-      </w:r>
-      <w:r>
-        <w:t xml:space="preserve">he selection </w:t>
-      </w:r>
-      <w:r>
-        <w:t xml:space="preserve">criteria </w:t>
-      </w:r>
-      <w:r>
-        <w:t xml:space="preserve">of tenant farmers </w:t>
-      </w:r>
-      <w:r>
-        <w:t>in the model polder</w:t>
-      </w:r>
-      <w:r>
-        <w:t xml:space="preserve">. </w:t>
-      </w:r>
-      <w:proofErr w:type="spellStart"/>
-      <w:r>
-        <w:t>Mansholt</w:t>
-      </w:r>
-      <w:proofErr w:type="spellEnd"/>
-      <w:r>
-        <w:t xml:space="preserve"> gained </w:t>
-      </w:r>
-      <w:r>
-        <w:t>experience</w:t>
-      </w:r>
-      <w:r>
-        <w:t xml:space="preserve"> </w:t>
-      </w:r>
-      <w:r>
-        <w:t xml:space="preserve">by working </w:t>
-      </w:r>
-      <w:r>
-        <w:t>at his brot</w:t>
-      </w:r>
-      <w:r>
-        <w:t>her’s farm</w:t>
-      </w:r>
-      <w:r>
-        <w:t>, also</w:t>
-      </w:r>
-      <w:r>
-        <w:t xml:space="preserve"> in</w:t>
-      </w:r>
-      <w:r>
-        <w:t xml:space="preserve"> the </w:t>
-      </w:r>
-      <w:proofErr w:type="spellStart"/>
-      <w:r>
-        <w:t>Wieringermeer</w:t>
-      </w:r>
-      <w:proofErr w:type="spellEnd"/>
-      <w:r>
-        <w:t>,</w:t>
-      </w:r>
-      <w:r>
         <w:t xml:space="preserve"> while a</w:t>
       </w:r>
       <w:r>
@@ -1089,13 +1026,8 @@
         <w:t xml:space="preserve"> teachers she suggested Henn</w:t>
       </w:r>
       <w:r>
-        <w:t xml:space="preserve">y </w:t>
-      </w:r>
-      <w:proofErr w:type="spellStart"/>
-      <w:r>
-        <w:t>Pontel</w:t>
-      </w:r>
-      <w:proofErr w:type="spellEnd"/>
+        <w:t>y Pontel</w:t>
+      </w:r>
       <w:r>
         <w:t xml:space="preserve"> as fiancé</w:t>
       </w:r>
@@ -1135,209 +1067,189 @@
         <w:tab/>
       </w:r>
       <w:r>
-        <w:t xml:space="preserve">The use of tractors, at the time unusual in the Netherlands, was efficient but caused </w:t>
-      </w:r>
-      <w:proofErr w:type="spellStart"/>
+        <w:t>The use of tractors, at the time unusual in the Netherlands, was efficient but caused Mansholt</w:t>
+      </w:r>
+      <w:r>
+        <w:t xml:space="preserve"> to lose </w:t>
+      </w:r>
+      <w:r>
+        <w:t xml:space="preserve">some of </w:t>
+      </w:r>
+      <w:r>
+        <w:t>his hearing</w:t>
+      </w:r>
+      <w:r>
+        <w:t>. His farm did well</w:t>
+      </w:r>
+      <w:r>
+        <w:t xml:space="preserve"> because famers were provided with a constant flow of information about improving agriculture</w:t>
+      </w:r>
+      <w:r>
+        <w:t xml:space="preserve"> and working methods</w:t>
+      </w:r>
+      <w:r>
+        <w:t xml:space="preserve">. On a suggestion </w:t>
+      </w:r>
+      <w:r>
+        <w:t>by</w:t>
+      </w:r>
+      <w:r>
+        <w:t xml:space="preserve"> the </w:t>
+      </w:r>
+      <w:r>
+        <w:t xml:space="preserve">agricultural </w:t>
+      </w:r>
+      <w:r>
+        <w:t>trade union</w:t>
+      </w:r>
+      <w:r>
+        <w:t>,</w:t>
+      </w:r>
+      <w:r>
+        <w:t xml:space="preserve"> Mansholt and his brother joined the agri</w:t>
+      </w:r>
+      <w:r>
+        <w:t>cultural employers’ association.</w:t>
+      </w:r>
+      <w:r>
+        <w:t xml:space="preserve"> </w:t>
+      </w:r>
+      <w:r>
+        <w:t xml:space="preserve">In 1938 </w:t>
+      </w:r>
+      <w:r>
+        <w:t>Mansholt engaged in local politics</w:t>
+      </w:r>
+      <w:r>
+        <w:t>, arguing</w:t>
+      </w:r>
+      <w:r>
+        <w:t xml:space="preserve"> in favour of small farmers and the setting up of a municipal council</w:t>
+      </w:r>
+      <w:r>
+        <w:t xml:space="preserve">. He </w:t>
+      </w:r>
+      <w:r>
+        <w:t xml:space="preserve">soon became the </w:t>
+      </w:r>
+      <w:r>
+        <w:t xml:space="preserve">Social-Democratic </w:t>
+      </w:r>
+      <w:r>
+        <w:t>representative</w:t>
+      </w:r>
+      <w:r>
+        <w:t xml:space="preserve"> </w:t>
+      </w:r>
+      <w:r>
+        <w:t>in the polder</w:t>
+      </w:r>
+      <w:r>
+        <w:t>,</w:t>
+      </w:r>
+      <w:r>
+        <w:t xml:space="preserve"> was well acquain</w:t>
+      </w:r>
+      <w:r>
+        <w:t xml:space="preserve">ted with </w:t>
+      </w:r>
+      <w:r>
+        <w:t xml:space="preserve">some </w:t>
+      </w:r>
+      <w:r>
+        <w:t>important S</w:t>
+      </w:r>
+      <w:r>
+        <w:t xml:space="preserve">ocial </w:t>
+      </w:r>
+      <w:r>
+        <w:t>D</w:t>
+      </w:r>
+      <w:r>
+        <w:t>emocrats</w:t>
+      </w:r>
+      <w:r>
+        <w:t>, a</w:t>
+      </w:r>
+      <w:r>
+        <w:t>lso through his parents’ connections</w:t>
+      </w:r>
+      <w:r>
+        <w:t xml:space="preserve">, and </w:t>
+      </w:r>
+      <w:r>
+        <w:t>understood</w:t>
+      </w:r>
+      <w:r>
+        <w:t xml:space="preserve"> wh</w:t>
+      </w:r>
+      <w:r>
+        <w:t xml:space="preserve">at was going on politically. </w:t>
+      </w:r>
+      <w:r>
+        <w:t>He began to develop his own ideas by c</w:t>
+      </w:r>
+      <w:r>
+        <w:t xml:space="preserve">riticizing the party’s </w:t>
+      </w:r>
+      <w:r>
+        <w:t xml:space="preserve">official </w:t>
+      </w:r>
+      <w:r>
+        <w:t>farming policies,</w:t>
+      </w:r>
+      <w:r>
+        <w:t xml:space="preserve"> focusing on </w:t>
+      </w:r>
+      <w:r>
+        <w:t xml:space="preserve">more </w:t>
+      </w:r>
+      <w:r>
+        <w:t>help for small farmers and a larger role of government in regulating farming production.</w:t>
+      </w:r>
+      <w:r>
+        <w:t xml:space="preserve"> After the German occupation of the Netherlands in May 1940</w:t>
+      </w:r>
+      <w:r>
+        <w:t xml:space="preserve"> </w:t>
+      </w:r>
       <w:r>
         <w:t>Mansholt</w:t>
       </w:r>
-      <w:proofErr w:type="spellEnd"/>
-      <w:r>
-        <w:t xml:space="preserve"> to lose </w:t>
-      </w:r>
-      <w:r>
-        <w:t xml:space="preserve">some of </w:t>
-      </w:r>
-      <w:r>
-        <w:t>his hearing</w:t>
-      </w:r>
-      <w:r>
-        <w:t>. His farm did well</w:t>
-      </w:r>
-      <w:r>
-        <w:t xml:space="preserve"> because famers were provided with a constant flow of information about improving agriculture</w:t>
-      </w:r>
-      <w:r>
-        <w:t xml:space="preserve"> and working methods</w:t>
-      </w:r>
-      <w:r>
-        <w:t xml:space="preserve">. On a suggestion </w:t>
-      </w:r>
-      <w:r>
-        <w:t>by</w:t>
-      </w:r>
-      <w:r>
-        <w:t xml:space="preserve"> the </w:t>
-      </w:r>
-      <w:r>
-        <w:t xml:space="preserve">agricultural </w:t>
-      </w:r>
-      <w:r>
-        <w:t>trade union</w:t>
-      </w:r>
-      <w:r>
-        <w:t>,</w:t>
-      </w:r>
-      <w:r>
-        <w:t xml:space="preserve"> </w:t>
-      </w:r>
-      <w:proofErr w:type="spellStart"/>
-      <w:r>
-        <w:t>Mansholt</w:t>
-      </w:r>
-      <w:proofErr w:type="spellEnd"/>
-      <w:r>
-        <w:t xml:space="preserve"> and his brother joined the agri</w:t>
-      </w:r>
-      <w:r>
-        <w:t>cultural employers’ association.</w:t>
-      </w:r>
-      <w:r>
-        <w:t xml:space="preserve"> </w:t>
-      </w:r>
-      <w:r>
-        <w:t xml:space="preserve">In 1938 </w:t>
-      </w:r>
-      <w:proofErr w:type="spellStart"/>
-      <w:r>
-        <w:t>Mansholt</w:t>
-      </w:r>
-      <w:proofErr w:type="spellEnd"/>
-      <w:r>
-        <w:t xml:space="preserve"> engaged in local politics</w:t>
-      </w:r>
-      <w:r>
-        <w:t>, arguing</w:t>
-      </w:r>
-      <w:r>
-        <w:t xml:space="preserve"> in favour of small farmers and the setting up of a municipal council</w:t>
-      </w:r>
-      <w:r>
-        <w:t xml:space="preserve">. He </w:t>
-      </w:r>
-      <w:r>
-        <w:t xml:space="preserve">soon became the </w:t>
-      </w:r>
-      <w:r>
-        <w:t xml:space="preserve">Social-Democratic </w:t>
-      </w:r>
-      <w:r>
-        <w:t>representative</w:t>
-      </w:r>
-      <w:r>
-        <w:t xml:space="preserve"> </w:t>
-      </w:r>
-      <w:r>
-        <w:t>in the polder</w:t>
-      </w:r>
-      <w:r>
-        <w:t>,</w:t>
-      </w:r>
-      <w:r>
-        <w:t xml:space="preserve"> was well acquain</w:t>
-      </w:r>
-      <w:r>
-        <w:t xml:space="preserve">ted with </w:t>
-      </w:r>
-      <w:r>
-        <w:t xml:space="preserve">some </w:t>
-      </w:r>
-      <w:r>
-        <w:t>important S</w:t>
-      </w:r>
-      <w:r>
-        <w:t xml:space="preserve">ocial </w:t>
-      </w:r>
-      <w:r>
-        <w:t>D</w:t>
+      <w:r>
+        <w:t xml:space="preserve"> belonged to a group of young Social D</w:t>
+      </w:r>
+      <w:r>
+        <w:t xml:space="preserve">emocrats who met </w:t>
+      </w:r>
+      <w:r>
+        <w:t>secretly</w:t>
+      </w:r>
+      <w:r>
+        <w:t xml:space="preserve"> to exchange ideas. He </w:t>
+      </w:r>
+      <w:r>
+        <w:t xml:space="preserve">created safe spaces in his farm and </w:t>
+      </w:r>
+      <w:r>
+        <w:t xml:space="preserve">helped people in hiding </w:t>
+      </w:r>
+      <w:r>
+        <w:t>at his and other reliable farms</w:t>
+      </w:r>
+      <w:r>
+        <w:t xml:space="preserve"> </w:t>
+      </w:r>
+      <w:r>
+        <w:t>when the Germans began to arrest</w:t>
+      </w:r>
+      <w:r>
+        <w:t xml:space="preserve"> Jews and Social D</w:t>
       </w:r>
       <w:r>
         <w:t>emocrats</w:t>
       </w:r>
       <w:r>
-        <w:t>, a</w:t>
-      </w:r>
-      <w:r>
-        <w:t>lso through his parents’ connections</w:t>
-      </w:r>
-      <w:r>
-        <w:t xml:space="preserve">, and </w:t>
-      </w:r>
-      <w:r>
-        <w:t>understood</w:t>
-      </w:r>
-      <w:r>
-        <w:t xml:space="preserve"> wh</w:t>
-      </w:r>
-      <w:r>
-        <w:t xml:space="preserve">at was going on politically. </w:t>
-      </w:r>
-      <w:r>
-        <w:t>He began to develop his own ideas by c</w:t>
-      </w:r>
-      <w:r>
-        <w:t xml:space="preserve">riticizing the party’s </w:t>
-      </w:r>
-      <w:r>
-        <w:t xml:space="preserve">official </w:t>
-      </w:r>
-      <w:r>
-        <w:t>farming policies,</w:t>
-      </w:r>
-      <w:r>
-        <w:t xml:space="preserve"> focusing on </w:t>
-      </w:r>
-      <w:r>
-        <w:t xml:space="preserve">more </w:t>
-      </w:r>
-      <w:r>
-        <w:t>help for small farmers and a larger role of government in regulating farming production.</w:t>
-      </w:r>
-      <w:r>
-        <w:t xml:space="preserve"> After the German occupation of the Netherlands in May 1940</w:t>
-      </w:r>
-      <w:r>
-        <w:t xml:space="preserve"> </w:t>
-      </w:r>
-      <w:proofErr w:type="spellStart"/>
-      <w:r>
-        <w:t>Mansholt</w:t>
-      </w:r>
-      <w:proofErr w:type="spellEnd"/>
-      <w:r>
-        <w:t xml:space="preserve"> belonged to a group of young Social D</w:t>
-      </w:r>
-      <w:r>
-        <w:t xml:space="preserve">emocrats who met </w:t>
-      </w:r>
-      <w:r>
-        <w:t>secretly</w:t>
-      </w:r>
-      <w:r>
-        <w:t xml:space="preserve"> to exchange ideas. He </w:t>
-      </w:r>
-      <w:r>
-        <w:t xml:space="preserve">created safe spaces in his farm and </w:t>
-      </w:r>
-      <w:r>
-        <w:t xml:space="preserve">helped people in hiding </w:t>
-      </w:r>
-      <w:r>
-        <w:t>at his and other reliable farms</w:t>
-      </w:r>
-      <w:r>
-        <w:t xml:space="preserve"> </w:t>
-      </w:r>
-      <w:r>
-        <w:t>when the Germans began to arrest</w:t>
-      </w:r>
-      <w:r>
-        <w:t xml:space="preserve"> Jews and Social D</w:t>
-      </w:r>
-      <w:r>
-        <w:t>emocrats</w:t>
-      </w:r>
-      <w:r>
         <w:t xml:space="preserve">. </w:t>
       </w:r>
       <w:r>
@@ -1357,13 +1269,8 @@
       <w:r>
         <w:t xml:space="preserve">dropped for the resistance movement. </w:t>
       </w:r>
-      <w:proofErr w:type="spellStart"/>
-      <w:r>
-        <w:t>Mansholt</w:t>
-      </w:r>
-      <w:proofErr w:type="spellEnd"/>
-      <w:r>
-        <w:t xml:space="preserve"> managed to ta</w:t>
+      <w:r>
+        <w:t>Mansholt managed to ta</w:t>
       </w:r>
       <w:r>
         <w:t>ke care of transport permits,</w:t>
@@ -1461,13 +1368,8 @@
       <w:r>
         <w:t xml:space="preserve">In his own words, </w:t>
       </w:r>
-      <w:proofErr w:type="spellStart"/>
-      <w:r>
-        <w:t>Mansholt</w:t>
-      </w:r>
-      <w:proofErr w:type="spellEnd"/>
-      <w:r>
-        <w:t xml:space="preserve"> went into the war, ‘bursting with aggression and radical ideas’</w:t>
+      <w:r>
+        <w:t>Mansholt went into the war, ‘bursting with aggression and radical ideas’</w:t>
       </w:r>
       <w:r>
         <w:t>,</w:t>
@@ -1506,20 +1408,18 @@
       <w:r>
         <w:t xml:space="preserve"> </w:t>
       </w:r>
+      <w:r>
+        <w:t>Mansholt</w:t>
+      </w:r>
+      <w:r>
+        <w:t xml:space="preserve"> was made acting mayor of the </w:t>
+      </w:r>
       <w:proofErr w:type="spellStart"/>
       <w:r>
-        <w:t>Mansholt</w:t>
+        <w:t>Wieringermeer</w:t>
       </w:r>
       <w:proofErr w:type="spellEnd"/>
       <w:r>
-        <w:t xml:space="preserve"> was made acting mayor of the </w:t>
-      </w:r>
-      <w:proofErr w:type="spellStart"/>
-      <w:r>
-        <w:t>Wieringermeer</w:t>
-      </w:r>
-      <w:proofErr w:type="spellEnd"/>
-      <w:r>
         <w:t xml:space="preserve">, but </w:t>
       </w:r>
       <w:r>
@@ -1826,356 +1726,327 @@
         <w:t xml:space="preserve">at the ministry </w:t>
       </w:r>
       <w:r>
-        <w:t xml:space="preserve">(and cousin) Stefan </w:t>
-      </w:r>
-      <w:proofErr w:type="spellStart"/>
-      <w:r>
-        <w:t>Louwe</w:t>
+        <w:t>(and cousin) Stefan Louwe</w:t>
+      </w:r>
+      <w:r>
+        <w:t>s was temporarily seconded to FAO Director-General John Boyd Orr</w:t>
+      </w:r>
+      <w:r>
+        <w:t xml:space="preserve">, which meant that Mansholt </w:t>
+      </w:r>
+      <w:r>
+        <w:t>remained</w:t>
+      </w:r>
+      <w:r>
+        <w:t xml:space="preserve"> </w:t>
+      </w:r>
+      <w:r>
+        <w:t>well informed</w:t>
+      </w:r>
+      <w:r>
+        <w:t xml:space="preserve"> about what happened </w:t>
+      </w:r>
+      <w:r>
+        <w:t>with</w:t>
+      </w:r>
+      <w:r>
+        <w:t xml:space="preserve">in the </w:t>
+      </w:r>
+      <w:r>
+        <w:t>organization</w:t>
+      </w:r>
+      <w:r>
+        <w:t xml:space="preserve">. </w:t>
+      </w:r>
+      <w:r>
+        <w:t>Mansholt clashed with the Combined Food</w:t>
+      </w:r>
+      <w:r>
+        <w:t xml:space="preserve"> </w:t>
+      </w:r>
+      <w:r>
+        <w:t xml:space="preserve">Board in Washington DC, because </w:t>
+      </w:r>
+      <w:r>
+        <w:lastRenderedPageBreak/>
+        <w:t>for the American government</w:t>
+      </w:r>
+      <w:r>
+        <w:t>, which controlled the Board,</w:t>
+      </w:r>
+      <w:r>
+        <w:t xml:space="preserve"> economic and political motives were becoming stronger than humanitarian</w:t>
+      </w:r>
+      <w:r>
+        <w:t xml:space="preserve"> ones. In Washington h</w:t>
+      </w:r>
+      <w:r>
+        <w:t>e could not always get what he wanted for the Netherlands</w:t>
+      </w:r>
+      <w:r>
+        <w:t xml:space="preserve">, but </w:t>
+      </w:r>
+      <w:r>
+        <w:t xml:space="preserve">he </w:t>
+      </w:r>
+      <w:r>
+        <w:t>disli</w:t>
+      </w:r>
+      <w:r>
+        <w:t>ked that prices rose when the United States</w:t>
+      </w:r>
+      <w:r>
+        <w:t xml:space="preserve"> (US)</w:t>
+      </w:r>
+      <w:r>
+        <w:t xml:space="preserve"> ended price controls for meat in late 1946</w:t>
+      </w:r>
+      <w:r>
+        <w:t xml:space="preserve"> and</w:t>
+      </w:r>
+      <w:r>
+        <w:t xml:space="preserve"> </w:t>
+      </w:r>
+      <w:r>
+        <w:t xml:space="preserve">he </w:t>
+      </w:r>
+      <w:r>
+        <w:t xml:space="preserve">noticed that American and Canadian farmers stockpiled their grain, expecting prices to rise. He therefore supported Orr’s proposal </w:t>
+      </w:r>
+      <w:r>
+        <w:t>for</w:t>
+      </w:r>
+      <w:r>
+        <w:t xml:space="preserve"> a World Food Board</w:t>
+      </w:r>
+      <w:r>
+        <w:t>,</w:t>
+      </w:r>
+      <w:r>
+        <w:t xml:space="preserve"> but </w:t>
+      </w:r>
+      <w:r>
+        <w:t xml:space="preserve">they </w:t>
+      </w:r>
+      <w:r>
+        <w:t xml:space="preserve">found the Americans and British </w:t>
+      </w:r>
+      <w:r>
+        <w:t>pr</w:t>
+      </w:r>
+      <w:r>
+        <w:t>essing</w:t>
+      </w:r>
+      <w:r>
+        <w:t xml:space="preserve"> for</w:t>
+      </w:r>
+      <w:r>
+        <w:t xml:space="preserve"> </w:t>
+      </w:r>
+      <w:r>
+        <w:t xml:space="preserve">free trade. </w:t>
+      </w:r>
+      <w:r>
+        <w:t xml:space="preserve">Mansholt </w:t>
+      </w:r>
+      <w:r>
+        <w:t>reneged</w:t>
+      </w:r>
+      <w:r>
+        <w:t xml:space="preserve"> his</w:t>
+      </w:r>
+      <w:r>
+        <w:t xml:space="preserve"> original </w:t>
+      </w:r>
+      <w:r>
+        <w:t>intention</w:t>
+      </w:r>
+      <w:r>
+        <w:t xml:space="preserve"> to return to farming after two years</w:t>
+      </w:r>
+      <w:r>
+        <w:t xml:space="preserve"> and</w:t>
+      </w:r>
+      <w:r>
+        <w:t xml:space="preserve"> served as </w:t>
+      </w:r>
+      <w:r>
+        <w:t xml:space="preserve">Dutch </w:t>
+      </w:r>
+      <w:r>
+        <w:t xml:space="preserve">Minister of Agriculture in </w:t>
+      </w:r>
+      <w:r>
+        <w:t>six</w:t>
+      </w:r>
+      <w:r>
+        <w:t xml:space="preserve"> governments</w:t>
+      </w:r>
+      <w:r>
+        <w:t xml:space="preserve"> </w:t>
+      </w:r>
+      <w:r>
+        <w:t>until</w:t>
+      </w:r>
+      <w:r>
+        <w:t xml:space="preserve"> 1958</w:t>
+      </w:r>
+      <w:r>
+        <w:t xml:space="preserve">. </w:t>
+      </w:r>
+      <w:r>
+        <w:t xml:space="preserve">Within the cabinet </w:t>
+      </w:r>
+      <w:r>
+        <w:t xml:space="preserve">colleagues </w:t>
+      </w:r>
+      <w:r>
+        <w:t xml:space="preserve">respected </w:t>
+      </w:r>
+      <w:r>
+        <w:t>but also</w:t>
+      </w:r>
+      <w:r>
+        <w:t xml:space="preserve"> feared </w:t>
+      </w:r>
+      <w:r>
+        <w:t>him</w:t>
+      </w:r>
+      <w:r>
+        <w:t xml:space="preserve">, given his strong financial demands, his </w:t>
+      </w:r>
+      <w:r>
+        <w:t>unwavering attitude</w:t>
+      </w:r>
+      <w:r>
+        <w:t xml:space="preserve"> in discussions</w:t>
+      </w:r>
+      <w:r>
+        <w:t>,</w:t>
+      </w:r>
+      <w:r>
+        <w:t xml:space="preserve"> and his ability to stand up to long-lasting marathon sessions</w:t>
+      </w:r>
+      <w:r>
+        <w:t xml:space="preserve"> on the budget</w:t>
+      </w:r>
+      <w:r>
+        <w:t>.</w:t>
+      </w:r>
+      <w:r>
+        <w:t xml:space="preserve"> In public he </w:t>
+      </w:r>
+      <w:r>
+        <w:t xml:space="preserve">defended his food rationing policies wherever he </w:t>
+      </w:r>
+      <w:proofErr w:type="gramStart"/>
+      <w:r>
+        <w:t>could</w:t>
+      </w:r>
+      <w:proofErr w:type="gramEnd"/>
+      <w:r>
+        <w:t xml:space="preserve"> and </w:t>
+      </w:r>
+      <w:r>
+        <w:t xml:space="preserve">he </w:t>
+      </w:r>
+      <w:r>
+        <w:t xml:space="preserve">attempted to </w:t>
+      </w:r>
+      <w:r>
+        <w:t xml:space="preserve">remove price controls and </w:t>
+      </w:r>
+      <w:r>
+        <w:t xml:space="preserve">to </w:t>
+      </w:r>
+      <w:r>
+        <w:t xml:space="preserve">liberalize the market as far as world market </w:t>
+      </w:r>
+      <w:r>
+        <w:t xml:space="preserve">conditions </w:t>
+      </w:r>
+      <w:proofErr w:type="gramStart"/>
+      <w:r>
+        <w:t>allowed</w:t>
+      </w:r>
+      <w:r>
+        <w:t>, but</w:t>
+      </w:r>
+      <w:proofErr w:type="gramEnd"/>
+      <w:r>
+        <w:t xml:space="preserve"> </w:t>
+      </w:r>
+      <w:r>
+        <w:t xml:space="preserve">had to recognize that </w:t>
+      </w:r>
+      <w:r>
+        <w:t>these</w:t>
+      </w:r>
+      <w:r>
+        <w:t xml:space="preserve"> went slower than expected. </w:t>
+      </w:r>
+      <w:r>
+        <w:t>Although his policy helped Dutch agriculture to recover and flourish, h</w:t>
+      </w:r>
+      <w:r>
+        <w:t xml:space="preserve">e </w:t>
+      </w:r>
+      <w:r>
+        <w:t>faced</w:t>
+      </w:r>
+      <w:r>
+        <w:t xml:space="preserve"> </w:t>
+      </w:r>
+      <w:r>
+        <w:t>many detractors</w:t>
+      </w:r>
+      <w:r>
+        <w:t xml:space="preserve">, including farmers who disliked </w:t>
+      </w:r>
+      <w:r>
+        <w:t xml:space="preserve">the controls and </w:t>
+      </w:r>
+      <w:r>
+        <w:t>supervision</w:t>
+      </w:r>
+      <w:r>
+        <w:t xml:space="preserve">. His </w:t>
+      </w:r>
+      <w:r>
+        <w:t>policy of</w:t>
+      </w:r>
+      <w:r>
+        <w:t xml:space="preserve"> gradual and gentle replacement of small, unprofitable farms by larger, profitable ones</w:t>
+      </w:r>
+      <w:r>
+        <w:t xml:space="preserve"> met with </w:t>
+      </w:r>
+      <w:r>
+        <w:t xml:space="preserve">strong </w:t>
+      </w:r>
+      <w:r>
+        <w:t>resistance</w:t>
+      </w:r>
+      <w:r>
+        <w:t xml:space="preserve"> too</w:t>
+      </w:r>
+      <w:r>
+        <w:t>, particular</w:t>
+      </w:r>
+      <w:r>
+        <w:t xml:space="preserve">ly by Christian </w:t>
+      </w:r>
+      <w:r>
+        <w:t>Democrats</w:t>
+      </w:r>
+      <w:r>
+        <w:t xml:space="preserve"> who regarded the small farmer</w:t>
       </w:r>
       <w:r>
         <w:t>s</w:t>
       </w:r>
-      <w:proofErr w:type="spellEnd"/>
-      <w:r>
-        <w:t xml:space="preserve"> was temporarily seconded to FAO Director-General John Boyd Orr</w:t>
-      </w:r>
-      <w:r>
-        <w:t xml:space="preserve">, which meant that </w:t>
-      </w:r>
-      <w:proofErr w:type="spellStart"/>
-      <w:r>
-        <w:t>Mansholt</w:t>
-      </w:r>
-      <w:proofErr w:type="spellEnd"/>
-      <w:r>
-        <w:t xml:space="preserve"> </w:t>
-      </w:r>
-      <w:r>
-        <w:t>remained</w:t>
-      </w:r>
-      <w:r>
-        <w:t xml:space="preserve"> </w:t>
-      </w:r>
-      <w:r>
-        <w:t>well informed</w:t>
-      </w:r>
-      <w:r>
-        <w:t xml:space="preserve"> about what happened </w:t>
-      </w:r>
-      <w:r>
-        <w:t>with</w:t>
-      </w:r>
-      <w:r>
-        <w:t xml:space="preserve">in the </w:t>
-      </w:r>
-      <w:r>
-        <w:t>organization</w:t>
-      </w:r>
-      <w:r>
-        <w:t xml:space="preserve">. </w:t>
-      </w:r>
-      <w:proofErr w:type="spellStart"/>
-      <w:r>
-        <w:t>Mansholt</w:t>
-      </w:r>
-      <w:proofErr w:type="spellEnd"/>
-      <w:r>
-        <w:t xml:space="preserve"> clashed with the Combined Food</w:t>
-      </w:r>
-      <w:r>
-        <w:t xml:space="preserve"> </w:t>
-      </w:r>
-      <w:r>
-        <w:t>Board in Washington DC, because for the American government</w:t>
-      </w:r>
-      <w:r>
-        <w:t>, which controlled the Board,</w:t>
-      </w:r>
-      <w:r>
-        <w:t xml:space="preserve"> economic and political motives were becoming stronger than humanitarian</w:t>
-      </w:r>
-      <w:r>
-        <w:t xml:space="preserve"> ones. In Washington h</w:t>
-      </w:r>
-      <w:r>
-        <w:t xml:space="preserve">e could not always get what he </w:t>
-      </w:r>
-      <w:r>
-        <w:lastRenderedPageBreak/>
-        <w:t>wanted for the Netherlands</w:t>
-      </w:r>
-      <w:r>
-        <w:t xml:space="preserve">, but </w:t>
-      </w:r>
-      <w:r>
-        <w:t xml:space="preserve">he </w:t>
-      </w:r>
-      <w:r>
-        <w:t>disli</w:t>
-      </w:r>
-      <w:r>
-        <w:t>ked that prices rose when the United States</w:t>
-      </w:r>
-      <w:r>
-        <w:t xml:space="preserve"> (US)</w:t>
-      </w:r>
-      <w:r>
-        <w:t xml:space="preserve"> ended price controls for meat in late 1946</w:t>
-      </w:r>
-      <w:r>
-        <w:t xml:space="preserve"> and</w:t>
-      </w:r>
-      <w:r>
-        <w:t xml:space="preserve"> </w:t>
-      </w:r>
-      <w:r>
-        <w:t xml:space="preserve">he </w:t>
-      </w:r>
-      <w:r>
-        <w:t xml:space="preserve">noticed that American and Canadian farmers stockpiled their grain, expecting prices to rise. He therefore supported Orr’s proposal </w:t>
-      </w:r>
-      <w:r>
-        <w:t>for</w:t>
-      </w:r>
-      <w:r>
-        <w:t xml:space="preserve"> a World Food Board</w:t>
-      </w:r>
-      <w:r>
-        <w:t>,</w:t>
-      </w:r>
-      <w:r>
-        <w:t xml:space="preserve"> but </w:t>
-      </w:r>
-      <w:r>
-        <w:t xml:space="preserve">they </w:t>
-      </w:r>
-      <w:r>
-        <w:t xml:space="preserve">found the Americans and British </w:t>
-      </w:r>
-      <w:r>
-        <w:t>pr</w:t>
-      </w:r>
-      <w:r>
-        <w:t>essing</w:t>
-      </w:r>
-      <w:r>
-        <w:t xml:space="preserve"> for</w:t>
-      </w:r>
-      <w:r>
-        <w:t xml:space="preserve"> </w:t>
-      </w:r>
-      <w:r>
-        <w:t xml:space="preserve">free trade. </w:t>
-      </w:r>
-      <w:proofErr w:type="spellStart"/>
-      <w:r>
-        <w:t>Mansholt</w:t>
-      </w:r>
-      <w:proofErr w:type="spellEnd"/>
-      <w:r>
-        <w:t xml:space="preserve"> </w:t>
-      </w:r>
-      <w:r>
-        <w:t>reneged</w:t>
-      </w:r>
-      <w:r>
-        <w:t xml:space="preserve"> his</w:t>
-      </w:r>
-      <w:r>
-        <w:t xml:space="preserve"> original </w:t>
-      </w:r>
-      <w:r>
-        <w:t>intention</w:t>
-      </w:r>
-      <w:r>
-        <w:t xml:space="preserve"> to return to farming after two years</w:t>
-      </w:r>
-      <w:r>
-        <w:t xml:space="preserve"> and</w:t>
-      </w:r>
-      <w:r>
-        <w:t xml:space="preserve"> served as </w:t>
-      </w:r>
-      <w:r>
-        <w:t xml:space="preserve">Dutch </w:t>
-      </w:r>
-      <w:r>
-        <w:t xml:space="preserve">Minister of Agriculture in </w:t>
-      </w:r>
-      <w:r>
-        <w:t>six</w:t>
-      </w:r>
-      <w:r>
-        <w:t xml:space="preserve"> governments</w:t>
-      </w:r>
-      <w:r>
-        <w:t xml:space="preserve"> </w:t>
-      </w:r>
-      <w:r>
-        <w:t>until</w:t>
-      </w:r>
-      <w:r>
-        <w:t xml:space="preserve"> 1958</w:t>
-      </w:r>
-      <w:r>
-        <w:t xml:space="preserve">. </w:t>
-      </w:r>
-      <w:r>
-        <w:t xml:space="preserve">Within the cabinet </w:t>
-      </w:r>
-      <w:r>
-        <w:t xml:space="preserve">colleagues </w:t>
-      </w:r>
-      <w:r>
-        <w:t xml:space="preserve">respected </w:t>
-      </w:r>
-      <w:r>
-        <w:t>but also</w:t>
-      </w:r>
-      <w:r>
-        <w:t xml:space="preserve"> feared </w:t>
-      </w:r>
-      <w:r>
-        <w:t>him</w:t>
-      </w:r>
-      <w:r>
-        <w:t xml:space="preserve">, given his strong financial demands, his </w:t>
-      </w:r>
-      <w:r>
-        <w:t>unwavering attitude</w:t>
-      </w:r>
-      <w:r>
-        <w:t xml:space="preserve"> in discussions</w:t>
-      </w:r>
-      <w:r>
-        <w:t>,</w:t>
-      </w:r>
-      <w:r>
-        <w:t xml:space="preserve"> and his ability to stand up to long-lasting marathon sessions</w:t>
-      </w:r>
-      <w:r>
-        <w:t xml:space="preserve"> on the budget</w:t>
-      </w:r>
-      <w:r>
-        <w:t>.</w:t>
-      </w:r>
-      <w:r>
-        <w:t xml:space="preserve"> In public he </w:t>
-      </w:r>
-      <w:r>
-        <w:t xml:space="preserve">defended his food rationing policies wherever he </w:t>
-      </w:r>
-      <w:proofErr w:type="gramStart"/>
-      <w:r>
-        <w:t>could</w:t>
-      </w:r>
-      <w:proofErr w:type="gramEnd"/>
-      <w:r>
-        <w:t xml:space="preserve"> and </w:t>
-      </w:r>
-      <w:r>
-        <w:t xml:space="preserve">he </w:t>
-      </w:r>
-      <w:r>
-        <w:t xml:space="preserve">attempted to </w:t>
-      </w:r>
-      <w:r>
-        <w:t xml:space="preserve">remove price controls and </w:t>
-      </w:r>
-      <w:r>
-        <w:t xml:space="preserve">to </w:t>
-      </w:r>
-      <w:r>
-        <w:t xml:space="preserve">liberalize the market as far as world market </w:t>
-      </w:r>
-      <w:r>
-        <w:t xml:space="preserve">conditions </w:t>
-      </w:r>
-      <w:r>
-        <w:t>allowed</w:t>
-      </w:r>
-      <w:r>
-        <w:t xml:space="preserve">, but </w:t>
-      </w:r>
-      <w:r>
-        <w:t xml:space="preserve">had to recognize that </w:t>
-      </w:r>
-      <w:r>
-        <w:t>these</w:t>
-      </w:r>
-      <w:r>
-        <w:t xml:space="preserve"> went slower than expected. </w:t>
-      </w:r>
-      <w:r>
-        <w:t>Although his policy helped Dutch agriculture to recover and flourish, h</w:t>
-      </w:r>
-      <w:r>
-        <w:t xml:space="preserve">e </w:t>
-      </w:r>
-      <w:r>
-        <w:t>faced</w:t>
-      </w:r>
-      <w:r>
-        <w:t xml:space="preserve"> </w:t>
-      </w:r>
-      <w:r>
-        <w:t>many detractors</w:t>
-      </w:r>
-      <w:r>
-        <w:t xml:space="preserve">, including farmers who disliked </w:t>
-      </w:r>
-      <w:r>
-        <w:t xml:space="preserve">the controls and </w:t>
-      </w:r>
-      <w:r>
-        <w:t>supervision</w:t>
-      </w:r>
-      <w:r>
-        <w:t xml:space="preserve">. His </w:t>
-      </w:r>
-      <w:r>
-        <w:t>policy of</w:t>
-      </w:r>
-      <w:r>
-        <w:t xml:space="preserve"> gradual and gentle replacement of small, unprofitable farms by larger, profitable ones</w:t>
-      </w:r>
-      <w:r>
-        <w:t xml:space="preserve"> met with </w:t>
-      </w:r>
-      <w:r>
-        <w:t xml:space="preserve">strong </w:t>
-      </w:r>
-      <w:r>
-        <w:t>resistance</w:t>
-      </w:r>
-      <w:r>
-        <w:t xml:space="preserve"> too</w:t>
-      </w:r>
-      <w:r>
-        <w:t>, particular</w:t>
-      </w:r>
-      <w:r>
-        <w:t xml:space="preserve">ly by Christian </w:t>
-      </w:r>
-      <w:r>
-        <w:t>Democrats</w:t>
-      </w:r>
-      <w:r>
-        <w:t xml:space="preserve"> who regarded the small farmer</w:t>
-      </w:r>
-      <w:r>
-        <w:t>s</w:t>
-      </w:r>
-      <w:r>
-        <w:t xml:space="preserve"> a bulwark of Church and State, while </w:t>
-      </w:r>
-      <w:proofErr w:type="spellStart"/>
-      <w:r>
-        <w:t>Mansholt</w:t>
-      </w:r>
-      <w:proofErr w:type="spellEnd"/>
-      <w:r>
-        <w:t xml:space="preserve"> regarded it ‘as socially irresponsible to keep unprofitable farms afloat at the expense of the community’ (Van </w:t>
+      <w:r>
+        <w:t xml:space="preserve"> a bulwark of Church and State, while Mansholt regarded it ‘as socially irresponsible to keep unprofitable farms afloat at the expense of the community’ (Van </w:t>
       </w:r>
       <w:proofErr w:type="spellStart"/>
       <w:r>
@@ -2201,15 +2072,7 @@
         <w:t xml:space="preserve">food </w:t>
       </w:r>
       <w:r>
-        <w:t xml:space="preserve">prices on the world market and the balance-of-payments problems of Western European countries </w:t>
-      </w:r>
-      <w:proofErr w:type="spellStart"/>
-      <w:r>
-        <w:t>Mansholt</w:t>
-      </w:r>
-      <w:proofErr w:type="spellEnd"/>
-      <w:r>
-        <w:t xml:space="preserve"> presented a blueprint for European cooperation in the field of agriculture in October 1950,</w:t>
+        <w:t>prices on the world market and the balance-of-payments problems of Western European countries Mansholt presented a blueprint for European cooperation in the field of agriculture in October 1950,</w:t>
       </w:r>
       <w:r>
         <w:t xml:space="preserve"> based on efficiency, rat</w:t>
@@ -2250,15 +2113,7 @@
         <w:t xml:space="preserve"> </w:t>
       </w:r>
       <w:r>
-        <w:t xml:space="preserve">Although </w:t>
-      </w:r>
-      <w:proofErr w:type="spellStart"/>
-      <w:r>
-        <w:t>Mansholt</w:t>
-      </w:r>
-      <w:proofErr w:type="spellEnd"/>
-      <w:r>
-        <w:t xml:space="preserve"> </w:t>
+        <w:t xml:space="preserve">Although Mansholt </w:t>
       </w:r>
       <w:r>
         <w:t xml:space="preserve">used </w:t>
@@ -2391,13 +2246,8 @@
       <w:r>
         <w:t xml:space="preserve"> </w:t>
       </w:r>
-      <w:proofErr w:type="spellStart"/>
-      <w:r>
-        <w:t>Mansholt</w:t>
-      </w:r>
-      <w:proofErr w:type="spellEnd"/>
-      <w:r>
-        <w:t xml:space="preserve"> refused to give </w:t>
+      <w:r>
+        <w:t xml:space="preserve">Mansholt refused to give </w:t>
       </w:r>
       <w:proofErr w:type="gramStart"/>
       <w:r>
@@ -2474,15 +2324,7 @@
         <w:t>s</w:t>
       </w:r>
       <w:r>
-        <w:t xml:space="preserve"> Jan Willem </w:t>
-      </w:r>
-      <w:proofErr w:type="spellStart"/>
-      <w:r>
-        <w:t>Beyen</w:t>
-      </w:r>
-      <w:proofErr w:type="spellEnd"/>
-      <w:r>
-        <w:t xml:space="preserve"> </w:t>
+        <w:t xml:space="preserve"> Jan Willem Beyen </w:t>
       </w:r>
       <w:r>
         <w:t>and Paul Henri Spaak</w:t>
@@ -2503,48 +2345,19 @@
         <w:t xml:space="preserve"> the integration process. </w:t>
       </w:r>
       <w:r>
-        <w:t xml:space="preserve">At the same time </w:t>
-      </w:r>
-      <w:proofErr w:type="spellStart"/>
-      <w:r>
-        <w:t>Mansholt</w:t>
-      </w:r>
-      <w:proofErr w:type="spellEnd"/>
-      <w:r>
-        <w:t xml:space="preserve"> was in the running for the position of FAO Director-General, but </w:t>
-      </w:r>
-      <w:proofErr w:type="spellStart"/>
-      <w:r>
-        <w:t>Binay</w:t>
-      </w:r>
-      <w:proofErr w:type="spellEnd"/>
-      <w:r>
-        <w:t xml:space="preserve"> Sen of India was elected with 42 votes</w:t>
+        <w:t xml:space="preserve">At the same time Mansholt was in the running for the position of FAO Director-General, but </w:t>
+      </w:r>
+      <w:r>
+        <w:t>Binay Sen of India was elected with 42 votes</w:t>
       </w:r>
       <w:r>
         <w:t>,</w:t>
       </w:r>
       <w:r>
-        <w:t xml:space="preserve"> against 29 for </w:t>
-      </w:r>
-      <w:proofErr w:type="spellStart"/>
-      <w:r>
-        <w:t>Mansholt</w:t>
-      </w:r>
-      <w:proofErr w:type="spellEnd"/>
-      <w:r>
-        <w:t xml:space="preserve">. </w:t>
-      </w:r>
-      <w:r>
-        <w:t xml:space="preserve">In the negotiations that led to the 1957 Treaty of Rome </w:t>
-      </w:r>
-      <w:proofErr w:type="spellStart"/>
-      <w:r>
-        <w:t>Mansholt</w:t>
-      </w:r>
-      <w:proofErr w:type="spellEnd"/>
-      <w:r>
-        <w:t xml:space="preserve"> favoured a strong Commission </w:t>
+        <w:t xml:space="preserve"> against 29 for Mansholt. </w:t>
+      </w:r>
+      <w:r>
+        <w:t xml:space="preserve">In the negotiations that led to the 1957 Treaty of Rome Mansholt favoured a strong Commission </w:t>
       </w:r>
       <w:r>
         <w:t xml:space="preserve">in the European Economic Community (EEC) </w:t>
@@ -2631,15 +2444,7 @@
         <w:t xml:space="preserve"> a farmer and a Socialist to be ‘too much for one man’</w:t>
       </w:r>
       <w:r>
-        <w:t xml:space="preserve"> (Van der </w:t>
-      </w:r>
-      <w:proofErr w:type="spellStart"/>
-      <w:r>
-        <w:t>Harst</w:t>
-      </w:r>
-      <w:proofErr w:type="spellEnd"/>
-      <w:r>
-        <w:t xml:space="preserve"> 2007, 166).</w:t>
+        <w:t xml:space="preserve"> (Van der Harst 2007, 166).</w:t>
       </w:r>
     </w:p>
     <w:p>
@@ -2666,15 +2471,7 @@
         <w:t xml:space="preserve">his </w:t>
       </w:r>
       <w:r>
-        <w:t xml:space="preserve">Directorate-General VI (Agriculture) </w:t>
-      </w:r>
-      <w:proofErr w:type="spellStart"/>
-      <w:r>
-        <w:t>Mansholt</w:t>
-      </w:r>
-      <w:proofErr w:type="spellEnd"/>
-      <w:r>
-        <w:t xml:space="preserve"> looked for the best possible </w:t>
+        <w:t xml:space="preserve">Directorate-General VI (Agriculture) Mansholt looked for the best possible </w:t>
       </w:r>
       <w:r>
         <w:t>functionaries and was the only one to appoint a non-compatriot</w:t>
@@ -2710,6 +2507,7 @@
         <w:t xml:space="preserve"> always diplomatic, testing his policy through constant discussion. </w:t>
       </w:r>
       <w:r>
+        <w:lastRenderedPageBreak/>
         <w:t>Sticking to the main lines of his policy, he left the details to his aides</w:t>
       </w:r>
       <w:r>
@@ -2744,9 +2542,13 @@
       <w:r>
         <w:t xml:space="preserve">or when forging package </w:t>
       </w:r>
-      <w:r>
-        <w:lastRenderedPageBreak/>
-        <w:t xml:space="preserve">deals he </w:t>
+      <w:proofErr w:type="gramStart"/>
+      <w:r>
+        <w:t>deals</w:t>
+      </w:r>
+      <w:proofErr w:type="gramEnd"/>
+      <w:r>
+        <w:t xml:space="preserve"> he </w:t>
       </w:r>
       <w:r>
         <w:t>had the details</w:t>
@@ -2797,13 +2599,8 @@
         <w:t>he Commission during five years, with</w:t>
       </w:r>
       <w:r>
-        <w:t xml:space="preserve"> </w:t>
-      </w:r>
-      <w:proofErr w:type="spellStart"/>
-      <w:r>
-        <w:t>Mansholt</w:t>
-      </w:r>
-      <w:proofErr w:type="spellEnd"/>
+        <w:t xml:space="preserve"> Mansholt</w:t>
+      </w:r>
       <w:r>
         <w:t xml:space="preserve">, who also </w:t>
       </w:r>
@@ -2892,15 +2689,7 @@
         <w:t xml:space="preserve"> </w:t>
       </w:r>
       <w:r>
-        <w:t xml:space="preserve">During the first stage of European integration (1958-1962) </w:t>
-      </w:r>
-      <w:proofErr w:type="spellStart"/>
-      <w:r>
-        <w:t>Mansholt</w:t>
-      </w:r>
-      <w:proofErr w:type="spellEnd"/>
-      <w:r>
-        <w:t xml:space="preserve"> was the man who formulated the CAP, with the ministers of agriculture playing a subordinate role. </w:t>
+        <w:t xml:space="preserve">During the first stage of European integration (1958-1962) Mansholt was the man who formulated the CAP, with the ministers of agriculture playing a subordinate role. </w:t>
       </w:r>
       <w:r>
         <w:t xml:space="preserve">He invited the main farming organizations of the member-states to unite into a European organization and </w:t>
@@ -2932,8 +2721,13 @@
       <w:r>
         <w:t xml:space="preserve">is message that many small and inefficient farmers had to disappear </w:t>
       </w:r>
-      <w:r>
-        <w:t>in order to make the agricultural sector healthy</w:t>
+      <w:proofErr w:type="gramStart"/>
+      <w:r>
+        <w:t>in order to</w:t>
+      </w:r>
+      <w:proofErr w:type="gramEnd"/>
+      <w:r>
+        <w:t xml:space="preserve"> make the agricultural sector healthy</w:t>
       </w:r>
       <w:r>
         <w:t xml:space="preserve"> </w:t>
@@ -3018,15 +2812,7 @@
         <w:t>level, notwithstand</w:t>
       </w:r>
       <w:r>
-        <w:t xml:space="preserve">ing </w:t>
-      </w:r>
-      <w:proofErr w:type="spellStart"/>
-      <w:r>
-        <w:t>Mansholt’s</w:t>
-      </w:r>
-      <w:proofErr w:type="spellEnd"/>
-      <w:r>
-        <w:t xml:space="preserve"> warning that these</w:t>
+        <w:t>ing Mansholt’s warning that these</w:t>
       </w:r>
       <w:r>
         <w:t xml:space="preserve"> would lead to enormous surpluses. The first marathon session took place in Decem</w:t>
@@ -3059,15 +2845,7 @@
         <w:t xml:space="preserve"> built into the Treaty</w:t>
       </w:r>
       <w:r>
-        <w:t xml:space="preserve">. </w:t>
-      </w:r>
-      <w:proofErr w:type="spellStart"/>
-      <w:r>
-        <w:t>Mansholt</w:t>
-      </w:r>
-      <w:proofErr w:type="spellEnd"/>
-      <w:r>
-        <w:t xml:space="preserve"> was in full control. The clock was stopped and in the night of 14 January </w:t>
+        <w:t xml:space="preserve">. Mansholt was in full control. The clock was stopped and in the night of 14 January </w:t>
       </w:r>
       <w:r>
         <w:t xml:space="preserve">after more than 130 hours of negotiation </w:t>
@@ -3123,11 +2901,9 @@
       <w:r>
         <w:t xml:space="preserve">Although France was the main supporter of his agricultural policy, </w:t>
       </w:r>
-      <w:proofErr w:type="spellStart"/>
       <w:r>
         <w:t>Mansholt</w:t>
       </w:r>
-      <w:proofErr w:type="spellEnd"/>
       <w:r>
         <w:t xml:space="preserve"> strongly disagreed with the new Fre</w:t>
       </w:r>
@@ -3167,11 +2943,9 @@
       <w:r>
         <w:t xml:space="preserve"> </w:t>
       </w:r>
-      <w:proofErr w:type="spellStart"/>
       <w:r>
         <w:t>Mansholt</w:t>
       </w:r>
-      <w:proofErr w:type="spellEnd"/>
       <w:r>
         <w:t xml:space="preserve"> </w:t>
       </w:r>
@@ -3181,337 +2955,298 @@
       <w:r>
         <w:t xml:space="preserve">, </w:t>
       </w:r>
+      <w:r>
+        <w:t xml:space="preserve">in order to prevent the Commission </w:t>
+      </w:r>
+      <w:r>
+        <w:t>from being</w:t>
+      </w:r>
+      <w:r>
+        <w:t xml:space="preserve"> blamed and </w:t>
+      </w:r>
+      <w:r>
+        <w:t xml:space="preserve">in fact </w:t>
+      </w:r>
+      <w:r>
+        <w:t xml:space="preserve">together with </w:t>
+      </w:r>
+      <w:r>
+        <w:t xml:space="preserve">the </w:t>
+      </w:r>
+      <w:r>
+        <w:t xml:space="preserve">French Minister of Agriculture </w:t>
+      </w:r>
+      <w:r>
+        <w:t>Edgard Pisani,</w:t>
+      </w:r>
+      <w:r>
+        <w:t xml:space="preserve"> that the </w:t>
+      </w:r>
+      <w:r>
+        <w:t>talks</w:t>
+      </w:r>
+      <w:r>
+        <w:t xml:space="preserve"> with the British </w:t>
+      </w:r>
+      <w:r>
+        <w:t xml:space="preserve">on agriculture </w:t>
+      </w:r>
+      <w:r>
+        <w:t>were rounded off successfully</w:t>
+      </w:r>
+      <w:r>
+        <w:t xml:space="preserve"> </w:t>
+      </w:r>
+      <w:r>
+        <w:t xml:space="preserve">and then </w:t>
+      </w:r>
+      <w:r>
+        <w:t xml:space="preserve">condemned </w:t>
+      </w:r>
+      <w:r>
+        <w:t xml:space="preserve">de Gaulle’s </w:t>
+      </w:r>
+      <w:r>
+        <w:t>veto publicly</w:t>
+      </w:r>
+      <w:r>
+        <w:t>.</w:t>
+      </w:r>
+      <w:r>
+        <w:t xml:space="preserve"> He immediately began to look for</w:t>
+      </w:r>
+      <w:r>
+        <w:t xml:space="preserve"> support in the </w:t>
+      </w:r>
+      <w:r>
+        <w:t xml:space="preserve">other </w:t>
+      </w:r>
+      <w:r>
+        <w:t xml:space="preserve">member-states </w:t>
+      </w:r>
       <w:proofErr w:type="gramStart"/>
       <w:r>
+        <w:t>and also</w:t>
+      </w:r>
+      <w:proofErr w:type="gramEnd"/>
+      <w:r>
+        <w:t xml:space="preserve"> visited the US, where he talked to President John F. Kennedy about European developments and </w:t>
+      </w:r>
+      <w:r>
+        <w:t>the position of France</w:t>
+      </w:r>
+      <w:r>
+        <w:t xml:space="preserve"> on 9 April 1963</w:t>
+      </w:r>
+      <w:r>
+        <w:t>. They</w:t>
+      </w:r>
+      <w:r>
+        <w:t xml:space="preserve"> </w:t>
+      </w:r>
+      <w:r>
+        <w:t>agreed on a way to promote</w:t>
+      </w:r>
+      <w:r>
+        <w:t xml:space="preserve"> </w:t>
+      </w:r>
+      <w:r>
+        <w:t xml:space="preserve">the CAP </w:t>
+      </w:r>
+      <w:r>
+        <w:t xml:space="preserve">through the General Agreement on Tariffs and Trade </w:t>
+      </w:r>
+      <w:r>
+        <w:t xml:space="preserve">(GATT) </w:t>
+      </w:r>
+      <w:r>
+        <w:t>negotiations, which in fact was a subtle way of pressuring Germany</w:t>
+      </w:r>
+      <w:r>
+        <w:t xml:space="preserve">, because the US </w:t>
+      </w:r>
+      <w:r>
+        <w:t xml:space="preserve">declared that it </w:t>
+      </w:r>
+      <w:r>
+        <w:t>would not engage in tariff reductions on industrial products if the EEC adopted a restrictive trade policy on agriculture</w:t>
+      </w:r>
+      <w:r>
+        <w:t xml:space="preserve">. Kennedy and Mansholt </w:t>
+      </w:r>
+      <w:r>
+        <w:t>go</w:t>
+      </w:r>
+      <w:r>
+        <w:t xml:space="preserve">t along </w:t>
+      </w:r>
+      <w:proofErr w:type="gramStart"/>
+      <w:r>
+        <w:t>well</w:t>
+      </w:r>
+      <w:proofErr w:type="gramEnd"/>
+      <w:r>
+        <w:t xml:space="preserve"> and Mansholt </w:t>
+      </w:r>
+      <w:r>
+        <w:t xml:space="preserve">successfully </w:t>
+      </w:r>
+      <w:r>
+        <w:t>advised</w:t>
+      </w:r>
+      <w:r>
+        <w:t xml:space="preserve"> Kennedy on how to address the Germans </w:t>
+      </w:r>
+      <w:r>
+        <w:t xml:space="preserve">during his </w:t>
+      </w:r>
+      <w:r>
+        <w:t xml:space="preserve">visit </w:t>
+      </w:r>
+      <w:r>
+        <w:t xml:space="preserve">to </w:t>
+      </w:r>
+      <w:r>
+        <w:t>Germany in June.</w:t>
+      </w:r>
+      <w:r>
+        <w:t xml:space="preserve"> </w:t>
+      </w:r>
+      <w:r>
+        <w:t xml:space="preserve">Mansholt’s support for </w:t>
+      </w:r>
+      <w:r>
+        <w:t>an extension of</w:t>
+      </w:r>
+      <w:r>
+        <w:t xml:space="preserve"> the </w:t>
+      </w:r>
+      <w:r>
+        <w:t xml:space="preserve">European Parliament’s </w:t>
+      </w:r>
+      <w:r>
+        <w:t xml:space="preserve">powers </w:t>
+      </w:r>
+      <w:proofErr w:type="gramStart"/>
+      <w:r>
         <w:t>in order to</w:t>
       </w:r>
       <w:proofErr w:type="gramEnd"/>
       <w:r>
-        <w:t xml:space="preserve"> prevent the Commission </w:t>
-      </w:r>
-      <w:r>
-        <w:t>from being</w:t>
-      </w:r>
-      <w:r>
-        <w:t xml:space="preserve"> blamed and </w:t>
-      </w:r>
-      <w:r>
-        <w:t xml:space="preserve">in fact </w:t>
-      </w:r>
-      <w:r>
-        <w:t xml:space="preserve">together with </w:t>
-      </w:r>
-      <w:r>
-        <w:t xml:space="preserve">the </w:t>
-      </w:r>
-      <w:r>
-        <w:t xml:space="preserve">French Minister of Agriculture </w:t>
-      </w:r>
-      <w:r>
-        <w:t>Edgard Pisani,</w:t>
-      </w:r>
-      <w:r>
-        <w:t xml:space="preserve"> that the </w:t>
-      </w:r>
-      <w:r>
-        <w:t>talks</w:t>
-      </w:r>
-      <w:r>
-        <w:t xml:space="preserve"> with the British </w:t>
-      </w:r>
-      <w:r>
-        <w:t xml:space="preserve">on agriculture </w:t>
-      </w:r>
-      <w:r>
-        <w:t>were rounded off successfully</w:t>
-      </w:r>
-      <w:r>
-        <w:t xml:space="preserve"> </w:t>
-      </w:r>
-      <w:r>
-        <w:t xml:space="preserve">and then </w:t>
-      </w:r>
-      <w:r>
-        <w:t xml:space="preserve">condemned </w:t>
-      </w:r>
-      <w:r>
-        <w:t xml:space="preserve">de Gaulle’s </w:t>
-      </w:r>
-      <w:r>
-        <w:t>veto publicly</w:t>
+        <w:t xml:space="preserve"> place the CAP in a democratic framework and t</w:t>
+      </w:r>
+      <w:r>
+        <w:t xml:space="preserve">he </w:t>
+      </w:r>
+      <w:r>
+        <w:t xml:space="preserve">Commission’s </w:t>
+      </w:r>
+      <w:r>
+        <w:t>acting on its own authority</w:t>
+      </w:r>
+      <w:r>
+        <w:t xml:space="preserve">, resulting in </w:t>
+      </w:r>
+      <w:r>
+        <w:t>political and budget</w:t>
+      </w:r>
+      <w:r>
+        <w:t xml:space="preserve"> proposals</w:t>
+      </w:r>
+      <w:r>
+        <w:t xml:space="preserve"> related to the CAP</w:t>
+      </w:r>
+      <w:r>
+        <w:t>,</w:t>
+      </w:r>
+      <w:r>
+        <w:t xml:space="preserve"> </w:t>
+      </w:r>
+      <w:r>
+        <w:t>irritated</w:t>
+      </w:r>
+      <w:r>
+        <w:t xml:space="preserve"> de Gaulle</w:t>
+      </w:r>
+      <w:r>
+        <w:t>, who in July 1965 boyco</w:t>
+      </w:r>
+      <w:r>
+        <w:t xml:space="preserve">tted the European institutions. The </w:t>
+      </w:r>
+      <w:r>
+        <w:t>‘Empty C</w:t>
+      </w:r>
+      <w:r>
+        <w:t>hair’ crisis</w:t>
+      </w:r>
+      <w:r>
+        <w:t xml:space="preserve"> was an attempt to halt the increasing influence of </w:t>
+      </w:r>
+      <w:r>
+        <w:t>the Commission</w:t>
+      </w:r>
+      <w:r>
+        <w:t xml:space="preserve"> with members like Mansholt</w:t>
       </w:r>
       <w:r>
         <w:t>.</w:t>
       </w:r>
       <w:r>
-        <w:t xml:space="preserve"> He immediately began to look for</w:t>
-      </w:r>
-      <w:r>
-        <w:t xml:space="preserve"> support in the </w:t>
-      </w:r>
-      <w:r>
-        <w:t xml:space="preserve">other </w:t>
-      </w:r>
-      <w:r>
-        <w:t xml:space="preserve">member-states </w:t>
+        <w:t xml:space="preserve"> </w:t>
+      </w:r>
+      <w:r>
+        <w:t>It</w:t>
+      </w:r>
+      <w:r>
+        <w:t xml:space="preserve"> was not resolved until </w:t>
+      </w:r>
+      <w:r>
+        <w:lastRenderedPageBreak/>
+        <w:t>the ‘Luxemburg Compromise’ of January 1966</w:t>
+      </w:r>
+      <w:r>
+        <w:t>, which ended a period of stagnation in European decision making</w:t>
+      </w:r>
+      <w:r>
+        <w:t xml:space="preserve">. De Gaulle had overplayed his </w:t>
       </w:r>
       <w:proofErr w:type="gramStart"/>
       <w:r>
-        <w:t>and also</w:t>
+        <w:t>hand</w:t>
       </w:r>
       <w:proofErr w:type="gramEnd"/>
       <w:r>
-        <w:t xml:space="preserve"> visited the US, where he talked to President John F. Kennedy about European developments and </w:t>
-      </w:r>
-      <w:r>
-        <w:t>the position of France</w:t>
-      </w:r>
-      <w:r>
-        <w:t xml:space="preserve"> on 9 April 1963</w:t>
-      </w:r>
-      <w:r>
-        <w:t>. They</w:t>
-      </w:r>
-      <w:r>
-        <w:t xml:space="preserve"> </w:t>
-      </w:r>
-      <w:r>
-        <w:t>agreed on a way to promote</w:t>
-      </w:r>
-      <w:r>
-        <w:t xml:space="preserve"> </w:t>
-      </w:r>
-      <w:r>
-        <w:t xml:space="preserve">the CAP </w:t>
-      </w:r>
-      <w:r>
-        <w:t xml:space="preserve">through the General Agreement on Tariffs and Trade </w:t>
-      </w:r>
-      <w:r>
-        <w:t xml:space="preserve">(GATT) </w:t>
-      </w:r>
-      <w:r>
-        <w:t>negotiations, which in fact was a subtle way of pressuring Germany</w:t>
-      </w:r>
-      <w:r>
-        <w:t xml:space="preserve">, because the US </w:t>
-      </w:r>
-      <w:r>
-        <w:t xml:space="preserve">declared that it </w:t>
-      </w:r>
-      <w:r>
-        <w:t>would not engage in tariff reductions on industrial products if the EEC adopted a restrictive trade policy on agriculture</w:t>
-      </w:r>
-      <w:r>
-        <w:t xml:space="preserve">. Kennedy and </w:t>
-      </w:r>
-      <w:proofErr w:type="spellStart"/>
-      <w:r>
-        <w:t>Mansholt</w:t>
-      </w:r>
-      <w:proofErr w:type="spellEnd"/>
-      <w:r>
-        <w:t xml:space="preserve"> </w:t>
-      </w:r>
-      <w:r>
-        <w:t>go</w:t>
-      </w:r>
-      <w:r>
-        <w:t xml:space="preserve">t along </w:t>
-      </w:r>
-      <w:proofErr w:type="gramStart"/>
-      <w:r>
-        <w:t>well</w:t>
-      </w:r>
-      <w:proofErr w:type="gramEnd"/>
-      <w:r>
-        <w:t xml:space="preserve"> and </w:t>
-      </w:r>
-      <w:proofErr w:type="spellStart"/>
-      <w:r>
-        <w:t>Mansholt</w:t>
-      </w:r>
-      <w:proofErr w:type="spellEnd"/>
-      <w:r>
-        <w:t xml:space="preserve"> </w:t>
-      </w:r>
-      <w:r>
-        <w:t xml:space="preserve">successfully </w:t>
-      </w:r>
-      <w:r>
-        <w:t>advised</w:t>
-      </w:r>
-      <w:r>
-        <w:t xml:space="preserve"> Kennedy on how to address the Germans </w:t>
-      </w:r>
-      <w:r>
-        <w:t xml:space="preserve">during his </w:t>
-      </w:r>
-      <w:r>
-        <w:t xml:space="preserve">visit </w:t>
-      </w:r>
-      <w:r>
-        <w:t xml:space="preserve">to </w:t>
-      </w:r>
-      <w:r>
-        <w:t>Germany in June.</w:t>
-      </w:r>
-      <w:r>
-        <w:t xml:space="preserve"> </w:t>
-      </w:r>
-      <w:proofErr w:type="spellStart"/>
-      <w:r>
-        <w:t>Mansholt’s</w:t>
-      </w:r>
-      <w:proofErr w:type="spellEnd"/>
-      <w:r>
-        <w:t xml:space="preserve"> support for </w:t>
-      </w:r>
-      <w:r>
-        <w:t>an extension of</w:t>
-      </w:r>
-      <w:r>
-        <w:t xml:space="preserve"> the </w:t>
-      </w:r>
-      <w:r>
-        <w:t xml:space="preserve">European Parliament’s </w:t>
-      </w:r>
-      <w:r>
-        <w:t xml:space="preserve">powers </w:t>
-      </w:r>
-      <w:proofErr w:type="gramStart"/>
-      <w:r>
-        <w:t>in order to</w:t>
-      </w:r>
-      <w:proofErr w:type="gramEnd"/>
-      <w:r>
-        <w:t xml:space="preserve"> place the CAP in a democratic framework and t</w:t>
+        <w:t xml:space="preserve"> and</w:t>
+      </w:r>
+      <w:r>
+        <w:t xml:space="preserve"> Mansholt saw himself confronted with </w:t>
+      </w:r>
+      <w:r>
+        <w:t xml:space="preserve">new political relations </w:t>
+      </w:r>
+      <w:r>
+        <w:t xml:space="preserve">(national interests dominating, rather than a European spirit), </w:t>
+      </w:r>
+      <w:r>
+        <w:t xml:space="preserve">in </w:t>
+      </w:r>
+      <w:r>
+        <w:t xml:space="preserve">which he had less supporters. </w:t>
+      </w:r>
+      <w:r>
+        <w:t>Nonetheless</w:t>
+      </w:r>
+      <w:r>
+        <w:t>,</w:t>
+      </w:r>
+      <w:r>
+        <w:t xml:space="preserve"> </w:t>
       </w:r>
       <w:r>
         <w:t xml:space="preserve">he </w:t>
       </w:r>
       <w:r>
-        <w:t xml:space="preserve">Commission’s </w:t>
-      </w:r>
-      <w:r>
-        <w:t>acting on its own authority</w:t>
-      </w:r>
-      <w:r>
-        <w:t xml:space="preserve">, resulting in </w:t>
-      </w:r>
-      <w:r>
-        <w:t>political and budget</w:t>
-      </w:r>
-      <w:r>
-        <w:t xml:space="preserve"> proposals</w:t>
-      </w:r>
-      <w:r>
-        <w:t xml:space="preserve"> related to the CAP</w:t>
-      </w:r>
-      <w:r>
-        <w:t>,</w:t>
-      </w:r>
-      <w:r>
-        <w:t xml:space="preserve"> </w:t>
-      </w:r>
-      <w:r>
-        <w:t>irritated</w:t>
-      </w:r>
-      <w:r>
-        <w:t xml:space="preserve"> de Gaulle</w:t>
-      </w:r>
-      <w:r>
-        <w:t>, who in July 1965 boyco</w:t>
-      </w:r>
-      <w:r>
-        <w:t xml:space="preserve">tted the European institutions. The </w:t>
-      </w:r>
-      <w:r>
-        <w:t>‘Empty C</w:t>
-      </w:r>
-      <w:r>
-        <w:t>hair’ crisis</w:t>
-      </w:r>
-      <w:r>
-        <w:t xml:space="preserve"> was an attempt to halt the increasing influence of </w:t>
-      </w:r>
-      <w:r>
-        <w:t>the Commission</w:t>
-      </w:r>
-      <w:r>
-        <w:t xml:space="preserve"> with members like </w:t>
-      </w:r>
-      <w:proofErr w:type="spellStart"/>
-      <w:r>
-        <w:t>Mansholt</w:t>
-      </w:r>
-      <w:proofErr w:type="spellEnd"/>
-      <w:r>
-        <w:t>.</w:t>
-      </w:r>
-      <w:r>
-        <w:t xml:space="preserve"> </w:t>
-      </w:r>
-      <w:r>
-        <w:t>It</w:t>
-      </w:r>
-      <w:r>
-        <w:t xml:space="preserve"> was not resolved until the ‘Luxemburg Compromise’ of January 1966</w:t>
-      </w:r>
-      <w:r>
-        <w:t>, which ended a period of stagnation in European decision making</w:t>
-      </w:r>
-      <w:r>
-        <w:t xml:space="preserve">. De Gaulle had overplayed his </w:t>
-      </w:r>
-      <w:proofErr w:type="gramStart"/>
-      <w:r>
-        <w:t>hand</w:t>
-      </w:r>
-      <w:proofErr w:type="gramEnd"/>
-      <w:r>
-        <w:t xml:space="preserve"> and</w:t>
-      </w:r>
-      <w:r>
-        <w:t xml:space="preserve"> </w:t>
-      </w:r>
-      <w:proofErr w:type="spellStart"/>
-      <w:r>
-        <w:t>Mansholt</w:t>
-      </w:r>
-      <w:proofErr w:type="spellEnd"/>
-      <w:r>
-        <w:t xml:space="preserve"> saw himself confronted </w:t>
-      </w:r>
-      <w:r>
-        <w:lastRenderedPageBreak/>
-        <w:t xml:space="preserve">with </w:t>
-      </w:r>
-      <w:r>
-        <w:t xml:space="preserve">new political relations </w:t>
-      </w:r>
-      <w:r>
-        <w:t xml:space="preserve">(national interests dominating, rather than a European spirit), </w:t>
-      </w:r>
-      <w:r>
-        <w:t xml:space="preserve">in </w:t>
-      </w:r>
-      <w:r>
-        <w:t xml:space="preserve">which he had less supporters. </w:t>
-      </w:r>
-      <w:r>
-        <w:t>Nonetheless</w:t>
-      </w:r>
-      <w:r>
-        <w:t>,</w:t>
-      </w:r>
-      <w:r>
-        <w:t xml:space="preserve"> </w:t>
-      </w:r>
-      <w:r>
-        <w:t xml:space="preserve">he </w:t>
-      </w:r>
-      <w:r>
         <w:t xml:space="preserve">decided to </w:t>
       </w:r>
       <w:r>
@@ -3557,15 +3292,7 @@
         <w:t xml:space="preserve">, the Dutch </w:t>
       </w:r>
       <w:r>
-        <w:t xml:space="preserve">nominated </w:t>
-      </w:r>
-      <w:proofErr w:type="spellStart"/>
-      <w:r>
-        <w:t>Mansholt</w:t>
-      </w:r>
-      <w:proofErr w:type="spellEnd"/>
-      <w:r>
-        <w:t xml:space="preserve"> as </w:t>
+        <w:t xml:space="preserve">nominated Mansholt as </w:t>
       </w:r>
       <w:r>
         <w:t xml:space="preserve">Commission </w:t>
@@ -3586,13 +3313,8 @@
         <w:t>would</w:t>
       </w:r>
       <w:r>
-        <w:t xml:space="preserve"> not accept this. </w:t>
-      </w:r>
-      <w:proofErr w:type="spellStart"/>
-      <w:r>
-        <w:t>Mansholt</w:t>
-      </w:r>
-      <w:proofErr w:type="spellEnd"/>
+        <w:t xml:space="preserve"> not accept this. Mansholt</w:t>
+      </w:r>
       <w:r>
         <w:t>,</w:t>
       </w:r>
@@ -3636,13 +3358,8 @@
         <w:t xml:space="preserve"> </w:t>
       </w:r>
       <w:r>
-        <w:t xml:space="preserve">on which </w:t>
-      </w:r>
-      <w:proofErr w:type="spellStart"/>
-      <w:r>
-        <w:t>Mansholt</w:t>
-      </w:r>
-      <w:proofErr w:type="spellEnd"/>
+        <w:t>on which Mansholt</w:t>
+      </w:r>
       <w:r>
         <w:t xml:space="preserve"> had focu</w:t>
       </w:r>
@@ -3691,13 +3408,8 @@
       <w:r>
         <w:t>‘</w:t>
       </w:r>
-      <w:proofErr w:type="spellStart"/>
-      <w:r>
-        <w:t>Mansholt</w:t>
-      </w:r>
-      <w:proofErr w:type="spellEnd"/>
-      <w:r>
-        <w:t xml:space="preserve"> Plan</w:t>
+      <w:r>
+        <w:t>Mansholt Plan</w:t>
       </w:r>
       <w:r>
         <w:t>’</w:t>
@@ -3706,15 +3418,7 @@
         <w:t>,</w:t>
       </w:r>
       <w:r>
-        <w:t xml:space="preserve"> </w:t>
-      </w:r>
-      <w:proofErr w:type="spellStart"/>
-      <w:r>
-        <w:t>Mansholt</w:t>
-      </w:r>
-      <w:proofErr w:type="spellEnd"/>
-      <w:r>
-        <w:t xml:space="preserve"> argued that famer</w:t>
+        <w:t xml:space="preserve"> Mansholt argued that famer</w:t>
       </w:r>
       <w:r>
         <w:t>s needed to modernise and that the traditional family farm had</w:t>
@@ -3800,13 +3504,8 @@
       <w:r>
         <w:t xml:space="preserve">By now </w:t>
       </w:r>
-      <w:proofErr w:type="spellStart"/>
-      <w:r>
-        <w:t>Mansholt</w:t>
-      </w:r>
-      <w:proofErr w:type="spellEnd"/>
-      <w:r>
-        <w:t xml:space="preserve"> was aware of the </w:t>
+      <w:r>
+        <w:t xml:space="preserve">Mansholt was aware of the </w:t>
       </w:r>
       <w:r>
         <w:t>overproduction that had resulted from his policies</w:t>
@@ -3866,169 +3565,149 @@
         <w:t xml:space="preserve">Commission President </w:t>
       </w:r>
       <w:r>
-        <w:t xml:space="preserve">Franco Malfatti resigned on 17 March 1972 to return to Italian politics, </w:t>
+        <w:t>Franco Malfatti resigned on 17 March 1972 to return to Italian politics, Mansholt became President at the suggestion of France</w:t>
+      </w:r>
+      <w:r>
+        <w:t>, probably a tactic</w:t>
+      </w:r>
+      <w:r>
+        <w:t>al</w:t>
+      </w:r>
+      <w:r>
+        <w:t xml:space="preserve"> move, knowing that it would be a job for </w:t>
+      </w:r>
+      <w:r>
+        <w:t xml:space="preserve">only </w:t>
+      </w:r>
+      <w:r>
+        <w:t>eight months</w:t>
+      </w:r>
+      <w:r>
+        <w:t xml:space="preserve">, and a goodwill gesture towards the </w:t>
+      </w:r>
+      <w:r>
+        <w:t>United Kingdom (UK)</w:t>
+      </w:r>
+      <w:r>
+        <w:t xml:space="preserve">. </w:t>
+      </w:r>
+      <w:r>
+        <w:t>Mansholt</w:t>
+      </w:r>
+      <w:r>
+        <w:t xml:space="preserve"> at</w:t>
+      </w:r>
+      <w:r>
+        <w:t>tended the third United Nations Conference on Trade and Development in Santiago, Chile</w:t>
+      </w:r>
+      <w:r>
+        <w:t xml:space="preserve">, where he discovered that the </w:t>
+      </w:r>
+      <w:r>
+        <w:t>EC</w:t>
+      </w:r>
+      <w:r>
+        <w:t xml:space="preserve"> member-states did not agree and did not </w:t>
+      </w:r>
+      <w:r>
+        <w:t xml:space="preserve">try to meet the needs of the South. Back in Brussels </w:t>
+      </w:r>
+      <w:r>
+        <w:t xml:space="preserve">he received the Commission’s support to take some risks and returned to Santiago, where he supported the </w:t>
+      </w:r>
+      <w:r>
+        <w:t xml:space="preserve">Southern </w:t>
+      </w:r>
+      <w:r>
+        <w:t xml:space="preserve">wish for international commodity agreements </w:t>
+      </w:r>
+      <w:r>
+        <w:t>and involvement of</w:t>
+      </w:r>
+      <w:r>
+        <w:t xml:space="preserve"> the South in trade conferences. He </w:t>
+      </w:r>
+      <w:r>
+        <w:t xml:space="preserve">also </w:t>
+      </w:r>
+      <w:r>
+        <w:t xml:space="preserve">prevented a resolution </w:t>
+      </w:r>
+      <w:r>
+        <w:t xml:space="preserve">that </w:t>
+      </w:r>
+      <w:r>
+        <w:t>oppos</w:t>
+      </w:r>
+      <w:r>
+        <w:t>ed</w:t>
+      </w:r>
+      <w:r>
+        <w:t xml:space="preserve"> the EC’s expansion</w:t>
+      </w:r>
+      <w:r>
+        <w:t xml:space="preserve"> with three new member-states in January 1973</w:t>
+      </w:r>
+      <w:r>
+        <w:t xml:space="preserve">. </w:t>
+      </w:r>
+      <w:r>
+        <w:t xml:space="preserve">Back home </w:t>
+      </w:r>
+      <w:r>
+        <w:t>Mansholt also spoke out on East-West relations, criti</w:t>
+      </w:r>
+      <w:r>
+        <w:t>ci</w:t>
+      </w:r>
+      <w:r>
+        <w:t>zing the US for not being concerned about the North-South divide</w:t>
+      </w:r>
+      <w:r>
+        <w:t>, much to the dislike of US President Richard Nixon</w:t>
+      </w:r>
+      <w:r>
+        <w:t>,</w:t>
+      </w:r>
+      <w:r>
+        <w:t xml:space="preserve"> who in a </w:t>
+      </w:r>
+      <w:r>
+        <w:t>document</w:t>
+      </w:r>
+      <w:r>
+        <w:t xml:space="preserve"> </w:t>
+      </w:r>
+      <w:r>
+        <w:t>referred to</w:t>
+      </w:r>
+      <w:r>
+        <w:t xml:space="preserve"> him </w:t>
+      </w:r>
+      <w:r>
+        <w:t xml:space="preserve">as </w:t>
+      </w:r>
+      <w:r>
+        <w:t>‘that jack</w:t>
+      </w:r>
+      <w:r>
+        <w:t xml:space="preserve">ass’ in the European Commission (Van </w:t>
       </w:r>
       <w:proofErr w:type="spellStart"/>
       <w:r>
-        <w:t>Mansholt</w:t>
+        <w:t>Merriënboer</w:t>
       </w:r>
       <w:proofErr w:type="spellEnd"/>
       <w:r>
-        <w:t xml:space="preserve"> became President at the suggestion of France</w:t>
-      </w:r>
-      <w:r>
-        <w:t>, probably a tactic</w:t>
-      </w:r>
-      <w:r>
-        <w:t>al</w:t>
-      </w:r>
-      <w:r>
-        <w:t xml:space="preserve"> move, knowing that it would be a job for </w:t>
-      </w:r>
-      <w:r>
-        <w:t xml:space="preserve">only </w:t>
-      </w:r>
-      <w:r>
-        <w:t>eight months</w:t>
-      </w:r>
-      <w:r>
-        <w:t xml:space="preserve">, and a goodwill gesture towards the </w:t>
-      </w:r>
-      <w:r>
-        <w:t>United Kingdom (UK)</w:t>
-      </w:r>
-      <w:r>
-        <w:t xml:space="preserve">. </w:t>
-      </w:r>
-      <w:proofErr w:type="spellStart"/>
-      <w:r>
-        <w:t>Mansholt</w:t>
-      </w:r>
-      <w:proofErr w:type="spellEnd"/>
-      <w:r>
-        <w:t xml:space="preserve"> at</w:t>
-      </w:r>
-      <w:r>
-        <w:t>tended the third United Nations Conference on Trade and Development in Santiago, Chile</w:t>
-      </w:r>
-      <w:r>
-        <w:t xml:space="preserve">, where he discovered that the </w:t>
+        <w:t xml:space="preserve"> 2011, 559). </w:t>
+      </w:r>
+      <w:r>
+        <w:t xml:space="preserve">Mansholt set his hopes for a stronger </w:t>
       </w:r>
       <w:r>
         <w:t>EC</w:t>
       </w:r>
       <w:r>
-        <w:t xml:space="preserve"> member-states did not agree and did not </w:t>
-      </w:r>
-      <w:r>
-        <w:t xml:space="preserve">try to meet the needs of the South. Back in Brussels </w:t>
-      </w:r>
-      <w:r>
-        <w:t xml:space="preserve">he received the Commission’s support to take some risks and returned to Santiago, where he supported the </w:t>
-      </w:r>
-      <w:r>
-        <w:t xml:space="preserve">Southern </w:t>
-      </w:r>
-      <w:r>
-        <w:t xml:space="preserve">wish for international commodity agreements </w:t>
-      </w:r>
-      <w:r>
-        <w:t>and involvement of</w:t>
-      </w:r>
-      <w:r>
-        <w:t xml:space="preserve"> the South in trade conferences. He </w:t>
-      </w:r>
-      <w:r>
-        <w:t xml:space="preserve">also </w:t>
-      </w:r>
-      <w:r>
-        <w:t xml:space="preserve">prevented a resolution </w:t>
-      </w:r>
-      <w:r>
-        <w:t xml:space="preserve">that </w:t>
-      </w:r>
-      <w:r>
-        <w:t>oppos</w:t>
-      </w:r>
-      <w:r>
-        <w:t>ed</w:t>
-      </w:r>
-      <w:r>
-        <w:t xml:space="preserve"> the EC’s expansion</w:t>
-      </w:r>
-      <w:r>
-        <w:t xml:space="preserve"> with three new member-states in January 1973</w:t>
-      </w:r>
-      <w:r>
-        <w:t xml:space="preserve">. </w:t>
-      </w:r>
-      <w:r>
-        <w:t xml:space="preserve">Back home </w:t>
-      </w:r>
-      <w:proofErr w:type="spellStart"/>
-      <w:r>
-        <w:t>Mansholt</w:t>
-      </w:r>
-      <w:proofErr w:type="spellEnd"/>
-      <w:r>
-        <w:t xml:space="preserve"> also spoke out on East-West relations, criti</w:t>
-      </w:r>
-      <w:r>
-        <w:t>ci</w:t>
-      </w:r>
-      <w:r>
-        <w:t>zing the US for not being concerned about the North-South divide</w:t>
-      </w:r>
-      <w:r>
-        <w:t>, much to the dislike of US President Richard Nixon</w:t>
-      </w:r>
-      <w:r>
-        <w:t>,</w:t>
-      </w:r>
-      <w:r>
-        <w:t xml:space="preserve"> who in a </w:t>
-      </w:r>
-      <w:r>
-        <w:t>document</w:t>
-      </w:r>
-      <w:r>
-        <w:t xml:space="preserve"> </w:t>
-      </w:r>
-      <w:r>
-        <w:t>referred to</w:t>
-      </w:r>
-      <w:r>
-        <w:t xml:space="preserve"> him </w:t>
-      </w:r>
-      <w:r>
-        <w:t xml:space="preserve">as </w:t>
-      </w:r>
-      <w:r>
-        <w:t>‘that jack</w:t>
-      </w:r>
-      <w:r>
-        <w:t xml:space="preserve">ass’ in the European Commission (Van </w:t>
-      </w:r>
-      <w:proofErr w:type="spellStart"/>
-      <w:r>
-        <w:t>Merriënboer</w:t>
-      </w:r>
-      <w:proofErr w:type="spellEnd"/>
-      <w:r>
-        <w:t xml:space="preserve"> 2011, 559). </w:t>
-      </w:r>
-      <w:proofErr w:type="spellStart"/>
-      <w:r>
-        <w:t>Mansholt</w:t>
-      </w:r>
-      <w:proofErr w:type="spellEnd"/>
-      <w:r>
-        <w:t xml:space="preserve"> set his hopes for a stronger </w:t>
-      </w:r>
-      <w:r>
-        <w:t>EC</w:t>
-      </w:r>
-      <w:r>
         <w:t xml:space="preserve"> on the summit</w:t>
       </w:r>
       <w:r>
@@ -4070,13 +3749,8 @@
       <w:r>
         <w:t xml:space="preserve">all of </w:t>
       </w:r>
-      <w:proofErr w:type="spellStart"/>
-      <w:r>
-        <w:t>Mansholt’s</w:t>
-      </w:r>
-      <w:proofErr w:type="spellEnd"/>
-      <w:r>
-        <w:t xml:space="preserve"> pleas for more development aid, </w:t>
+      <w:r>
+        <w:t xml:space="preserve">Mansholt’s pleas for more development aid, </w:t>
       </w:r>
       <w:r>
         <w:t xml:space="preserve">a </w:t>
@@ -4093,13 +3767,8 @@
       <w:r>
         <w:t xml:space="preserve">with the EC. </w:t>
       </w:r>
-      <w:proofErr w:type="spellStart"/>
-      <w:r>
-        <w:t>Mansholt</w:t>
-      </w:r>
-      <w:proofErr w:type="spellEnd"/>
-      <w:r>
-        <w:t xml:space="preserve"> </w:t>
+      <w:r>
+        <w:t xml:space="preserve">Mansholt </w:t>
       </w:r>
       <w:r>
         <w:t>regarded</w:t>
@@ -4143,32 +3812,27 @@
       <w:r>
         <w:t xml:space="preserve">When his brief term as President ended, </w:t>
       </w:r>
+      <w:r>
+        <w:t>M</w:t>
+      </w:r>
+      <w:r>
+        <w:t xml:space="preserve">ansholt </w:t>
+      </w:r>
+      <w:r>
+        <w:t>left the Commission on 5 January 1973</w:t>
+      </w:r>
+      <w:r>
+        <w:t xml:space="preserve"> </w:t>
+      </w:r>
+      <w:r>
+        <w:t xml:space="preserve">and returned to </w:t>
+      </w:r>
       <w:proofErr w:type="spellStart"/>
       <w:r>
-        <w:t>M</w:t>
-      </w:r>
-      <w:r>
-        <w:t>ansholt</w:t>
+        <w:t>Wapserveen</w:t>
       </w:r>
       <w:proofErr w:type="spellEnd"/>
       <w:r>
-        <w:t xml:space="preserve"> </w:t>
-      </w:r>
-      <w:r>
-        <w:t>left the Commission on 5 January 1973</w:t>
-      </w:r>
-      <w:r>
-        <w:t xml:space="preserve"> </w:t>
-      </w:r>
-      <w:r>
-        <w:t xml:space="preserve">and returned to </w:t>
-      </w:r>
-      <w:proofErr w:type="spellStart"/>
-      <w:r>
-        <w:t>Wapserveen</w:t>
-      </w:r>
-      <w:proofErr w:type="spellEnd"/>
-      <w:r>
         <w:t>, where he had bought an old farmhouse</w:t>
       </w:r>
       <w:r>
@@ -4226,87 +3890,69 @@
         <w:t>had seen</w:t>
       </w:r>
       <w:r>
-        <w:t xml:space="preserve"> the funding of her research project cut as she was too critical of the EC, while </w:t>
-      </w:r>
-      <w:proofErr w:type="spellStart"/>
+        <w:t xml:space="preserve"> the funding of her research project cut as she was too critical of the EC, while Mansholt appreciated her criticisms</w:t>
+      </w:r>
+      <w:r>
+        <w:t xml:space="preserve">. </w:t>
+      </w:r>
+      <w:r>
+        <w:t>The affair</w:t>
+      </w:r>
+      <w:r>
+        <w:t xml:space="preserve"> started in New York </w:t>
+      </w:r>
+      <w:r>
+        <w:lastRenderedPageBreak/>
+        <w:t>and</w:t>
+      </w:r>
+      <w:r>
+        <w:t xml:space="preserve"> was widely known </w:t>
+      </w:r>
+      <w:r>
+        <w:t>because</w:t>
+      </w:r>
+      <w:r>
+        <w:t xml:space="preserve"> the two attended </w:t>
+      </w:r>
+      <w:r>
+        <w:t>conferences together, but they decided to end the affair</w:t>
+      </w:r>
+      <w:r>
+        <w:t xml:space="preserve"> in </w:t>
+      </w:r>
+      <w:r>
+        <w:t>December 1974</w:t>
+      </w:r>
+      <w:r>
+        <w:t>. Mansholt returned to his wife.</w:t>
+      </w:r>
+      <w:r>
+        <w:t xml:space="preserve"> </w:t>
+      </w:r>
+      <w:r>
+        <w:t xml:space="preserve">He continued his passion for sailing and </w:t>
+      </w:r>
+      <w:r>
+        <w:t>for years enjoyed working behind his house on a</w:t>
+      </w:r>
+      <w:r>
+        <w:t xml:space="preserve"> boat that he could sail single-handed across the open seas</w:t>
+      </w:r>
+      <w:r>
+        <w:t>. In 1982 he</w:t>
+      </w:r>
+      <w:r>
+        <w:t xml:space="preserve"> </w:t>
+      </w:r>
+      <w:r>
+        <w:t>set sail for Brazil.</w:t>
+      </w:r>
+      <w:r>
+        <w:t xml:space="preserve"> </w:t>
+      </w:r>
       <w:r>
         <w:t>Mansholt</w:t>
       </w:r>
-      <w:proofErr w:type="spellEnd"/>
-      <w:r>
-        <w:t xml:space="preserve"> appreciated her criticisms</w:t>
-      </w:r>
-      <w:r>
-        <w:t xml:space="preserve">. </w:t>
-      </w:r>
-      <w:r>
-        <w:t>The affair</w:t>
-      </w:r>
-      <w:r>
-        <w:t xml:space="preserve"> started in New York and</w:t>
-      </w:r>
-      <w:r>
-        <w:t xml:space="preserve"> was widely known </w:t>
-      </w:r>
-      <w:r>
-        <w:t>because</w:t>
-      </w:r>
-      <w:r>
-        <w:t xml:space="preserve"> the two attended </w:t>
-      </w:r>
-      <w:r>
-        <w:t>conferences together, but they decided to end the affair</w:t>
-      </w:r>
-      <w:r>
-        <w:t xml:space="preserve"> in </w:t>
-      </w:r>
-      <w:r>
-        <w:t>December 1974</w:t>
-      </w:r>
-      <w:r>
-        <w:t xml:space="preserve">. </w:t>
-      </w:r>
-      <w:proofErr w:type="spellStart"/>
-      <w:r>
-        <w:t>Mansholt</w:t>
-      </w:r>
-      <w:proofErr w:type="spellEnd"/>
-      <w:r>
-        <w:t xml:space="preserve"> returned to his wife.</w:t>
-      </w:r>
-      <w:r>
-        <w:t xml:space="preserve"> </w:t>
-      </w:r>
-      <w:r>
-        <w:t xml:space="preserve">He continued his passion for sailing </w:t>
-      </w:r>
-      <w:r>
-        <w:lastRenderedPageBreak/>
-        <w:t xml:space="preserve">and </w:t>
-      </w:r>
-      <w:r>
-        <w:t>for years enjoyed working behind his house on a</w:t>
-      </w:r>
-      <w:r>
-        <w:t xml:space="preserve"> boat that he could sail single-handed across the open seas</w:t>
-      </w:r>
-      <w:r>
-        <w:t>. In 1982 he</w:t>
-      </w:r>
-      <w:r>
-        <w:t xml:space="preserve"> </w:t>
-      </w:r>
-      <w:r>
-        <w:t>set sail for Brazil.</w:t>
-      </w:r>
-      <w:r>
-        <w:t xml:space="preserve"> </w:t>
-      </w:r>
-      <w:proofErr w:type="spellStart"/>
-      <w:r>
-        <w:t>Mansholt</w:t>
-      </w:r>
-      <w:proofErr w:type="spellEnd"/>
       <w:r>
         <w:t>, who</w:t>
       </w:r>
@@ -4357,15 +4003,7 @@
         <w:t>S.L.</w:t>
       </w:r>
       <w:r>
-        <w:t xml:space="preserve"> </w:t>
-      </w:r>
-      <w:proofErr w:type="spellStart"/>
-      <w:r>
-        <w:t>Mansholt</w:t>
-      </w:r>
-      <w:proofErr w:type="spellEnd"/>
-      <w:r>
-        <w:t xml:space="preserve"> in International </w:t>
+        <w:t xml:space="preserve"> Mansholt in International </w:t>
       </w:r>
       <w:r>
         <w:t xml:space="preserve">Institute </w:t>
@@ -4518,97 +4156,69 @@
         <w:rPr>
           <w:i/>
         </w:rPr>
-        <w:t xml:space="preserve">Die </w:t>
+        <w:t xml:space="preserve">Die Krise. Europa und die </w:t>
       </w:r>
       <w:proofErr w:type="spellStart"/>
       <w:r>
         <w:rPr>
           <w:i/>
         </w:rPr>
-        <w:t>Krise</w:t>
+        <w:t>Grenze</w:t>
       </w:r>
       <w:proofErr w:type="spellEnd"/>
       <w:r>
         <w:rPr>
           <w:i/>
         </w:rPr>
-        <w:t xml:space="preserve">. Europa und die </w:t>
+        <w:t xml:space="preserve"> des </w:t>
       </w:r>
       <w:proofErr w:type="spellStart"/>
       <w:r>
         <w:rPr>
           <w:i/>
         </w:rPr>
-        <w:t>Grenze</w:t>
+        <w:t>Wachstums</w:t>
       </w:r>
       <w:proofErr w:type="spellEnd"/>
       <w:r>
         <w:rPr>
           <w:i/>
         </w:rPr>
-        <w:t xml:space="preserve"> des </w:t>
+        <w:t xml:space="preserve">: </w:t>
       </w:r>
       <w:proofErr w:type="spellStart"/>
       <w:r>
         <w:rPr>
           <w:i/>
         </w:rPr>
-        <w:t>Wachstums</w:t>
+        <w:t>Aufzeichnungen</w:t>
       </w:r>
       <w:proofErr w:type="spellEnd"/>
       <w:r>
         <w:rPr>
           <w:i/>
         </w:rPr>
-        <w:t xml:space="preserve">: </w:t>
+        <w:t xml:space="preserve"> von </w:t>
       </w:r>
       <w:proofErr w:type="spellStart"/>
       <w:r>
         <w:rPr>
           <w:i/>
         </w:rPr>
-        <w:t>Aufzeichnungen</w:t>
+        <w:t>Gesprächen</w:t>
       </w:r>
       <w:proofErr w:type="spellEnd"/>
       <w:r>
         <w:rPr>
           <w:i/>
         </w:rPr>
-        <w:t xml:space="preserve"> von </w:t>
-      </w:r>
-      <w:proofErr w:type="spellStart"/>
+        <w:t xml:space="preserve"> met Janine </w:t>
+      </w:r>
       <w:r>
         <w:rPr>
           <w:i/>
         </w:rPr>
-        <w:t>Gesprächen</w:t>
-      </w:r>
-      <w:proofErr w:type="spellEnd"/>
-      <w:r>
-        <w:rPr>
-          <w:i/>
-        </w:rPr>
-        <w:t xml:space="preserve"> met Janine </w:t>
-      </w:r>
-      <w:r>
-        <w:rPr>
-          <w:i/>
-        </w:rPr>
-        <w:t xml:space="preserve">Delaunay und </w:t>
-      </w:r>
-      <w:proofErr w:type="spellStart"/>
-      <w:r>
-        <w:rPr>
-          <w:i/>
-        </w:rPr>
-        <w:t>Freimut</w:t>
-      </w:r>
-      <w:proofErr w:type="spellEnd"/>
-      <w:r>
-        <w:rPr>
-          <w:i/>
-        </w:rPr>
-        <w:t xml:space="preserve"> Duve</w:t>
+        <w:t>Delaunay und Freimut Duve</w:t>
       </w:r>
       <w:r>
         <w:t xml:space="preserve">, Reinbeck </w:t>
@@ -4783,88 +4393,72 @@
         <w:t xml:space="preserve">; </w:t>
       </w:r>
       <w:r>
-        <w:t xml:space="preserve">M. </w:t>
+        <w:t xml:space="preserve">M. Sperr, </w:t>
+      </w:r>
+      <w:r>
+        <w:rPr>
+          <w:i/>
+        </w:rPr>
+        <w:t>Petra K. Kelly</w:t>
+      </w:r>
+      <w:r>
+        <w:rPr>
+          <w:i/>
+        </w:rPr>
+        <w:t xml:space="preserve">, </w:t>
       </w:r>
       <w:proofErr w:type="spellStart"/>
       <w:r>
-        <w:t>Sperr</w:t>
+        <w:rPr>
+          <w:i/>
+        </w:rPr>
+        <w:t>Politikerin</w:t>
       </w:r>
       <w:proofErr w:type="spellEnd"/>
       <w:r>
-        <w:t xml:space="preserve">, </w:t>
-      </w:r>
-      <w:r>
         <w:rPr>
           <w:i/>
         </w:rPr>
-        <w:t>Petra K. Kelly</w:t>
-      </w:r>
+        <w:t xml:space="preserve"> </w:t>
+      </w:r>
+      <w:proofErr w:type="spellStart"/>
       <w:r>
         <w:rPr>
           <w:i/>
         </w:rPr>
-        <w:t xml:space="preserve">, </w:t>
+        <w:t>aus</w:t>
+      </w:r>
+      <w:proofErr w:type="spellEnd"/>
+      <w:r>
+        <w:rPr>
+          <w:i/>
+        </w:rPr>
+        <w:t xml:space="preserve"> </w:t>
       </w:r>
       <w:proofErr w:type="spellStart"/>
       <w:r>
         <w:rPr>
           <w:i/>
         </w:rPr>
-        <w:t>Politikerin</w:t>
+        <w:t>Betroffenheit</w:t>
       </w:r>
       <w:proofErr w:type="spellEnd"/>
       <w:r>
-        <w:rPr>
-          <w:i/>
-        </w:rPr>
-        <w:t xml:space="preserve"> </w:t>
+        <w:t xml:space="preserve">, Hamburg 1985; </w:t>
+      </w:r>
+      <w:r>
+        <w:t>I</w:t>
+      </w:r>
+      <w:r>
+        <w:t xml:space="preserve">nterview with </w:t>
       </w:r>
       <w:proofErr w:type="spellStart"/>
       <w:r>
-        <w:rPr>
-          <w:i/>
-        </w:rPr>
-        <w:t>aus</w:t>
+        <w:t>Sicco</w:t>
       </w:r>
       <w:proofErr w:type="spellEnd"/>
       <w:r>
-        <w:rPr>
-          <w:i/>
-        </w:rPr>
-        <w:t xml:space="preserve"> </w:t>
-      </w:r>
-      <w:proofErr w:type="spellStart"/>
-      <w:r>
-        <w:rPr>
-          <w:i/>
-        </w:rPr>
-        <w:t>Betroffenheit</w:t>
-      </w:r>
-      <w:proofErr w:type="spellEnd"/>
-      <w:r>
-        <w:t xml:space="preserve">, Hamburg 1985; </w:t>
-      </w:r>
-      <w:r>
-        <w:t>I</w:t>
-      </w:r>
-      <w:r>
-        <w:t xml:space="preserve">nterview with </w:t>
-      </w:r>
-      <w:proofErr w:type="spellStart"/>
-      <w:r>
-        <w:t>Sicco</w:t>
-      </w:r>
-      <w:proofErr w:type="spellEnd"/>
-      <w:r>
-        <w:t xml:space="preserve"> </w:t>
-      </w:r>
-      <w:proofErr w:type="spellStart"/>
-      <w:r>
-        <w:t>Mansholt</w:t>
-      </w:r>
-      <w:proofErr w:type="spellEnd"/>
-      <w:r>
-        <w:t>, 17 April 1989</w:t>
+        <w:t xml:space="preserve"> Mansholt, 17 April 1989</w:t>
       </w:r>
       <w:r>
         <w:t>,</w:t>
@@ -4894,52 +4488,150 @@
         <w:t xml:space="preserve">; </w:t>
       </w:r>
       <w:r>
-        <w:t xml:space="preserve">R.T. Griffiths, ‘The </w:t>
+        <w:t xml:space="preserve">R.T. Griffiths, ‘The Mansholt Plan’ in R.T. Griffiths (ed.), </w:t>
+      </w:r>
+      <w:r>
+        <w:rPr>
+          <w:i/>
+        </w:rPr>
+        <w:t>The Netherlands and the Integration of Europe</w:t>
+      </w:r>
+      <w:r>
+        <w:t xml:space="preserve">, Amsterdam 1990, </w:t>
+      </w:r>
+      <w:r>
+        <w:t>93-112</w:t>
+      </w:r>
+      <w:r>
+        <w:t xml:space="preserve">; </w:t>
+      </w:r>
+      <w:r>
+        <w:t xml:space="preserve">S. Parkin, </w:t>
+      </w:r>
+      <w:r>
+        <w:rPr>
+          <w:i/>
+        </w:rPr>
+        <w:t>The Life and Death of Petra Kelly</w:t>
+      </w:r>
+      <w:r>
+        <w:t xml:space="preserve">, London 1994; </w:t>
+      </w:r>
+      <w:r>
+        <w:t xml:space="preserve">G. </w:t>
       </w:r>
       <w:proofErr w:type="spellStart"/>
       <w:r>
-        <w:t>Mansholt</w:t>
+        <w:t>Thiemeyer</w:t>
       </w:r>
       <w:proofErr w:type="spellEnd"/>
       <w:r>
-        <w:t xml:space="preserve"> Plan’ in R.T. Griffiths (ed.), </w:t>
+        <w:t>, ‘</w:t>
+      </w:r>
+      <w:proofErr w:type="spellStart"/>
+      <w:r>
+        <w:t>Sicco</w:t>
+      </w:r>
+      <w:proofErr w:type="spellEnd"/>
+      <w:r>
+        <w:t xml:space="preserve"> Mansholt and European Supranationalism’ in W. Loth (ed.) </w:t>
       </w:r>
       <w:r>
         <w:rPr>
           <w:i/>
         </w:rPr>
-        <w:t>The Netherlands and the Integration of Europe</w:t>
-      </w:r>
-      <w:r>
-        <w:t xml:space="preserve">, Amsterdam 1990, </w:t>
-      </w:r>
-      <w:r>
-        <w:t>93-112</w:t>
+        <w:t xml:space="preserve">La </w:t>
+      </w:r>
+      <w:proofErr w:type="spellStart"/>
+      <w:r>
+        <w:rPr>
+          <w:i/>
+        </w:rPr>
+        <w:t>gouvernance</w:t>
+      </w:r>
+      <w:proofErr w:type="spellEnd"/>
+      <w:r>
+        <w:rPr>
+          <w:i/>
+        </w:rPr>
+        <w:t xml:space="preserve"> </w:t>
+      </w:r>
+      <w:proofErr w:type="spellStart"/>
+      <w:r>
+        <w:rPr>
+          <w:i/>
+        </w:rPr>
+        <w:t>supranationale</w:t>
+      </w:r>
+      <w:proofErr w:type="spellEnd"/>
+      <w:r>
+        <w:rPr>
+          <w:i/>
+        </w:rPr>
+        <w:t xml:space="preserve"> dans</w:t>
+      </w:r>
+      <w:r>
+        <w:rPr>
+          <w:i/>
+        </w:rPr>
+        <w:t xml:space="preserve"> la construction </w:t>
+      </w:r>
+      <w:proofErr w:type="spellStart"/>
+      <w:r>
+        <w:rPr>
+          <w:i/>
+        </w:rPr>
+        <w:t>e</w:t>
+      </w:r>
+      <w:r>
+        <w:rPr>
+          <w:i/>
+        </w:rPr>
+        <w:t>uropéene</w:t>
+      </w:r>
+      <w:proofErr w:type="spellEnd"/>
+      <w:r>
+        <w:t xml:space="preserve">, Brussels 2005, </w:t>
+      </w:r>
+      <w:r>
+        <w:t>39-5</w:t>
+      </w:r>
+      <w:r>
+        <w:t>3</w:t>
       </w:r>
       <w:r>
         <w:t xml:space="preserve">; </w:t>
       </w:r>
       <w:r>
-        <w:t xml:space="preserve">S. Parkin, </w:t>
+        <w:t xml:space="preserve">F. Westerman, </w:t>
       </w:r>
       <w:r>
         <w:rPr>
           <w:i/>
         </w:rPr>
-        <w:t>The Life and Death of Petra Kelly</w:t>
-      </w:r>
-      <w:r>
-        <w:t xml:space="preserve">, London 1994; </w:t>
-      </w:r>
-      <w:r>
-        <w:t xml:space="preserve">G. </w:t>
+        <w:t xml:space="preserve">Das </w:t>
       </w:r>
       <w:proofErr w:type="spellStart"/>
       <w:r>
-        <w:t>Thiemeyer</w:t>
+        <w:rPr>
+          <w:i/>
+        </w:rPr>
+        <w:t>Getreideparadis</w:t>
       </w:r>
       <w:proofErr w:type="spellEnd"/>
       <w:r>
+        <w:t>,</w:t>
+      </w:r>
+      <w:r>
+        <w:t xml:space="preserve"> Berlin 2009</w:t>
+      </w:r>
+      <w:r>
+        <w:t xml:space="preserve">; </w:t>
+      </w:r>
+      <w:r>
+        <w:t>J. van der Harst</w:t>
+      </w:r>
+      <w:r>
         <w:t>, ‘</w:t>
       </w:r>
       <w:proofErr w:type="spellStart"/>
@@ -4948,134 +4640,7 @@
       </w:r>
       <w:proofErr w:type="spellEnd"/>
       <w:r>
-        <w:t xml:space="preserve"> </w:t>
-      </w:r>
-      <w:proofErr w:type="spellStart"/>
-      <w:r>
-        <w:t>Mansholt</w:t>
-      </w:r>
-      <w:proofErr w:type="spellEnd"/>
-      <w:r>
-        <w:t xml:space="preserve"> and European Supranationalism’ in W. Loth (ed.) </w:t>
-      </w:r>
-      <w:r>
-        <w:rPr>
-          <w:i/>
-        </w:rPr>
-        <w:t xml:space="preserve">La </w:t>
-      </w:r>
-      <w:proofErr w:type="spellStart"/>
-      <w:r>
-        <w:rPr>
-          <w:i/>
-        </w:rPr>
-        <w:t>gouvernance</w:t>
-      </w:r>
-      <w:proofErr w:type="spellEnd"/>
-      <w:r>
-        <w:rPr>
-          <w:i/>
-        </w:rPr>
-        <w:t xml:space="preserve"> </w:t>
-      </w:r>
-      <w:proofErr w:type="spellStart"/>
-      <w:r>
-        <w:rPr>
-          <w:i/>
-        </w:rPr>
-        <w:t>supranationale</w:t>
-      </w:r>
-      <w:proofErr w:type="spellEnd"/>
-      <w:r>
-        <w:rPr>
-          <w:i/>
-        </w:rPr>
-        <w:t xml:space="preserve"> dans</w:t>
-      </w:r>
-      <w:r>
-        <w:rPr>
-          <w:i/>
-        </w:rPr>
-        <w:t xml:space="preserve"> la construction </w:t>
-      </w:r>
-      <w:proofErr w:type="spellStart"/>
-      <w:r>
-        <w:rPr>
-          <w:i/>
-        </w:rPr>
-        <w:t>e</w:t>
-      </w:r>
-      <w:r>
-        <w:rPr>
-          <w:i/>
-        </w:rPr>
-        <w:t>uropéene</w:t>
-      </w:r>
-      <w:proofErr w:type="spellEnd"/>
-      <w:r>
-        <w:t xml:space="preserve">, Brussels 2005, </w:t>
-      </w:r>
-      <w:r>
-        <w:t>39-5</w:t>
-      </w:r>
-      <w:r>
-        <w:t>3</w:t>
-      </w:r>
-      <w:r>
-        <w:t xml:space="preserve">; </w:t>
-      </w:r>
-      <w:r>
-        <w:t xml:space="preserve">F. Westerman, </w:t>
-      </w:r>
-      <w:r>
-        <w:rPr>
-          <w:i/>
-        </w:rPr>
-        <w:t xml:space="preserve">Das </w:t>
-      </w:r>
-      <w:proofErr w:type="spellStart"/>
-      <w:r>
-        <w:rPr>
-          <w:i/>
-        </w:rPr>
-        <w:t>Getreideparadis</w:t>
-      </w:r>
-      <w:proofErr w:type="spellEnd"/>
-      <w:r>
-        <w:t>,</w:t>
-      </w:r>
-      <w:r>
-        <w:t xml:space="preserve"> Berlin 2009</w:t>
-      </w:r>
-      <w:r>
-        <w:t xml:space="preserve">; </w:t>
-      </w:r>
-      <w:r>
-        <w:t xml:space="preserve">J. van der </w:t>
-      </w:r>
-      <w:proofErr w:type="spellStart"/>
-      <w:r>
-        <w:t>Harst</w:t>
-      </w:r>
-      <w:proofErr w:type="spellEnd"/>
-      <w:r>
-        <w:t>, ‘</w:t>
-      </w:r>
-      <w:proofErr w:type="spellStart"/>
-      <w:r>
-        <w:t>Sicco</w:t>
-      </w:r>
-      <w:proofErr w:type="spellEnd"/>
-      <w:r>
-        <w:t xml:space="preserve"> </w:t>
-      </w:r>
-      <w:proofErr w:type="spellStart"/>
-      <w:r>
-        <w:t>Mansholt</w:t>
-      </w:r>
-      <w:proofErr w:type="spellEnd"/>
-      <w:r>
-        <w:t xml:space="preserve">: Courage and Conviction’ in </w:t>
+        <w:t xml:space="preserve"> Mansholt: Courage and Conviction’ in </w:t>
       </w:r>
       <w:r>
         <w:t>M. Dumoulin (e</w:t>
@@ -5127,43 +4692,7 @@
           <w:color w:val="000000"/>
           <w:lang w:val="en-US"/>
         </w:rPr>
-        <w:t xml:space="preserve">The </w:t>
-      </w:r>
-      <w:proofErr w:type="spellStart"/>
-      <w:r>
-        <w:rPr>
-          <w:rFonts w:cs="Garamond"/>
-          <w:color w:val="000000"/>
-          <w:lang w:val="en-US"/>
-        </w:rPr>
-        <w:t>Mansholt</w:t>
-      </w:r>
-      <w:proofErr w:type="spellEnd"/>
-      <w:r>
-        <w:rPr>
-          <w:rFonts w:cs="Garamond"/>
-          <w:color w:val="000000"/>
-          <w:lang w:val="en-US"/>
-        </w:rPr>
-        <w:t xml:space="preserve"> Plan, the Definite Financing of the Common Agricultural Policy and the Enlargement of the Community, 1969-1973’ in J. van der </w:t>
-      </w:r>
-      <w:proofErr w:type="spellStart"/>
-      <w:r>
-        <w:rPr>
-          <w:rFonts w:cs="Garamond"/>
-          <w:color w:val="000000"/>
-          <w:lang w:val="en-US"/>
-        </w:rPr>
-        <w:t>Harst</w:t>
-      </w:r>
-      <w:proofErr w:type="spellEnd"/>
-      <w:r>
-        <w:rPr>
-          <w:rFonts w:cs="Garamond"/>
-          <w:color w:val="000000"/>
-          <w:lang w:val="en-US"/>
-        </w:rPr>
-        <w:t xml:space="preserve"> (ed.), </w:t>
+        <w:t xml:space="preserve">The Mansholt Plan, the Definite Financing of the Common Agricultural Policy and the Enlargement of the Community, 1969-1973’ in J. van der Harst (ed.), </w:t>
       </w:r>
       <w:r>
         <w:rPr>
@@ -5202,55 +4731,39 @@
       </w:r>
       <w:proofErr w:type="spellEnd"/>
       <w:r>
-        <w:t xml:space="preserve"> </w:t>
+        <w:t xml:space="preserve"> Mansholt and the Creation of the CAP’ in K.K. Patel (ed.), </w:t>
+      </w:r>
+      <w:r>
+        <w:rPr>
+          <w:i/>
+        </w:rPr>
+        <w:t>Fertile Ground for Europe? The History of European Integration and the Common Agricultural Policy since 1945</w:t>
+      </w:r>
+      <w:r>
+        <w:t xml:space="preserve">, Baden-Baden 2009, </w:t>
+      </w:r>
+      <w:r>
+        <w:t>181-197</w:t>
+      </w:r>
+      <w:r>
+        <w:t xml:space="preserve">; </w:t>
+      </w:r>
+      <w:r>
+        <w:t xml:space="preserve">J. van </w:t>
       </w:r>
       <w:proofErr w:type="spellStart"/>
       <w:r>
-        <w:t>Mansholt</w:t>
+        <w:t>Merriënboer</w:t>
       </w:r>
       <w:proofErr w:type="spellEnd"/>
       <w:r>
-        <w:t xml:space="preserve"> and the Creation of the CAP’ in K.K. Patel (ed.), </w:t>
+        <w:t xml:space="preserve">, </w:t>
       </w:r>
       <w:r>
         <w:rPr>
           <w:i/>
         </w:rPr>
-        <w:t>Fertile Ground for Europe? The History of European Integration and the Common Agricultural Policy since 1945</w:t>
-      </w:r>
-      <w:r>
-        <w:t xml:space="preserve">, Baden-Baden 2009, </w:t>
-      </w:r>
-      <w:r>
-        <w:t>181-197</w:t>
-      </w:r>
-      <w:r>
-        <w:t xml:space="preserve">; </w:t>
-      </w:r>
-      <w:r>
-        <w:t xml:space="preserve">J. van </w:t>
-      </w:r>
-      <w:proofErr w:type="spellStart"/>
-      <w:r>
-        <w:t>Merriënboer</w:t>
-      </w:r>
-      <w:proofErr w:type="spellEnd"/>
-      <w:r>
-        <w:t xml:space="preserve">, </w:t>
-      </w:r>
-      <w:proofErr w:type="spellStart"/>
-      <w:r>
-        <w:rPr>
-          <w:i/>
-        </w:rPr>
-        <w:t>Mansholt</w:t>
-      </w:r>
-      <w:proofErr w:type="spellEnd"/>
-      <w:r>
-        <w:rPr>
-          <w:i/>
-        </w:rPr>
-        <w:t>, A Biography</w:t>
+        <w:t>Mansholt, A Biography</w:t>
       </w:r>
       <w:r>
         <w:t xml:space="preserve">, </w:t>
@@ -5359,15 +4872,7 @@
         </w:rPr>
       </w:pPr>
       <w:r>
-        <w:t>Bob Reinalda, ‘</w:t>
-      </w:r>
-      <w:proofErr w:type="spellStart"/>
-      <w:r>
-        <w:t>Mansholt</w:t>
-      </w:r>
-      <w:proofErr w:type="spellEnd"/>
-      <w:r>
-        <w:t xml:space="preserve">, </w:t>
+        <w:t xml:space="preserve">Bob Reinalda, ‘Mansholt, </w:t>
       </w:r>
       <w:proofErr w:type="spellStart"/>
       <w:r>
@@ -5426,7 +4931,7 @@
 </file>
 
 <file path=word/endnotes.xml><?xml version="1.0" encoding="utf-8"?>
-<w:endnotes xmlns:wpc="http://schemas.microsoft.com/office/word/2010/wordprocessingCanvas" xmlns:cx="http://schemas.microsoft.com/office/drawing/2014/chartex" xmlns:cx1="http://schemas.microsoft.com/office/drawing/2015/9/8/chartex" xmlns:cx2="http://schemas.microsoft.com/office/drawing/2015/10/21/chartex" xmlns:cx3="http://schemas.microsoft.com/office/drawing/2016/5/9/chartex" xmlns:cx4="http://schemas.microsoft.com/office/drawing/2016/5/10/chartex" xmlns:cx5="http://schemas.microsoft.com/office/drawing/2016/5/11/chartex" xmlns:cx6="http://schemas.microsoft.com/office/drawing/2016/5/12/chartex" xmlns:cx7="http://schemas.microsoft.com/office/drawing/2016/5/13/chartex" xmlns:cx8="http://schemas.microsoft.com/office/drawing/2016/5/14/chartex" xmlns:mc="http://schemas.openxmlformats.org/markup-compatibility/2006" xmlns:aink="http://schemas.microsoft.com/office/drawing/2016/ink" xmlns:am3d="http://schemas.microsoft.com/office/drawing/2017/model3d" xmlns:o="urn:schemas-microsoft-com:office:office" xmlns:oel="http://schemas.microsoft.com/office/2019/extlst" xmlns:r="http://schemas.openxmlformats.org/officeDocument/2006/relationships" xmlns:m="http://schemas.openxmlformats.org/officeDocument/2006/math" xmlns:v="urn:schemas-microsoft-com:vml" xmlns:wp14="http://schemas.microsoft.com/office/word/2010/wordprocessingDrawing" xmlns:wp="http://schemas.openxmlformats.org/drawingml/2006/wordprocessingDrawing" xmlns:w10="urn:schemas-microsoft-com:office:word" xmlns:w="http://schemas.openxmlformats.org/wordprocessingml/2006/main" xmlns:w14="http://schemas.microsoft.com/office/word/2010/wordml" xmlns:w15="http://schemas.microsoft.com/office/word/2012/wordml" xmlns:w16cex="http://schemas.microsoft.com/office/word/2018/wordml/cex" xmlns:w16cid="http://schemas.microsoft.com/office/word/2016/wordml/cid" xmlns:w16="http://schemas.microsoft.com/office/word/2018/wordml" xmlns:w16du="http://schemas.microsoft.com/office/word/2023/wordml/word16du" xmlns:w16sdtdh="http://schemas.microsoft.com/office/word/2020/wordml/sdtdatahash" xmlns:w16sdtfl="http://schemas.microsoft.com/office/word/2024/wordml/sdtformatlock" xmlns:w16se="http://schemas.microsoft.com/office/word/2015/wordml/symex" xmlns:wpg="http://schemas.microsoft.com/office/word/2010/wordprocessingGroup" xmlns:wpi="http://schemas.microsoft.com/office/word/2010/wordprocessingInk" xmlns:wne="http://schemas.microsoft.com/office/word/2006/wordml" xmlns:wps="http://schemas.microsoft.com/office/word/2010/wordprocessingShape" mc:Ignorable="w14 w15 w16se w16cid w16 w16cex w16sdtdh w16sdtfl w16du wp14">
+<w:endnotes xmlns:wpc="http://schemas.microsoft.com/office/word/2010/wordprocessingCanvas" xmlns:cx="http://schemas.microsoft.com/office/drawing/2014/chartex" xmlns:cx1="http://schemas.microsoft.com/office/drawing/2015/9/8/chartex" xmlns:cx2="http://schemas.microsoft.com/office/drawing/2015/10/21/chartex" xmlns:cx3="http://schemas.microsoft.com/office/drawing/2016/5/9/chartex" xmlns:cx4="http://schemas.microsoft.com/office/drawing/2016/5/10/chartex" xmlns:cx5="http://schemas.microsoft.com/office/drawing/2016/5/11/chartex" xmlns:cx6="http://schemas.microsoft.com/office/drawing/2016/5/12/chartex" xmlns:cx7="http://schemas.microsoft.com/office/drawing/2016/5/13/chartex" xmlns:cx8="http://schemas.microsoft.com/office/drawing/2016/5/14/chartex" xmlns:mc="http://schemas.openxmlformats.org/markup-compatibility/2006" xmlns:m="http://schemas.openxmlformats.org/officeDocument/2006/math" xmlns:aink="http://schemas.microsoft.com/office/drawing/2016/ink" xmlns:am3d="http://schemas.microsoft.com/office/drawing/2017/model3d" xmlns:oel="http://schemas.microsoft.com/office/2019/extlst" xmlns:r="http://schemas.openxmlformats.org/officeDocument/2006/relationships" xmlns:wp14="http://schemas.microsoft.com/office/word/2010/wordprocessingDrawing" xmlns:wp="http://schemas.openxmlformats.org/drawingml/2006/wordprocessingDrawing" xmlns:wpg="http://schemas.microsoft.com/office/word/2010/wordprocessingGroup" xmlns:wpi="http://schemas.microsoft.com/office/word/2010/wordprocessingInk" xmlns:wps="http://schemas.microsoft.com/office/word/2010/wordprocessingShape" xmlns:o="urn:schemas-microsoft-com:office:office" xmlns:v="urn:schemas-microsoft-com:vml" xmlns:w10="urn:schemas-microsoft-com:office:word" xmlns:w="http://schemas.openxmlformats.org/wordprocessingml/2006/main" xmlns:w14="http://schemas.microsoft.com/office/word/2010/wordml" xmlns:w15="http://schemas.microsoft.com/office/word/2012/wordml" xmlns:w16cei="http://schemas.microsoft.com/office/word/2026/wordml/cei" xmlns:w16cex="http://schemas.microsoft.com/office/word/2018/wordml/cex" xmlns:w16cid="http://schemas.microsoft.com/office/word/2016/wordml/cid" xmlns:w16="http://schemas.microsoft.com/office/word/2018/wordml" xmlns:w16sdtdh="http://schemas.microsoft.com/office/word/2020/wordml/sdtdatahash" xmlns:w16sdtfl="http://schemas.microsoft.com/office/word/2024/wordml/sdtformatlock" xmlns:w16se="http://schemas.microsoft.com/office/word/2015/wordml/symex" xmlns:w16du="http://schemas.microsoft.com/office/word/2023/wordml/word16du" xmlns:wne="http://schemas.microsoft.com/office/word/2006/wordml" mc:Ignorable="w14 w15 w16se w16cid w16 w16cex w16sdtdh w16sdtfl w16du wp14">
   <w:endnote w:type="separator" w:id="-1">
     <w:p>
       <w:r>
@@ -5445,7 +4950,7 @@
 </file>
 
 <file path=word/footer1.xml><?xml version="1.0" encoding="utf-8"?>
-<w:ftr xmlns:wpc="http://schemas.microsoft.com/office/word/2010/wordprocessingCanvas" xmlns:cx="http://schemas.microsoft.com/office/drawing/2014/chartex" xmlns:cx1="http://schemas.microsoft.com/office/drawing/2015/9/8/chartex" xmlns:cx2="http://schemas.microsoft.com/office/drawing/2015/10/21/chartex" xmlns:cx3="http://schemas.microsoft.com/office/drawing/2016/5/9/chartex" xmlns:cx4="http://schemas.microsoft.com/office/drawing/2016/5/10/chartex" xmlns:cx5="http://schemas.microsoft.com/office/drawing/2016/5/11/chartex" xmlns:cx6="http://schemas.microsoft.com/office/drawing/2016/5/12/chartex" xmlns:cx7="http://schemas.microsoft.com/office/drawing/2016/5/13/chartex" xmlns:cx8="http://schemas.microsoft.com/office/drawing/2016/5/14/chartex" xmlns:mc="http://schemas.openxmlformats.org/markup-compatibility/2006" xmlns:aink="http://schemas.microsoft.com/office/drawing/2016/ink" xmlns:am3d="http://schemas.microsoft.com/office/drawing/2017/model3d" xmlns:o="urn:schemas-microsoft-com:office:office" xmlns:oel="http://schemas.microsoft.com/office/2019/extlst" xmlns:r="http://schemas.openxmlformats.org/officeDocument/2006/relationships" xmlns:m="http://schemas.openxmlformats.org/officeDocument/2006/math" xmlns:v="urn:schemas-microsoft-com:vml" xmlns:wp14="http://schemas.microsoft.com/office/word/2010/wordprocessingDrawing" xmlns:wp="http://schemas.openxmlformats.org/drawingml/2006/wordprocessingDrawing" xmlns:w10="urn:schemas-microsoft-com:office:word" xmlns:w="http://schemas.openxmlformats.org/wordprocessingml/2006/main" xmlns:w14="http://schemas.microsoft.com/office/word/2010/wordml" xmlns:w15="http://schemas.microsoft.com/office/word/2012/wordml" xmlns:w16cex="http://schemas.microsoft.com/office/word/2018/wordml/cex" xmlns:w16cid="http://schemas.microsoft.com/office/word/2016/wordml/cid" xmlns:w16="http://schemas.microsoft.com/office/word/2018/wordml" xmlns:w16du="http://schemas.microsoft.com/office/word/2023/wordml/word16du" xmlns:w16sdtdh="http://schemas.microsoft.com/office/word/2020/wordml/sdtdatahash" xmlns:w16sdtfl="http://schemas.microsoft.com/office/word/2024/wordml/sdtformatlock" xmlns:w16se="http://schemas.microsoft.com/office/word/2015/wordml/symex" xmlns:wpg="http://schemas.microsoft.com/office/word/2010/wordprocessingGroup" xmlns:wpi="http://schemas.microsoft.com/office/word/2010/wordprocessingInk" xmlns:wne="http://schemas.microsoft.com/office/word/2006/wordml" xmlns:wps="http://schemas.microsoft.com/office/word/2010/wordprocessingShape" mc:Ignorable="w14 w15 w16se w16cid w16 w16cex w16sdtdh w16sdtfl w16du wp14">
+<w:ftr xmlns:wpc="http://schemas.microsoft.com/office/word/2010/wordprocessingCanvas" xmlns:cx="http://schemas.microsoft.com/office/drawing/2014/chartex" xmlns:cx1="http://schemas.microsoft.com/office/drawing/2015/9/8/chartex" xmlns:cx2="http://schemas.microsoft.com/office/drawing/2015/10/21/chartex" xmlns:cx3="http://schemas.microsoft.com/office/drawing/2016/5/9/chartex" xmlns:cx4="http://schemas.microsoft.com/office/drawing/2016/5/10/chartex" xmlns:cx5="http://schemas.microsoft.com/office/drawing/2016/5/11/chartex" xmlns:cx6="http://schemas.microsoft.com/office/drawing/2016/5/12/chartex" xmlns:cx7="http://schemas.microsoft.com/office/drawing/2016/5/13/chartex" xmlns:cx8="http://schemas.microsoft.com/office/drawing/2016/5/14/chartex" xmlns:mc="http://schemas.openxmlformats.org/markup-compatibility/2006" xmlns:m="http://schemas.openxmlformats.org/officeDocument/2006/math" xmlns:aink="http://schemas.microsoft.com/office/drawing/2016/ink" xmlns:am3d="http://schemas.microsoft.com/office/drawing/2017/model3d" xmlns:oel="http://schemas.microsoft.com/office/2019/extlst" xmlns:r="http://schemas.openxmlformats.org/officeDocument/2006/relationships" xmlns:wp14="http://schemas.microsoft.com/office/word/2010/wordprocessingDrawing" xmlns:wp="http://schemas.openxmlformats.org/drawingml/2006/wordprocessingDrawing" xmlns:wpg="http://schemas.microsoft.com/office/word/2010/wordprocessingGroup" xmlns:wpi="http://schemas.microsoft.com/office/word/2010/wordprocessingInk" xmlns:wps="http://schemas.microsoft.com/office/word/2010/wordprocessingShape" xmlns:o="urn:schemas-microsoft-com:office:office" xmlns:v="urn:schemas-microsoft-com:vml" xmlns:w10="urn:schemas-microsoft-com:office:word" xmlns:w="http://schemas.openxmlformats.org/wordprocessingml/2006/main" xmlns:w14="http://schemas.microsoft.com/office/word/2010/wordml" xmlns:w15="http://schemas.microsoft.com/office/word/2012/wordml" xmlns:w16cei="http://schemas.microsoft.com/office/word/2026/wordml/cei" xmlns:w16cex="http://schemas.microsoft.com/office/word/2018/wordml/cex" xmlns:w16cid="http://schemas.microsoft.com/office/word/2016/wordml/cid" xmlns:w16="http://schemas.microsoft.com/office/word/2018/wordml" xmlns:w16sdtdh="http://schemas.microsoft.com/office/word/2020/wordml/sdtdatahash" xmlns:w16sdtfl="http://schemas.microsoft.com/office/word/2024/wordml/sdtformatlock" xmlns:w16se="http://schemas.microsoft.com/office/word/2015/wordml/symex" xmlns:w16du="http://schemas.microsoft.com/office/word/2023/wordml/word16du" xmlns:wne="http://schemas.microsoft.com/office/word/2006/wordml" mc:Ignorable="w14 w15 w16se w16cid w16 w16cex w16sdtdh w16sdtfl w16du wp14">
   <w:p>
     <w:pPr>
       <w:pStyle w:val="Voettekst"/>
@@ -5492,7 +4997,7 @@
 </file>
 
 <file path=word/footnotes.xml><?xml version="1.0" encoding="utf-8"?>
-<w:footnotes xmlns:wpc="http://schemas.microsoft.com/office/word/2010/wordprocessingCanvas" xmlns:cx="http://schemas.microsoft.com/office/drawing/2014/chartex" xmlns:cx1="http://schemas.microsoft.com/office/drawing/2015/9/8/chartex" xmlns:cx2="http://schemas.microsoft.com/office/drawing/2015/10/21/chartex" xmlns:cx3="http://schemas.microsoft.com/office/drawing/2016/5/9/chartex" xmlns:cx4="http://schemas.microsoft.com/office/drawing/2016/5/10/chartex" xmlns:cx5="http://schemas.microsoft.com/office/drawing/2016/5/11/chartex" xmlns:cx6="http://schemas.microsoft.com/office/drawing/2016/5/12/chartex" xmlns:cx7="http://schemas.microsoft.com/office/drawing/2016/5/13/chartex" xmlns:cx8="http://schemas.microsoft.com/office/drawing/2016/5/14/chartex" xmlns:mc="http://schemas.openxmlformats.org/markup-compatibility/2006" xmlns:aink="http://schemas.microsoft.com/office/drawing/2016/ink" xmlns:am3d="http://schemas.microsoft.com/office/drawing/2017/model3d" xmlns:o="urn:schemas-microsoft-com:office:office" xmlns:oel="http://schemas.microsoft.com/office/2019/extlst" xmlns:r="http://schemas.openxmlformats.org/officeDocument/2006/relationships" xmlns:m="http://schemas.openxmlformats.org/officeDocument/2006/math" xmlns:v="urn:schemas-microsoft-com:vml" xmlns:wp14="http://schemas.microsoft.com/office/word/2010/wordprocessingDrawing" xmlns:wp="http://schemas.openxmlformats.org/drawingml/2006/wordprocessingDrawing" xmlns:w10="urn:schemas-microsoft-com:office:word" xmlns:w="http://schemas.openxmlformats.org/wordprocessingml/2006/main" xmlns:w14="http://schemas.microsoft.com/office/word/2010/wordml" xmlns:w15="http://schemas.microsoft.com/office/word/2012/wordml" xmlns:w16cex="http://schemas.microsoft.com/office/word/2018/wordml/cex" xmlns:w16cid="http://schemas.microsoft.com/office/word/2016/wordml/cid" xmlns:w16="http://schemas.microsoft.com/office/word/2018/wordml" xmlns:w16du="http://schemas.microsoft.com/office/word/2023/wordml/word16du" xmlns:w16sdtdh="http://schemas.microsoft.com/office/word/2020/wordml/sdtdatahash" xmlns:w16sdtfl="http://schemas.microsoft.com/office/word/2024/wordml/sdtformatlock" xmlns:w16se="http://schemas.microsoft.com/office/word/2015/wordml/symex" xmlns:wpg="http://schemas.microsoft.com/office/word/2010/wordprocessingGroup" xmlns:wpi="http://schemas.microsoft.com/office/word/2010/wordprocessingInk" xmlns:wne="http://schemas.microsoft.com/office/word/2006/wordml" xmlns:wps="http://schemas.microsoft.com/office/word/2010/wordprocessingShape" mc:Ignorable="w14 w15 w16se w16cid w16 w16cex w16sdtdh w16sdtfl w16du wp14">
+<w:footnotes xmlns:wpc="http://schemas.microsoft.com/office/word/2010/wordprocessingCanvas" xmlns:cx="http://schemas.microsoft.com/office/drawing/2014/chartex" xmlns:cx1="http://schemas.microsoft.com/office/drawing/2015/9/8/chartex" xmlns:cx2="http://schemas.microsoft.com/office/drawing/2015/10/21/chartex" xmlns:cx3="http://schemas.microsoft.com/office/drawing/2016/5/9/chartex" xmlns:cx4="http://schemas.microsoft.com/office/drawing/2016/5/10/chartex" xmlns:cx5="http://schemas.microsoft.com/office/drawing/2016/5/11/chartex" xmlns:cx6="http://schemas.microsoft.com/office/drawing/2016/5/12/chartex" xmlns:cx7="http://schemas.microsoft.com/office/drawing/2016/5/13/chartex" xmlns:cx8="http://schemas.microsoft.com/office/drawing/2016/5/14/chartex" xmlns:mc="http://schemas.openxmlformats.org/markup-compatibility/2006" xmlns:m="http://schemas.openxmlformats.org/officeDocument/2006/math" xmlns:aink="http://schemas.microsoft.com/office/drawing/2016/ink" xmlns:am3d="http://schemas.microsoft.com/office/drawing/2017/model3d" xmlns:oel="http://schemas.microsoft.com/office/2019/extlst" xmlns:r="http://schemas.openxmlformats.org/officeDocument/2006/relationships" xmlns:wp14="http://schemas.microsoft.com/office/word/2010/wordprocessingDrawing" xmlns:wp="http://schemas.openxmlformats.org/drawingml/2006/wordprocessingDrawing" xmlns:wpg="http://schemas.microsoft.com/office/word/2010/wordprocessingGroup" xmlns:wpi="http://schemas.microsoft.com/office/word/2010/wordprocessingInk" xmlns:wps="http://schemas.microsoft.com/office/word/2010/wordprocessingShape" xmlns:o="urn:schemas-microsoft-com:office:office" xmlns:v="urn:schemas-microsoft-com:vml" xmlns:w10="urn:schemas-microsoft-com:office:word" xmlns:w="http://schemas.openxmlformats.org/wordprocessingml/2006/main" xmlns:w14="http://schemas.microsoft.com/office/word/2010/wordml" xmlns:w15="http://schemas.microsoft.com/office/word/2012/wordml" xmlns:w16cei="http://schemas.microsoft.com/office/word/2026/wordml/cei" xmlns:w16cex="http://schemas.microsoft.com/office/word/2018/wordml/cex" xmlns:w16cid="http://schemas.microsoft.com/office/word/2016/wordml/cid" xmlns:w16="http://schemas.microsoft.com/office/word/2018/wordml" xmlns:w16sdtdh="http://schemas.microsoft.com/office/word/2020/wordml/sdtdatahash" xmlns:w16sdtfl="http://schemas.microsoft.com/office/word/2024/wordml/sdtformatlock" xmlns:w16se="http://schemas.microsoft.com/office/word/2015/wordml/symex" xmlns:w16du="http://schemas.microsoft.com/office/word/2023/wordml/word16du" xmlns:wne="http://schemas.microsoft.com/office/word/2006/wordml" mc:Ignorable="w14 w15 w16se w16cid w16 w16cex w16sdtdh w16sdtfl w16du wp14">
   <w:footnote w:type="separator" w:id="-1">
     <w:p>
       <w:r>
@@ -5511,7 +5016,7 @@
 </file>
 
 <file path=word/header1.xml><?xml version="1.0" encoding="utf-8"?>
-<w:hdr xmlns:wpc="http://schemas.microsoft.com/office/word/2010/wordprocessingCanvas" xmlns:cx="http://schemas.microsoft.com/office/drawing/2014/chartex" xmlns:cx1="http://schemas.microsoft.com/office/drawing/2015/9/8/chartex" xmlns:cx2="http://schemas.microsoft.com/office/drawing/2015/10/21/chartex" xmlns:cx3="http://schemas.microsoft.com/office/drawing/2016/5/9/chartex" xmlns:cx4="http://schemas.microsoft.com/office/drawing/2016/5/10/chartex" xmlns:cx5="http://schemas.microsoft.com/office/drawing/2016/5/11/chartex" xmlns:cx6="http://schemas.microsoft.com/office/drawing/2016/5/12/chartex" xmlns:cx7="http://schemas.microsoft.com/office/drawing/2016/5/13/chartex" xmlns:cx8="http://schemas.microsoft.com/office/drawing/2016/5/14/chartex" xmlns:mc="http://schemas.openxmlformats.org/markup-compatibility/2006" xmlns:aink="http://schemas.microsoft.com/office/drawing/2016/ink" xmlns:am3d="http://schemas.microsoft.com/office/drawing/2017/model3d" xmlns:o="urn:schemas-microsoft-com:office:office" xmlns:oel="http://schemas.microsoft.com/office/2019/extlst" xmlns:r="http://schemas.openxmlformats.org/officeDocument/2006/relationships" xmlns:m="http://schemas.openxmlformats.org/officeDocument/2006/math" xmlns:v="urn:schemas-microsoft-com:vml" xmlns:wp14="http://schemas.microsoft.com/office/word/2010/wordprocessingDrawing" xmlns:wp="http://schemas.openxmlformats.org/drawingml/2006/wordprocessingDrawing" xmlns:w10="urn:schemas-microsoft-com:office:word" xmlns:w="http://schemas.openxmlformats.org/wordprocessingml/2006/main" xmlns:w14="http://schemas.microsoft.com/office/word/2010/wordml" xmlns:w15="http://schemas.microsoft.com/office/word/2012/wordml" xmlns:w16cex="http://schemas.microsoft.com/office/word/2018/wordml/cex" xmlns:w16cid="http://schemas.microsoft.com/office/word/2016/wordml/cid" xmlns:w16="http://schemas.microsoft.com/office/word/2018/wordml" xmlns:w16du="http://schemas.microsoft.com/office/word/2023/wordml/word16du" xmlns:w16sdtdh="http://schemas.microsoft.com/office/word/2020/wordml/sdtdatahash" xmlns:w16sdtfl="http://schemas.microsoft.com/office/word/2024/wordml/sdtformatlock" xmlns:w16se="http://schemas.microsoft.com/office/word/2015/wordml/symex" xmlns:wpg="http://schemas.microsoft.com/office/word/2010/wordprocessingGroup" xmlns:wpi="http://schemas.microsoft.com/office/word/2010/wordprocessingInk" xmlns:wne="http://schemas.microsoft.com/office/word/2006/wordml" xmlns:wps="http://schemas.microsoft.com/office/word/2010/wordprocessingShape" mc:Ignorable="w14 w15 w16se w16cid w16 w16cex w16sdtdh w16sdtfl w16du wp14">
+<w:hdr xmlns:wpc="http://schemas.microsoft.com/office/word/2010/wordprocessingCanvas" xmlns:cx="http://schemas.microsoft.com/office/drawing/2014/chartex" xmlns:cx1="http://schemas.microsoft.com/office/drawing/2015/9/8/chartex" xmlns:cx2="http://schemas.microsoft.com/office/drawing/2015/10/21/chartex" xmlns:cx3="http://schemas.microsoft.com/office/drawing/2016/5/9/chartex" xmlns:cx4="http://schemas.microsoft.com/office/drawing/2016/5/10/chartex" xmlns:cx5="http://schemas.microsoft.com/office/drawing/2016/5/11/chartex" xmlns:cx6="http://schemas.microsoft.com/office/drawing/2016/5/12/chartex" xmlns:cx7="http://schemas.microsoft.com/office/drawing/2016/5/13/chartex" xmlns:cx8="http://schemas.microsoft.com/office/drawing/2016/5/14/chartex" xmlns:mc="http://schemas.openxmlformats.org/markup-compatibility/2006" xmlns:m="http://schemas.openxmlformats.org/officeDocument/2006/math" xmlns:aink="http://schemas.microsoft.com/office/drawing/2016/ink" xmlns:am3d="http://schemas.microsoft.com/office/drawing/2017/model3d" xmlns:oel="http://schemas.microsoft.com/office/2019/extlst" xmlns:r="http://schemas.openxmlformats.org/officeDocument/2006/relationships" xmlns:wp14="http://schemas.microsoft.com/office/word/2010/wordprocessingDrawing" xmlns:wp="http://schemas.openxmlformats.org/drawingml/2006/wordprocessingDrawing" xmlns:wpg="http://schemas.microsoft.com/office/word/2010/wordprocessingGroup" xmlns:wpi="http://schemas.microsoft.com/office/word/2010/wordprocessingInk" xmlns:wps="http://schemas.microsoft.com/office/word/2010/wordprocessingShape" xmlns:o="urn:schemas-microsoft-com:office:office" xmlns:v="urn:schemas-microsoft-com:vml" xmlns:w10="urn:schemas-microsoft-com:office:word" xmlns:w="http://schemas.openxmlformats.org/wordprocessingml/2006/main" xmlns:w14="http://schemas.microsoft.com/office/word/2010/wordml" xmlns:w15="http://schemas.microsoft.com/office/word/2012/wordml" xmlns:w16cei="http://schemas.microsoft.com/office/word/2026/wordml/cei" xmlns:w16cex="http://schemas.microsoft.com/office/word/2018/wordml/cex" xmlns:w16cid="http://schemas.microsoft.com/office/word/2016/wordml/cid" xmlns:w16="http://schemas.microsoft.com/office/word/2018/wordml" xmlns:w16sdtdh="http://schemas.microsoft.com/office/word/2020/wordml/sdtdatahash" xmlns:w16sdtfl="http://schemas.microsoft.com/office/word/2024/wordml/sdtformatlock" xmlns:w16se="http://schemas.microsoft.com/office/word/2015/wordml/symex" xmlns:w16du="http://schemas.microsoft.com/office/word/2023/wordml/word16du" xmlns:wne="http://schemas.microsoft.com/office/word/2006/wordml" mc:Ignorable="w14 w15 w16se w16cid w16 w16cex w16sdtdh w16sdtfl w16du wp14">
   <w:p>
     <w:pPr>
       <w:pStyle w:val="Koptekst"/>
@@ -5548,7 +5053,7 @@
 </file>
 
 <file path=word/header2.xml><?xml version="1.0" encoding="utf-8"?>
-<w:hdr xmlns:wpc="http://schemas.microsoft.com/office/word/2010/wordprocessingCanvas" xmlns:cx="http://schemas.microsoft.com/office/drawing/2014/chartex" xmlns:cx1="http://schemas.microsoft.com/office/drawing/2015/9/8/chartex" xmlns:cx2="http://schemas.microsoft.com/office/drawing/2015/10/21/chartex" xmlns:cx3="http://schemas.microsoft.com/office/drawing/2016/5/9/chartex" xmlns:cx4="http://schemas.microsoft.com/office/drawing/2016/5/10/chartex" xmlns:cx5="http://schemas.microsoft.com/office/drawing/2016/5/11/chartex" xmlns:cx6="http://schemas.microsoft.com/office/drawing/2016/5/12/chartex" xmlns:cx7="http://schemas.microsoft.com/office/drawing/2016/5/13/chartex" xmlns:cx8="http://schemas.microsoft.com/office/drawing/2016/5/14/chartex" xmlns:mc="http://schemas.openxmlformats.org/markup-compatibility/2006" xmlns:aink="http://schemas.microsoft.com/office/drawing/2016/ink" xmlns:am3d="http://schemas.microsoft.com/office/drawing/2017/model3d" xmlns:o="urn:schemas-microsoft-com:office:office" xmlns:oel="http://schemas.microsoft.com/office/2019/extlst" xmlns:r="http://schemas.openxmlformats.org/officeDocument/2006/relationships" xmlns:m="http://schemas.openxmlformats.org/officeDocument/2006/math" xmlns:v="urn:schemas-microsoft-com:vml" xmlns:wp14="http://schemas.microsoft.com/office/word/2010/wordprocessingDrawing" xmlns:wp="http://schemas.openxmlformats.org/drawingml/2006/wordprocessingDrawing" xmlns:w10="urn:schemas-microsoft-com:office:word" xmlns:w="http://schemas.openxmlformats.org/wordprocessingml/2006/main" xmlns:w14="http://schemas.microsoft.com/office/word/2010/wordml" xmlns:w15="http://schemas.microsoft.com/office/word/2012/wordml" xmlns:w16cex="http://schemas.microsoft.com/office/word/2018/wordml/cex" xmlns:w16cid="http://schemas.microsoft.com/office/word/2016/wordml/cid" xmlns:w16="http://schemas.microsoft.com/office/word/2018/wordml" xmlns:w16du="http://schemas.microsoft.com/office/word/2023/wordml/word16du" xmlns:w16sdtdh="http://schemas.microsoft.com/office/word/2020/wordml/sdtdatahash" xmlns:w16sdtfl="http://schemas.microsoft.com/office/word/2024/wordml/sdtformatlock" xmlns:w16se="http://schemas.microsoft.com/office/word/2015/wordml/symex" xmlns:wpg="http://schemas.microsoft.com/office/word/2010/wordprocessingGroup" xmlns:wpi="http://schemas.microsoft.com/office/word/2010/wordprocessingInk" xmlns:wne="http://schemas.microsoft.com/office/word/2006/wordml" xmlns:wps="http://schemas.microsoft.com/office/word/2010/wordprocessingShape" mc:Ignorable="w14 w15 w16se w16cid w16 w16cex w16sdtdh w16sdtfl w16du wp14">
+<w:hdr xmlns:wpc="http://schemas.microsoft.com/office/word/2010/wordprocessingCanvas" xmlns:cx="http://schemas.microsoft.com/office/drawing/2014/chartex" xmlns:cx1="http://schemas.microsoft.com/office/drawing/2015/9/8/chartex" xmlns:cx2="http://schemas.microsoft.com/office/drawing/2015/10/21/chartex" xmlns:cx3="http://schemas.microsoft.com/office/drawing/2016/5/9/chartex" xmlns:cx4="http://schemas.microsoft.com/office/drawing/2016/5/10/chartex" xmlns:cx5="http://schemas.microsoft.com/office/drawing/2016/5/11/chartex" xmlns:cx6="http://schemas.microsoft.com/office/drawing/2016/5/12/chartex" xmlns:cx7="http://schemas.microsoft.com/office/drawing/2016/5/13/chartex" xmlns:cx8="http://schemas.microsoft.com/office/drawing/2016/5/14/chartex" xmlns:mc="http://schemas.openxmlformats.org/markup-compatibility/2006" xmlns:m="http://schemas.openxmlformats.org/officeDocument/2006/math" xmlns:aink="http://schemas.microsoft.com/office/drawing/2016/ink" xmlns:am3d="http://schemas.microsoft.com/office/drawing/2017/model3d" xmlns:oel="http://schemas.microsoft.com/office/2019/extlst" xmlns:r="http://schemas.openxmlformats.org/officeDocument/2006/relationships" xmlns:wp14="http://schemas.microsoft.com/office/word/2010/wordprocessingDrawing" xmlns:wp="http://schemas.openxmlformats.org/drawingml/2006/wordprocessingDrawing" xmlns:wpg="http://schemas.microsoft.com/office/word/2010/wordprocessingGroup" xmlns:wpi="http://schemas.microsoft.com/office/word/2010/wordprocessingInk" xmlns:wps="http://schemas.microsoft.com/office/word/2010/wordprocessingShape" xmlns:o="urn:schemas-microsoft-com:office:office" xmlns:v="urn:schemas-microsoft-com:vml" xmlns:w10="urn:schemas-microsoft-com:office:word" xmlns:w="http://schemas.openxmlformats.org/wordprocessingml/2006/main" xmlns:w14="http://schemas.microsoft.com/office/word/2010/wordml" xmlns:w15="http://schemas.microsoft.com/office/word/2012/wordml" xmlns:w16cei="http://schemas.microsoft.com/office/word/2026/wordml/cei" xmlns:w16cex="http://schemas.microsoft.com/office/word/2018/wordml/cex" xmlns:w16cid="http://schemas.microsoft.com/office/word/2016/wordml/cid" xmlns:w16="http://schemas.microsoft.com/office/word/2018/wordml" xmlns:w16sdtdh="http://schemas.microsoft.com/office/word/2020/wordml/sdtdatahash" xmlns:w16sdtfl="http://schemas.microsoft.com/office/word/2024/wordml/sdtformatlock" xmlns:w16se="http://schemas.microsoft.com/office/word/2015/wordml/symex" xmlns:w16du="http://schemas.microsoft.com/office/word/2023/wordml/word16du" xmlns:wne="http://schemas.microsoft.com/office/word/2006/wordml" mc:Ignorable="w14 w15 w16se w16cid w16 w16cex w16sdtdh w16sdtfl w16du wp14">
   <w:p>
     <w:pPr>
       <w:pStyle w:val="Koptekst"/>
@@ -5598,7 +5103,7 @@
 </file>
 
 <file path=word/styles.xml><?xml version="1.0" encoding="utf-8"?>
-<w:styles xmlns:mc="http://schemas.openxmlformats.org/markup-compatibility/2006" xmlns:r="http://schemas.openxmlformats.org/officeDocument/2006/relationships" xmlns:w="http://schemas.openxmlformats.org/wordprocessingml/2006/main" xmlns:w14="http://schemas.microsoft.com/office/word/2010/wordml" xmlns:w15="http://schemas.microsoft.com/office/word/2012/wordml" xmlns:w16cex="http://schemas.microsoft.com/office/word/2018/wordml/cex" xmlns:w16cid="http://schemas.microsoft.com/office/word/2016/wordml/cid" xmlns:w16="http://schemas.microsoft.com/office/word/2018/wordml" xmlns:w16du="http://schemas.microsoft.com/office/word/2023/wordml/word16du" xmlns:w16sdtdh="http://schemas.microsoft.com/office/word/2020/wordml/sdtdatahash" xmlns:w16sdtfl="http://schemas.microsoft.com/office/word/2024/wordml/sdtformatlock" xmlns:w16se="http://schemas.microsoft.com/office/word/2015/wordml/symex" mc:Ignorable="w14 w15 w16se w16cid w16 w16cex w16sdtdh w16sdtfl w16du">
+<w:styles xmlns:mc="http://schemas.openxmlformats.org/markup-compatibility/2006" xmlns:r="http://schemas.openxmlformats.org/officeDocument/2006/relationships" xmlns:w="http://schemas.openxmlformats.org/wordprocessingml/2006/main" xmlns:w14="http://schemas.microsoft.com/office/word/2010/wordml" xmlns:w15="http://schemas.microsoft.com/office/word/2012/wordml" xmlns:w16cex="http://schemas.microsoft.com/office/word/2018/wordml/cex" xmlns:w16cid="http://schemas.microsoft.com/office/word/2016/wordml/cid" xmlns:w16="http://schemas.microsoft.com/office/word/2018/wordml" xmlns:w16sdtdh="http://schemas.microsoft.com/office/word/2020/wordml/sdtdatahash" xmlns:w16sdtfl="http://schemas.microsoft.com/office/word/2024/wordml/sdtformatlock" xmlns:w16se="http://schemas.microsoft.com/office/word/2015/wordml/symex" xmlns:w16du="http://schemas.microsoft.com/office/word/2023/wordml/word16du" mc:Ignorable="w14 w15 w16se w16cid w16 w16cex w16sdtdh w16sdtfl w16du">
   <w:docDefaults>
     <w:rPrDefault>
       <w:rPr>
@@ -6045,7 +5550,7 @@
   <w:style w:type="paragraph" w:styleId="Koptekst">
     <w:name w:val="header"/>
     <w:basedOn w:val="Standaard"/>
-    <w:link w:val="HeaderChar"/>
+    <w:link w:val="KoptekstChar"/>
     <w:uiPriority w:val="99"/>
     <w:unhideWhenUsed/>
     <w:rsid w:val="00025E24"/>
@@ -6056,8 +5561,8 @@
       </w:tabs>
     </w:pPr>
   </w:style>
-  <w:style w:type="character" w:customStyle="1" w:styleId="HeaderChar">
-    <w:name w:val="Header Char"/>
+  <w:style w:type="character" w:customStyle="1" w:styleId="KoptekstChar">
+    <w:name w:val="Koptekst Char"/>
     <w:basedOn w:val="Standaardalinea-lettertype"/>
     <w:link w:val="Koptekst"/>
     <w:uiPriority w:val="99"/>
@@ -6077,7 +5582,7 @@
   <w:style w:type="paragraph" w:styleId="Ballontekst">
     <w:name w:val="Balloon Text"/>
     <w:basedOn w:val="Standaard"/>
-    <w:link w:val="BalloonTextChar"/>
+    <w:link w:val="BallontekstChar"/>
     <w:uiPriority w:val="99"/>
     <w:semiHidden/>
     <w:unhideWhenUsed/>
@@ -6088,8 +5593,8 @@
       <w:szCs w:val="18"/>
     </w:rPr>
   </w:style>
-  <w:style w:type="character" w:customStyle="1" w:styleId="BalloonTextChar">
-    <w:name w:val="Balloon Text Char"/>
+  <w:style w:type="character" w:customStyle="1" w:styleId="BallontekstChar">
+    <w:name w:val="Ballontekst Char"/>
     <w:basedOn w:val="Standaardalinea-lettertype"/>
     <w:link w:val="Ballontekst"/>
     <w:uiPriority w:val="99"/>
@@ -6116,14 +5621,14 @@
   <w:style w:type="paragraph" w:styleId="Tekstopmerking">
     <w:name w:val="annotation text"/>
     <w:basedOn w:val="Standaard"/>
-    <w:link w:val="CommentTextChar"/>
+    <w:link w:val="TekstopmerkingChar"/>
     <w:uiPriority w:val="99"/>
     <w:semiHidden/>
     <w:unhideWhenUsed/>
     <w:rsid w:val="00622E65"/>
   </w:style>
-  <w:style w:type="character" w:customStyle="1" w:styleId="CommentTextChar">
-    <w:name w:val="Comment Text Char"/>
+  <w:style w:type="character" w:customStyle="1" w:styleId="TekstopmerkingChar">
+    <w:name w:val="Tekst opmerking Char"/>
     <w:basedOn w:val="Standaardalinea-lettertype"/>
     <w:link w:val="Tekstopmerking"/>
     <w:uiPriority w:val="99"/>
@@ -6137,7 +5642,7 @@
     <w:name w:val="annotation subject"/>
     <w:basedOn w:val="Tekstopmerking"/>
     <w:next w:val="Tekstopmerking"/>
-    <w:link w:val="CommentSubjectChar"/>
+    <w:link w:val="OnderwerpvanopmerkingChar"/>
     <w:uiPriority w:val="99"/>
     <w:semiHidden/>
     <w:unhideWhenUsed/>
@@ -6149,9 +5654,9 @@
       <w:szCs w:val="20"/>
     </w:rPr>
   </w:style>
-  <w:style w:type="character" w:customStyle="1" w:styleId="CommentSubjectChar">
-    <w:name w:val="Comment Subject Char"/>
-    <w:basedOn w:val="CommentTextChar"/>
+  <w:style w:type="character" w:customStyle="1" w:styleId="OnderwerpvanopmerkingChar">
+    <w:name w:val="Onderwerp van opmerking Char"/>
+    <w:basedOn w:val="TekstopmerkingChar"/>
     <w:link w:val="Onderwerpvanopmerking"/>
     <w:uiPriority w:val="99"/>
     <w:semiHidden/>
